--- a/docs/deliverables/out/Drop-2_Independent/BRD-07_Claims/BIBS_TestPlan_BRD-07_Claims_Summary_v1.0.docx
+++ b/docs/deliverables/out/Drop-2_Independent/BRD-07_Claims/BIBS_TestPlan_BRD-07_Claims_Summary_v1.0.docx
@@ -836,7 +836,7 @@
               <w:rPr>
                 <w:sz w:val="18"/>
               </w:rPr>
-              <w:t>Internal draft from FRS BRD-7 v1.0 and the Claims build design</w:t>
+              <w:t>Internal draft from FRS BRD-7 v1.0</w:t>
             </w:r>
           </w:p>
         </w:tc>
@@ -1792,7 +1792,7 @@
               <w:rPr>
                 <w:sz w:val="18"/>
               </w:rPr>
-              <w:t>System test, defect fixing, UAT support</w:t>
+              <w:t>System test, issue resolution, UAT support</w:t>
             </w:r>
           </w:p>
         </w:tc>
@@ -2014,7 +2014,7 @@
           <w:t xml:space="preserve">	</w:t>
         </w:r>
         <w:r>
-          <w:t xml:space="preserve">7</w:t>
+          <w:t xml:space="preserve">6</w:t>
         </w:r>
       </w:hyperlink>
     </w:p>
@@ -2078,7 +2078,7 @@
           <w:t xml:space="preserve">	</w:t>
         </w:r>
         <w:r>
-          <w:t xml:space="preserve">8</w:t>
+          <w:t xml:space="preserve">7</w:t>
         </w:r>
       </w:hyperlink>
     </w:p>
@@ -2088,13 +2088,13 @@
       </w:pPr>
       <w:hyperlink w:anchor="_Toc000117" w:history="1">
         <w:r>
-          <w:t xml:space="preserve">6 Defect management</w:t>
+          <w:t xml:space="preserve">6 Issue management</w:t>
         </w:r>
         <w:r>
           <w:t xml:space="preserve">	</w:t>
         </w:r>
         <w:r>
-          <w:t xml:space="preserve">9</w:t>
+          <w:t xml:space="preserve">8</w:t>
         </w:r>
       </w:hyperlink>
     </w:p>
@@ -2110,7 +2110,7 @@
           <w:t xml:space="preserve">	</w:t>
         </w:r>
         <w:r>
-          <w:t xml:space="preserve">9</w:t>
+          <w:t xml:space="preserve">8</w:t>
         </w:r>
       </w:hyperlink>
     </w:p>
@@ -2190,7 +2190,7 @@
           <w:t xml:space="preserve">	</w:t>
         </w:r>
         <w:r>
-          <w:t xml:space="preserve">12</w:t>
+          <w:t xml:space="preserve">11</w:t>
         </w:r>
       </w:hyperlink>
     </w:p>
@@ -2206,7 +2206,7 @@
           <w:t xml:space="preserve">	</w:t>
         </w:r>
         <w:r>
-          <w:t xml:space="preserve">13</w:t>
+          <w:t xml:space="preserve">12</w:t>
         </w:r>
       </w:hyperlink>
     </w:p>
@@ -2222,23 +2222,23 @@
           <w:t xml:space="preserve">	</w:t>
         </w:r>
         <w:r>
-          <w:t xml:space="preserve">13</w:t>
+          <w:t xml:space="preserve">12</w:t>
         </w:r>
       </w:hyperlink>
     </w:p>
     <w:p>
       <w:pPr>
-        <w:pStyle w:val="toc2"/>
+        <w:pStyle w:val="toc1"/>
       </w:pPr>
       <w:hyperlink w:anchor="_Toc000126" w:history="1">
         <w:r>
-          <w:t xml:space="preserve">7.6 Automated tests</w:t>
+          <w:t xml:space="preserve">8 Risks</w:t>
         </w:r>
         <w:r>
           <w:t xml:space="preserve">	</w:t>
         </w:r>
         <w:r>
-          <w:t xml:space="preserve">14</w:t>
+          <w:t xml:space="preserve">13</w:t>
         </w:r>
       </w:hyperlink>
     </w:p>
@@ -2248,45 +2248,13 @@
       </w:pPr>
       <w:hyperlink w:anchor="_Toc000127" w:history="1">
         <w:r>
-          <w:t xml:space="preserve">8 Risks</w:t>
+          <w:t xml:space="preserve">9 Sign-off</w:t>
         </w:r>
         <w:r>
           <w:t xml:space="preserve">	</w:t>
         </w:r>
         <w:r>
-          <w:t xml:space="preserve">14</w:t>
-        </w:r>
-      </w:hyperlink>
-    </w:p>
-    <w:p>
-      <w:pPr>
-        <w:pStyle w:val="toc1"/>
-      </w:pPr>
-      <w:hyperlink w:anchor="_Toc000128" w:history="1">
-        <w:r>
-          <w:t xml:space="preserve">9 FRS findings</w:t>
-        </w:r>
-        <w:r>
-          <w:t xml:space="preserve">	</w:t>
-        </w:r>
-        <w:r>
-          <w:t xml:space="preserve">14</w:t>
-        </w:r>
-      </w:hyperlink>
-    </w:p>
-    <w:p>
-      <w:pPr>
-        <w:pStyle w:val="toc1"/>
-      </w:pPr>
-      <w:hyperlink w:anchor="_Toc000129" w:history="1">
-        <w:r>
-          <w:t xml:space="preserve">10 Sign-off</w:t>
-        </w:r>
-        <w:r>
-          <w:t xml:space="preserve">	</w:t>
-        </w:r>
-        <w:r>
-          <w:t xml:space="preserve">16</w:t>
+          <w:t xml:space="preserve">15</w:t>
         </w:r>
       </w:hyperlink>
       <w:r>
@@ -2340,17 +2308,7 @@
     <w:p>
       <w:r>
         <w:rPr/>
-        <w:t xml:space="preserve">Every case traces to a functional requirement (FR) of FRS BRD-7 v1.0 and to the BRD requirement IDs (BRCLM.001-043, the NFR items and the process and report pages) that the FR meets. The Claims module is </w:t>
-      </w:r>
-      <w:r>
-        <w:rPr>
-          <w:b/>
-        </w:rPr>
-        <w:t>designed and not yet built</w:t>
-      </w:r>
-      <w:r>
-        <w:rPr/>
-        <w:t>. The expected results therefore quote the message texts of the FRS without codes, the screen paths are those of the build design, and no case names an automated test yet. Where a Claims check reuses a message that the platform already shows (log-in, report parameters, e-mail address), the case quotes the text BIBS shows today and a finding records the difference from the FRS (section 9).</w:t>
+        <w:t>Every case traces to a functional requirement (FR) of FRS BRD-7 v1.0 and to the BRD requirement IDs (BRCLM.001-043, the NFR items and the process and report pages) that the FR meets. The expected results quote the message texts of the FRS, and the screen paths are those of the FRS. Where a Claims check reuses a message that the platform already shows (log-in, report parameters, e-mail address), the case quotes the text BIBS shows on that screen.</w:t>
       </w:r>
     </w:p>
     <w:p>
@@ -2891,21 +2849,7 @@
               <w:rPr>
                 <w:sz w:val="18"/>
               </w:rPr>
-              <w:t>Claims BRD pack: Workshop addendum, renumbering addendum and Motor and Non-Motor Claims Logging BRD (</w:t>
-            </w:r>
-            <w:r>
-              <w:rPr>
-                <w:rFonts w:ascii="Courier New" w:hAnsi="Courier New" w:cs="Courier New" w:eastAsia="Courier New"/>
-                <w:color w:val="2E2E2E"/>
-                <w:sz w:val="16"/>
-              </w:rPr>
-              <w:t>docs/source-documents/Claims (CLM).PDF</w:t>
-            </w:r>
-            <w:r>
-              <w:rPr>
-                <w:sz w:val="18"/>
-              </w:rPr>
-              <w:t>)</w:t>
+              <w:t>Claims BRD pack: Workshop addendum, renumbering addendum and Motor and Non-Motor Claims Logging BRD</w:t>
             </w:r>
           </w:p>
         </w:tc>
@@ -3041,7 +2985,7 @@
               <w:rPr>
                 <w:sz w:val="18"/>
               </w:rPr>
-              <w:t>R4</w:t>
+              <w:t>R5</w:t>
             </w:r>
           </w:p>
         </w:tc>
@@ -3064,44 +3008,30 @@
               <w:rPr>
                 <w:sz w:val="18"/>
               </w:rPr>
-              <w:t>Claims build design (</w:t>
-            </w:r>
-            <w:r>
-              <w:rPr>
-                <w:rFonts w:ascii="Courier New" w:hAnsi="Courier New" w:cs="Courier New" w:eastAsia="Courier New"/>
-                <w:color w:val="2E2E2E"/>
-                <w:sz w:val="16"/>
-              </w:rPr>
-              <w:t>docs/architecture/CLAIMS_BROKING_DESIGN.md</w:t>
-            </w:r>
+              <w:t>BDOI Report List as of 27-Apr-2026 (Claims reports)</w:t>
+            </w:r>
+          </w:p>
+        </w:tc>
+        <w:tc>
+          <w:tcPr>
+            <w:tcW w:type="dxa" w:w="2992"/>
+            <w:tcMar>
+              <w:top w:w="50" w:type="dxa"/>
+              <w:bottom w:w="50" w:type="dxa"/>
+              <w:left w:w="90" w:type="dxa"/>
+              <w:right w:w="90" w:type="dxa"/>
+            </w:tcMar>
+            <w:shd w:val="clear" w:color="auto" w:fill="E5F5FF"/>
+          </w:tcPr>
+          <w:p>
+            <w:pPr>
+              <w:pStyle w:val="BDOITable"/>
+            </w:pPr>
             <w:r>
               <w:rPr>
                 <w:sz w:val="18"/>
               </w:rPr>
-              <w:t>)</w:t>
-            </w:r>
-          </w:p>
-        </w:tc>
-        <w:tc>
-          <w:tcPr>
-            <w:tcW w:type="dxa" w:w="2992"/>
-            <w:tcMar>
-              <w:top w:w="50" w:type="dxa"/>
-              <w:bottom w:w="50" w:type="dxa"/>
-              <w:left w:w="90" w:type="dxa"/>
-              <w:right w:w="90" w:type="dxa"/>
-            </w:tcMar>
-            <w:shd w:val="clear" w:color="auto" w:fill="E5F5FF"/>
-          </w:tcPr>
-          <w:p>
-            <w:pPr>
-              <w:pStyle w:val="BDOITable"/>
-            </w:pPr>
-            <w:r>
-              <w:rPr>
-                <w:sz w:val="18"/>
-              </w:rPr>
-              <w:t>proposal for review</w:t>
+              <w:t>27-Apr-2026</w:t>
             </w:r>
           </w:p>
         </w:tc>
@@ -3128,7 +3058,7 @@
               <w:rPr>
                 <w:sz w:val="18"/>
               </w:rPr>
-              <w:t>R5</w:t>
+              <w:t>R6</w:t>
             </w:r>
           </w:p>
         </w:tc>
@@ -3141,79 +3071,6 @@
               <w:left w:w="90" w:type="dxa"/>
               <w:right w:w="90" w:type="dxa"/>
             </w:tcMar>
-          </w:tcPr>
-          <w:p>
-            <w:pPr>
-              <w:pStyle w:val="BDOITable"/>
-            </w:pPr>
-            <w:r>
-              <w:rPr>
-                <w:sz w:val="18"/>
-              </w:rPr>
-              <w:t>BDOI Report List as of 27-Apr-2026 (Claims reports)</w:t>
-            </w:r>
-          </w:p>
-        </w:tc>
-        <w:tc>
-          <w:tcPr>
-            <w:tcW w:type="dxa" w:w="2992"/>
-            <w:tcMar>
-              <w:top w:w="50" w:type="dxa"/>
-              <w:bottom w:w="50" w:type="dxa"/>
-              <w:left w:w="90" w:type="dxa"/>
-              <w:right w:w="90" w:type="dxa"/>
-            </w:tcMar>
-          </w:tcPr>
-          <w:p>
-            <w:pPr>
-              <w:pStyle w:val="BDOITable"/>
-            </w:pPr>
-            <w:r>
-              <w:rPr>
-                <w:sz w:val="18"/>
-              </w:rPr>
-              <w:t>27-Apr-2026</w:t>
-            </w:r>
-          </w:p>
-        </w:tc>
-      </w:tr>
-      <w:tr>
-        <w:trPr>
-          <w:cantSplit w:val="true"/>
-        </w:trPr>
-        <w:tc>
-          <w:tcPr>
-            <w:tcW w:type="dxa" w:w="855"/>
-            <w:tcMar>
-              <w:top w:w="50" w:type="dxa"/>
-              <w:bottom w:w="50" w:type="dxa"/>
-              <w:left w:w="90" w:type="dxa"/>
-              <w:right w:w="90" w:type="dxa"/>
-            </w:tcMar>
-            <w:shd w:val="clear" w:color="auto" w:fill="E5F5FF"/>
-          </w:tcPr>
-          <w:p>
-            <w:pPr>
-              <w:pStyle w:val="BDOITable"/>
-            </w:pPr>
-            <w:r>
-              <w:rPr>
-                <w:sz w:val="18"/>
-              </w:rPr>
-              <w:t>R6</w:t>
-            </w:r>
-          </w:p>
-        </w:tc>
-        <w:tc>
-          <w:tcPr>
-            <w:tcW w:type="dxa" w:w="6126"/>
-            <w:tcMar>
-              <w:top w:w="50" w:type="dxa"/>
-              <w:bottom w:w="50" w:type="dxa"/>
-              <w:left w:w="90" w:type="dxa"/>
-              <w:right w:w="90" w:type="dxa"/>
-            </w:tcMar>
-            <w:shd w:val="clear" w:color="auto" w:fill="E5F5FF"/>
           </w:tcPr>
           <w:p>
             <w:pPr>
@@ -3250,7 +3107,6 @@
               <w:left w:w="90" w:type="dxa"/>
               <w:right w:w="90" w:type="dxa"/>
             </w:tcMar>
-            <w:shd w:val="clear" w:color="auto" w:fill="E5F5FF"/>
           </w:tcPr>
           <w:p>
             <w:pPr>
@@ -3467,7 +3323,7 @@
               <w:rPr>
                 <w:sz w:val="18"/>
               </w:rPr>
-              <w:t>Unit and integration (automated)</w:t>
+              <w:t>System test</w:t>
             </w:r>
           </w:p>
         </w:tc>
@@ -3489,7 +3345,7 @@
               <w:rPr>
                 <w:sz w:val="18"/>
               </w:rPr>
-              <w:t>Premium check, status matrix, phases, ages, settlement rules, permissions, uploads and reports of each FR, against a PostgreSQL database</w:t>
+              <w:t>Every case of the workbook, screen by screen, with the named data sets</w:t>
             </w:r>
           </w:p>
         </w:tc>
@@ -3511,7 +3367,7 @@
               <w:rPr>
                 <w:sz w:val="18"/>
               </w:rPr>
-              <w:t>iorta TechNXT developers</w:t>
+              <w:t>iorta TechNXT QA</w:t>
             </w:r>
           </w:p>
         </w:tc>
@@ -3533,35 +3389,7 @@
               <w:rPr>
                 <w:sz w:val="18"/>
               </w:rPr>
-              <w:t>Written with the build; every change in CI (</w:t>
-            </w:r>
-            <w:r>
-              <w:rPr>
-                <w:rFonts w:ascii="Courier New" w:hAnsi="Courier New" w:cs="Courier New" w:eastAsia="Courier New"/>
-                <w:color w:val="2E2E2E"/>
-                <w:sz w:val="16"/>
-              </w:rPr>
-              <w:t>mvn verify</w:t>
-            </w:r>
-            <w:r>
-              <w:rPr>
-                <w:sz w:val="18"/>
-              </w:rPr>
-              <w:t xml:space="preserve">, </w:t>
-            </w:r>
-            <w:r>
-              <w:rPr>
-                <w:rFonts w:ascii="Courier New" w:hAnsi="Courier New" w:cs="Courier New" w:eastAsia="Courier New"/>
-                <w:color w:val="2E2E2E"/>
-                <w:sz w:val="16"/>
-              </w:rPr>
-              <w:t>npm run verify</w:t>
-            </w:r>
-            <w:r>
-              <w:rPr>
-                <w:sz w:val="18"/>
-              </w:rPr>
-              <w:t>)</w:t>
+              <w:t>Before UAT, on the SIT environment</w:t>
             </w:r>
           </w:p>
         </w:tc>
@@ -3589,7 +3417,7 @@
               <w:rPr>
                 <w:sz w:val="18"/>
               </w:rPr>
-              <w:t>System test</w:t>
+              <w:t>Persona end-to-end</w:t>
             </w:r>
           </w:p>
         </w:tc>
@@ -3612,7 +3440,7 @@
               <w:rPr>
                 <w:sz w:val="18"/>
               </w:rPr>
-              <w:t>Every case of the workbook, screen by screen, with the named data sets</w:t>
+              <w:t>The eight scenarios run from start to finish by the persona that owns each step, with notifications and e-mails checked</w:t>
             </w:r>
           </w:p>
         </w:tc>
@@ -3635,7 +3463,7 @@
               <w:rPr>
                 <w:sz w:val="18"/>
               </w:rPr>
-              <w:t>iorta TechNXT QA</w:t>
+              <w:t>iorta TechNXT QA with the BDOI department testers</w:t>
             </w:r>
           </w:p>
         </w:tc>
@@ -3658,7 +3486,7 @@
               <w:rPr>
                 <w:sz w:val="18"/>
               </w:rPr>
-              <w:t>Before UAT, on the SIT environment</w:t>
+              <w:t>After the system test passes</w:t>
             </w:r>
           </w:p>
         </w:tc>
@@ -3685,7 +3513,7 @@
               <w:rPr>
                 <w:sz w:val="18"/>
               </w:rPr>
-              <w:t>Persona end-to-end</w:t>
+              <w:t>User acceptance test (UAT)</w:t>
             </w:r>
           </w:p>
         </w:tc>
@@ -3707,7 +3535,7 @@
               <w:rPr>
                 <w:sz w:val="18"/>
               </w:rPr>
-              <w:t>The eight scenarios run from start to finish by the persona that owns each step, with notifications and e-mails checked</w:t>
+              <w:t>The scenarios and the High-priority cases, run by BDOI testers on masked production-like data</w:t>
             </w:r>
           </w:p>
         </w:tc>
@@ -3729,7 +3557,7 @@
               <w:rPr>
                 <w:sz w:val="18"/>
               </w:rPr>
-              <w:t>iorta TechNXT QA with the BDOI department testers</w:t>
+              <w:t>BDOI Claims, Marketing and Remittance testers</w:t>
             </w:r>
           </w:p>
         </w:tc>
@@ -3742,103 +3570,6 @@
               <w:left w:w="90" w:type="dxa"/>
               <w:right w:w="90" w:type="dxa"/>
             </w:tcMar>
-          </w:tcPr>
-          <w:p>
-            <w:pPr>
-              <w:pStyle w:val="BDOITable"/>
-            </w:pPr>
-            <w:r>
-              <w:rPr>
-                <w:sz w:val="18"/>
-              </w:rPr>
-              <w:t>After the system test passes</w:t>
-            </w:r>
-          </w:p>
-        </w:tc>
-      </w:tr>
-      <w:tr>
-        <w:trPr>
-          <w:cantSplit w:val="true"/>
-        </w:trPr>
-        <w:tc>
-          <w:tcPr>
-            <w:tcW w:type="dxa" w:w="1922"/>
-            <w:tcMar>
-              <w:top w:w="50" w:type="dxa"/>
-              <w:bottom w:w="50" w:type="dxa"/>
-              <w:left w:w="90" w:type="dxa"/>
-              <w:right w:w="90" w:type="dxa"/>
-            </w:tcMar>
-            <w:shd w:val="clear" w:color="auto" w:fill="E5F5FF"/>
-          </w:tcPr>
-          <w:p>
-            <w:pPr>
-              <w:pStyle w:val="BDOITable"/>
-            </w:pPr>
-            <w:r>
-              <w:rPr>
-                <w:sz w:val="18"/>
-              </w:rPr>
-              <w:t>User acceptance test (UAT)</w:t>
-            </w:r>
-          </w:p>
-        </w:tc>
-        <w:tc>
-          <w:tcPr>
-            <w:tcW w:type="dxa" w:w="3724"/>
-            <w:tcMar>
-              <w:top w:w="50" w:type="dxa"/>
-              <w:bottom w:w="50" w:type="dxa"/>
-              <w:left w:w="90" w:type="dxa"/>
-              <w:right w:w="90" w:type="dxa"/>
-            </w:tcMar>
-            <w:shd w:val="clear" w:color="auto" w:fill="E5F5FF"/>
-          </w:tcPr>
-          <w:p>
-            <w:pPr>
-              <w:pStyle w:val="BDOITable"/>
-            </w:pPr>
-            <w:r>
-              <w:rPr>
-                <w:sz w:val="18"/>
-              </w:rPr>
-              <w:t>The scenarios and the High-priority cases, run by BDOI testers on masked production-like data</w:t>
-            </w:r>
-          </w:p>
-        </w:tc>
-        <w:tc>
-          <w:tcPr>
-            <w:tcW w:type="dxa" w:w="2163"/>
-            <w:tcMar>
-              <w:top w:w="50" w:type="dxa"/>
-              <w:bottom w:w="50" w:type="dxa"/>
-              <w:left w:w="90" w:type="dxa"/>
-              <w:right w:w="90" w:type="dxa"/>
-            </w:tcMar>
-            <w:shd w:val="clear" w:color="auto" w:fill="E5F5FF"/>
-          </w:tcPr>
-          <w:p>
-            <w:pPr>
-              <w:pStyle w:val="BDOITable"/>
-            </w:pPr>
-            <w:r>
-              <w:rPr>
-                <w:sz w:val="18"/>
-              </w:rPr>
-              <w:t>BDOI Claims, Marketing and Remittance testers</w:t>
-            </w:r>
-          </w:p>
-        </w:tc>
-        <w:tc>
-          <w:tcPr>
-            <w:tcW w:type="dxa" w:w="2163"/>
-            <w:tcMar>
-              <w:top w:w="50" w:type="dxa"/>
-              <w:bottom w:w="50" w:type="dxa"/>
-              <w:left w:w="90" w:type="dxa"/>
-              <w:right w:w="90" w:type="dxa"/>
-            </w:tcMar>
-            <w:shd w:val="clear" w:color="auto" w:fill="E5F5FF"/>
           </w:tcPr>
           <w:p>
             <w:pPr>
@@ -3858,12 +3589,6 @@
       <w:pPr>
         <w:pStyle w:val="BDOISpacer"/>
       </w:pPr>
-    </w:p>
-    <w:p>
-      <w:r>
-        <w:rPr/>
-        <w:t>The automation reference column is blank in this version. When the module is built, the developers name the integration test that asserts each case; a case with an automation reference is still run on the screen once per cycle.</w:t>
-      </w:r>
     </w:p>
     <w:p>
       <w:pPr>
@@ -4496,7 +4221,7 @@
     <w:p>
       <w:r>
         <w:rPr/>
-        <w:t>The workbook has a README sheet that explains every column. Case IDs carry their condition: TC-CM-045.2-01 is the first case of condition 2 of FR-CM-045. Status starts as Not run; testers fill Status, Actual result, Tester, Date and Defect ID.</w:t>
+        <w:t>The workbook has a README sheet that explains every column. Case IDs carry their condition: TC-CM-045.2-01 is the first case of condition 2 of FR-CM-045. Status starts as Not run; testers fill Status, Actual result, Tester, Date and Issue ID.</w:t>
       </w:r>
     </w:p>
     <w:p>
@@ -4663,7 +4388,7 @@
               <w:rPr>
                 <w:sz w:val="18"/>
               </w:rPr>
-              <w:t>The Claims module is deployed on SIT with its jobs (follow-up due, premium re-check, ageing alerts) and the feed CLAIMS_SPECIAL_REMIT; CI is green on the deployed commit; the data sets of section 4.2 are loaded; the insurer test mailboxes receive mail; the developers have added the automation references.</w:t>
+              <w:t>The Claims module is deployed on SIT with its jobs (follow-up due, premium re-check, ageing alerts) and the feed CLAIMS_SPECIAL_REMIT; the data sets of section 4.2 are loaded; the insurer test mailboxes receive mail.</w:t>
             </w:r>
           </w:p>
         </w:tc>
@@ -4714,7 +4439,7 @@
               <w:rPr>
                 <w:sz w:val="18"/>
               </w:rPr>
-              <w:t>All High-priority system test cases are run; no open Critical defect; notifications and the e-mail relay work on SIT; the Remittance screen of BRD-2 reads the feed.</w:t>
+              <w:t>All High-priority system test cases are run; no open Critical issue; notifications and the e-mail relay work on SIT; the Remittance screen of BRD-2 reads the feed.</w:t>
             </w:r>
           </w:p>
         </w:tc>
@@ -4924,7 +4649,7 @@
               <w:rPr>
                 <w:sz w:val="18"/>
               </w:rPr>
-              <w:t>100 % of cases run; 100 % of High-priority cases passed; no open Critical or High defect; open Medium and Low defects have an agreed fix date.</w:t>
+              <w:t>100 % of cases run; 100 % of High-priority cases passed; no open Critical or High issue; open Medium and Low issues have an agreed fix date.</w:t>
             </w:r>
           </w:p>
         </w:tc>
@@ -5024,7 +4749,7 @@
               <w:rPr>
                 <w:sz w:val="18"/>
               </w:rPr>
-              <w:t>All scenarios and High-priority cases passed or accepted by the BDOI process owner; no open Critical or High defect; open defects listed with an agreed plan in the UAT sign-off; the sign-off of section 10 is signed.</w:t>
+              <w:t>All scenarios and High-priority cases passed or accepted by the BDOI process owner; no open Critical or High issue; open issues listed with an agreed plan in the UAT sign-off; the sign-off of section 9 is signed.</w:t>
             </w:r>
           </w:p>
         </w:tc>
@@ -5044,7 +4769,7 @@
       </w:r>
       <w:r>
         <w:rPr/>
-        <w:t xml:space="preserve"> Testing of a scenario stops when a Critical defect blocks it, when the environment is down for more than half a day, or when the test data is corrupted. It resumes after the fix is deployed and the blocked cases are re-run from their first step.</w:t>
+        <w:t xml:space="preserve"> Testing of a scenario stops when a Critical issue blocks it, when the environment is down for more than half a day, or when the test data is corrupted. It resumes after the fix is deployed and the blocked cases are re-run from their first step.</w:t>
       </w:r>
     </w:p>
     <w:p>
@@ -5216,7 +4941,7 @@
               <w:rPr>
                 <w:sz w:val="18"/>
               </w:rPr>
-              <w:t>CI</w:t>
+              <w:t>SIT</w:t>
             </w:r>
           </w:p>
         </w:tc>
@@ -5238,7 +4963,7 @@
               <w:rPr>
                 <w:sz w:val="18"/>
               </w:rPr>
-              <w:t>Automated unit and integration tests on every change</w:t>
+              <w:t>System test and persona end-to-end runs by iorta TechNXT QA</w:t>
             </w:r>
           </w:p>
         </w:tc>
@@ -5260,7 +4985,7 @@
               <w:rPr>
                 <w:sz w:val="18"/>
               </w:rPr>
-              <w:t>Created by each test; PostgreSQL in a container</w:t>
+              <w:t>Data sets of section 4.2 on covers booked through BRD-1; insurer test mailboxes</w:t>
             </w:r>
           </w:p>
         </w:tc>
@@ -5288,7 +5013,7 @@
               <w:rPr>
                 <w:sz w:val="18"/>
               </w:rPr>
-              <w:t>SIT</w:t>
+              <w:t>UAT</w:t>
             </w:r>
           </w:p>
         </w:tc>
@@ -5311,7 +5036,7 @@
               <w:rPr>
                 <w:sz w:val="18"/>
               </w:rPr>
-              <w:t>System test and persona end-to-end runs by iorta TechNXT QA</w:t>
+              <w:t>Acceptance by BDOI testers</w:t>
             </w:r>
           </w:p>
         </w:tc>
@@ -5325,77 +5050,6 @@
               <w:right w:w="90" w:type="dxa"/>
             </w:tcMar>
             <w:shd w:val="clear" w:color="auto" w:fill="E5F5FF"/>
-          </w:tcPr>
-          <w:p>
-            <w:pPr>
-              <w:pStyle w:val="BDOITable"/>
-            </w:pPr>
-            <w:r>
-              <w:rPr>
-                <w:sz w:val="18"/>
-              </w:rPr>
-              <w:t>Data sets of section 4.2 on covers booked through BRD-1; insurer test mailboxes</w:t>
-            </w:r>
-          </w:p>
-        </w:tc>
-      </w:tr>
-      <w:tr>
-        <w:trPr>
-          <w:cantSplit w:val="true"/>
-        </w:trPr>
-        <w:tc>
-          <w:tcPr>
-            <w:tcW w:type="dxa" w:w="1800"/>
-            <w:tcMar>
-              <w:top w:w="50" w:type="dxa"/>
-              <w:bottom w:w="50" w:type="dxa"/>
-              <w:left w:w="90" w:type="dxa"/>
-              <w:right w:w="90" w:type="dxa"/>
-            </w:tcMar>
-          </w:tcPr>
-          <w:p>
-            <w:pPr>
-              <w:pStyle w:val="BDOITable"/>
-            </w:pPr>
-            <w:r>
-              <w:rPr>
-                <w:sz w:val="18"/>
-              </w:rPr>
-              <w:t>UAT</w:t>
-            </w:r>
-          </w:p>
-        </w:tc>
-        <w:tc>
-          <w:tcPr>
-            <w:tcW w:type="dxa" w:w="4432"/>
-            <w:tcMar>
-              <w:top w:w="50" w:type="dxa"/>
-              <w:bottom w:w="50" w:type="dxa"/>
-              <w:left w:w="90" w:type="dxa"/>
-              <w:right w:w="90" w:type="dxa"/>
-            </w:tcMar>
-          </w:tcPr>
-          <w:p>
-            <w:pPr>
-              <w:pStyle w:val="BDOITable"/>
-            </w:pPr>
-            <w:r>
-              <w:rPr>
-                <w:sz w:val="18"/>
-              </w:rPr>
-              <w:t>Acceptance by BDOI testers</w:t>
-            </w:r>
-          </w:p>
-        </w:tc>
-        <w:tc>
-          <w:tcPr>
-            <w:tcW w:type="dxa" w:w="3739"/>
-            <w:tcMar>
-              <w:top w:w="50" w:type="dxa"/>
-              <w:bottom w:w="50" w:type="dxa"/>
-              <w:left w:w="90" w:type="dxa"/>
-              <w:right w:w="90" w:type="dxa"/>
-            </w:tcMar>
           </w:tcPr>
           <w:p>
             <w:pPr>
@@ -5436,7 +5090,7 @@
     <w:p>
       <w:r>
         <w:rPr/>
-        <w:t>Claims is not built, so no seed provides the data yet. The test lead prepares each set on SIT as its source column says; the ageing sets need reported dates in the past, which the test lead sets in the test database. When the module is built, the sets become a seed data.</w:t>
+        <w:t>The test lead prepares each set on SIT as its source column says; the ageing sets need reported dates in the past, which the test lead sets in the test database.</w:t>
       </w:r>
     </w:p>
     <w:p>
@@ -5991,7 +5645,7 @@
               <w:rPr>
                 <w:sz w:val="17"/>
               </w:rPr>
-              <w:t>Delivered list values of FRS section 9.2; register keyed in by cl.uh1</w:t>
+              <w:t>Seed data (list values of FRS section 9.2); register keyed in by cl.uh1</w:t>
             </w:r>
           </w:p>
         </w:tc>
@@ -6420,7 +6074,7 @@
               <w:rPr>
                 <w:sz w:val="18"/>
               </w:rPr>
-              <w:t>Owns this plan and the workbook; prepares environments and data; runs the daily defect triage; reports progress</w:t>
+              <w:t>Owns this plan and the workbook; prepares environments and data; runs the daily issue triage; reports progress</w:t>
             </w:r>
           </w:p>
         </w:tc>
@@ -6494,7 +6148,7 @@
               <w:rPr>
                 <w:sz w:val="18"/>
               </w:rPr>
-              <w:t>Run the system test and the persona end-to-end scenarios; raise defects with evidence</w:t>
+              <w:t>Run the system test and the persona end-to-end scenarios; raise issues with evidence</w:t>
             </w:r>
           </w:p>
         </w:tc>
@@ -6565,7 +6219,7 @@
               <w:rPr>
                 <w:sz w:val="18"/>
               </w:rPr>
-              <w:t>Write and keep the automated tests green; add the automation references; fix defects</w:t>
+              <w:t>Resolve issues; support triage</w:t>
             </w:r>
           </w:p>
         </w:tc>
@@ -6639,7 +6293,7 @@
               <w:rPr>
                 <w:sz w:val="18"/>
               </w:rPr>
-              <w:t>Run the UAT scenarios of their department; confirm the expected results; raise defects</w:t>
+              <w:t>Run the UAT scenarios of their department; confirm the expected results; raise issues</w:t>
             </w:r>
           </w:p>
         </w:tc>
@@ -6710,7 +6364,7 @@
               <w:rPr>
                 <w:sz w:val="18"/>
               </w:rPr>
-              <w:t>Decides on disputed expected results and accepted defects; signs off UAT</w:t>
+              <w:t>Decides on disputed expected results and accepted issues; signs off UAT</w:t>
             </w:r>
           </w:p>
         </w:tc>
@@ -7735,7 +7389,7 @@
       <w:bookmarkStart w:id="117" w:name="_Toc000117"/>
       <w:r>
         <w:rPr/>
-        <w:t>6 Defect management</w:t>
+        <w:t>6 Issue management</w:t>
       </w:r>
       <w:bookmarkEnd w:id="117"/>
     </w:p>
@@ -7765,7 +7419,7 @@
       </w:r>
       <w:r>
         <w:rPr/>
-        <w:t>Defect severity</w:t>
+        <w:t>Issue severity</w:t>
       </w:r>
     </w:p>
     <w:tbl>
@@ -8196,7 +7850,7 @@
       </w:r>
       <w:r>
         <w:rPr/>
-        <w:t>Testers raise a defect for each failed case, with the case ID, steps, actual result, screenshot and the claim number.</w:t>
+        <w:t>Testers raise an issue for each failed case, with the case ID, steps, actual result, screenshot and the claim number.</w:t>
       </w:r>
     </w:p>
     <w:p>
@@ -8216,7 +7870,7 @@
       </w:r>
       <w:r>
         <w:rPr/>
-        <w:t>The test lead triages new defects daily with the development lead and, during UAT, the BDOI process owner. A disputed expected result goes to the BDOI process owner; an FRS change goes to the FRS owner (section 9).</w:t>
+        <w:t>The test lead triages new issues daily with the development lead and, during UAT, the BDOI process owner. A disputed expected result goes to the BDOI process owner; an FRS change goes to the FRS owner, who records it in the clarifications chapter of the FRS.</w:t>
       </w:r>
     </w:p>
     <w:p>
@@ -8256,7 +7910,7 @@
       </w:r>
       <w:r>
         <w:rPr/>
-        <w:t>A fixed defect is retested with its case and the cases of the same condition; the automated tests of the FR must also pass.</w:t>
+        <w:t>A resolved issue is retested with its case and the cases of the same condition.</w:t>
       </w:r>
     </w:p>
     <w:p>
@@ -9051,7 +8705,7 @@
               <w:rPr>
                 <w:sz w:val="18"/>
               </w:rPr>
-              <w:t>Test cases with an automation reference</w:t>
+              <w:t>Roles-and-access checks (action x role)</w:t>
             </w:r>
           </w:p>
         </w:tc>
@@ -9074,7 +8728,7 @@
               <w:rPr>
                 <w:sz w:val="18"/>
               </w:rPr>
-              <w:t>0</w:t>
+              <w:t>85</w:t>
             </w:r>
           </w:p>
         </w:tc>
@@ -9101,7 +8755,7 @@
               <w:rPr>
                 <w:sz w:val="18"/>
               </w:rPr>
-              <w:t>Roles-and-access checks (action x role)</w:t>
+              <w:t>Named test data sets</w:t>
             </w:r>
           </w:p>
         </w:tc>
@@ -9114,57 +8768,6 @@
               <w:left w:w="90" w:type="dxa"/>
               <w:right w:w="90" w:type="dxa"/>
             </w:tcMar>
-          </w:tcPr>
-          <w:p>
-            <w:pPr>
-              <w:pStyle w:val="BDOITable"/>
-            </w:pPr>
-            <w:r>
-              <w:rPr>
-                <w:sz w:val="18"/>
-              </w:rPr>
-              <w:t>85</w:t>
-            </w:r>
-          </w:p>
-        </w:tc>
-      </w:tr>
-      <w:tr>
-        <w:trPr>
-          <w:cantSplit w:val="true"/>
-        </w:trPr>
-        <w:tc>
-          <w:tcPr>
-            <w:tcW w:type="dxa" w:w="6648"/>
-            <w:tcMar>
-              <w:top w:w="50" w:type="dxa"/>
-              <w:bottom w:w="50" w:type="dxa"/>
-              <w:left w:w="90" w:type="dxa"/>
-              <w:right w:w="90" w:type="dxa"/>
-            </w:tcMar>
-            <w:shd w:val="clear" w:color="auto" w:fill="E5F5FF"/>
-          </w:tcPr>
-          <w:p>
-            <w:pPr>
-              <w:pStyle w:val="BDOITable"/>
-            </w:pPr>
-            <w:r>
-              <w:rPr>
-                <w:sz w:val="18"/>
-              </w:rPr>
-              <w:t>Named test data sets</w:t>
-            </w:r>
-          </w:p>
-        </w:tc>
-        <w:tc>
-          <w:tcPr>
-            <w:tcW w:type="dxa" w:w="3324"/>
-            <w:tcMar>
-              <w:top w:w="50" w:type="dxa"/>
-              <w:bottom w:w="50" w:type="dxa"/>
-              <w:left w:w="90" w:type="dxa"/>
-              <w:right w:w="90" w:type="dxa"/>
-            </w:tcMar>
-            <w:shd w:val="clear" w:color="auto" w:fill="E5F5FF"/>
           </w:tcPr>
           <w:p>
             <w:pPr>
@@ -9188,7 +8791,7 @@
     <w:p>
       <w:r>
         <w:rPr/>
-        <w:t>Every FR has at least one positive and one negative case, and every BRD ID is covered. The builder of the workbook checks this each time the plan is built and refuses to produce a plan with a gap.</w:t>
+        <w:t>Every FR has at least one positive and one negative case, and every BRD ID is covered. The coverage is checked each time the workbook is issued, and a plan with a gap is not issued.</w:t>
       </w:r>
     </w:p>
     <w:p>
@@ -9236,14 +8839,13 @@
         <w:tblLayout w:type="fixed"/>
       </w:tblPr>
       <w:tblGrid>
-        <w:gridCol w:w="1188"/>
-        <w:gridCol w:w="3307"/>
-        <w:gridCol w:w="1653"/>
-        <w:gridCol w:w="775"/>
-        <w:gridCol w:w="775"/>
-        <w:gridCol w:w="775"/>
-        <w:gridCol w:w="671"/>
-        <w:gridCol w:w="826"/>
+        <w:gridCol w:w="1182"/>
+        <w:gridCol w:w="3804"/>
+        <w:gridCol w:w="1953"/>
+        <w:gridCol w:w="771"/>
+        <w:gridCol w:w="771"/>
+        <w:gridCol w:w="771"/>
+        <w:gridCol w:w="719"/>
       </w:tblGrid>
       <w:tr>
         <w:trPr>
@@ -9252,7 +8854,7 @@
         </w:trPr>
         <w:tc>
           <w:tcPr>
-            <w:tcW w:type="dxa" w:w="1188"/>
+            <w:tcW w:type="dxa" w:w="1182"/>
             <w:shd w:val="clear" w:color="auto" w:fill="004EA8"/>
             <w:tcMar>
               <w:top w:w="50" w:type="dxa"/>
@@ -9278,7 +8880,7 @@
         </w:tc>
         <w:tc>
           <w:tcPr>
-            <w:tcW w:type="dxa" w:w="3307"/>
+            <w:tcW w:type="dxa" w:w="3804"/>
             <w:shd w:val="clear" w:color="auto" w:fill="004EA8"/>
             <w:tcMar>
               <w:top w:w="50" w:type="dxa"/>
@@ -9304,7 +8906,7 @@
         </w:tc>
         <w:tc>
           <w:tcPr>
-            <w:tcW w:type="dxa" w:w="1653"/>
+            <w:tcW w:type="dxa" w:w="1953"/>
             <w:shd w:val="clear" w:color="auto" w:fill="004EA8"/>
             <w:tcMar>
               <w:top w:w="50" w:type="dxa"/>
@@ -9330,7 +8932,7 @@
         </w:tc>
         <w:tc>
           <w:tcPr>
-            <w:tcW w:type="dxa" w:w="775"/>
+            <w:tcW w:type="dxa" w:w="771"/>
             <w:shd w:val="clear" w:color="auto" w:fill="004EA8"/>
             <w:tcMar>
               <w:top w:w="50" w:type="dxa"/>
@@ -9356,7 +8958,7 @@
         </w:tc>
         <w:tc>
           <w:tcPr>
-            <w:tcW w:type="dxa" w:w="775"/>
+            <w:tcW w:type="dxa" w:w="771"/>
             <w:shd w:val="clear" w:color="auto" w:fill="004EA8"/>
             <w:tcMar>
               <w:top w:w="50" w:type="dxa"/>
@@ -9382,7 +8984,7 @@
         </w:tc>
         <w:tc>
           <w:tcPr>
-            <w:tcW w:type="dxa" w:w="775"/>
+            <w:tcW w:type="dxa" w:w="771"/>
             <w:shd w:val="clear" w:color="auto" w:fill="004EA8"/>
             <w:tcMar>
               <w:top w:w="50" w:type="dxa"/>
@@ -9408,7 +9010,7 @@
         </w:tc>
         <w:tc>
           <w:tcPr>
-            <w:tcW w:type="dxa" w:w="672"/>
+            <w:tcW w:type="dxa" w:w="720"/>
             <w:shd w:val="clear" w:color="auto" w:fill="004EA8"/>
             <w:tcMar>
               <w:top w:w="50" w:type="dxa"/>
@@ -9429,32 +9031,6 @@
                 <w:sz w:val="16"/>
               </w:rPr>
               <w:t>Total</w:t>
-            </w:r>
-          </w:p>
-        </w:tc>
-        <w:tc>
-          <w:tcPr>
-            <w:tcW w:type="dxa" w:w="827"/>
-            <w:shd w:val="clear" w:color="auto" w:fill="004EA8"/>
-            <w:tcMar>
-              <w:top w:w="50" w:type="dxa"/>
-              <w:bottom w:w="50" w:type="dxa"/>
-              <w:left w:w="90" w:type="dxa"/>
-              <w:right w:w="90" w:type="dxa"/>
-            </w:tcMar>
-            <w:vAlign w:val="center"/>
-          </w:tcPr>
-          <w:p>
-            <w:pPr>
-              <w:pStyle w:val="BDOITableHeader"/>
-            </w:pPr>
-            <w:r>
-              <w:rPr>
-                <w:b/>
-                <w:color w:val="FFFFFF"/>
-                <w:sz w:val="16"/>
-              </w:rPr>
-              <w:t>Auto.</w:t>
             </w:r>
           </w:p>
         </w:tc>
@@ -9465,7 +9041,7 @@
         </w:trPr>
         <w:tc>
           <w:tcPr>
-            <w:tcW w:type="dxa" w:w="1188"/>
+            <w:tcW w:type="dxa" w:w="1182"/>
             <w:tcMar>
               <w:top w:w="50" w:type="dxa"/>
               <w:bottom w:w="50" w:type="dxa"/>
@@ -9487,7 +9063,7 @@
         </w:tc>
         <w:tc>
           <w:tcPr>
-            <w:tcW w:type="dxa" w:w="3307"/>
+            <w:tcW w:type="dxa" w:w="3804"/>
             <w:tcMar>
               <w:top w:w="50" w:type="dxa"/>
               <w:bottom w:w="50" w:type="dxa"/>
@@ -9509,7 +9085,7 @@
         </w:tc>
         <w:tc>
           <w:tcPr>
-            <w:tcW w:type="dxa" w:w="1653"/>
+            <w:tcW w:type="dxa" w:w="1953"/>
             <w:tcMar>
               <w:top w:w="50" w:type="dxa"/>
               <w:bottom w:w="50" w:type="dxa"/>
@@ -9531,7 +9107,7 @@
         </w:tc>
         <w:tc>
           <w:tcPr>
-            <w:tcW w:type="dxa" w:w="775"/>
+            <w:tcW w:type="dxa" w:w="771"/>
             <w:tcMar>
               <w:top w:w="50" w:type="dxa"/>
               <w:bottom w:w="50" w:type="dxa"/>
@@ -9553,7 +9129,7 @@
         </w:tc>
         <w:tc>
           <w:tcPr>
-            <w:tcW w:type="dxa" w:w="775"/>
+            <w:tcW w:type="dxa" w:w="771"/>
             <w:tcMar>
               <w:top w:w="50" w:type="dxa"/>
               <w:bottom w:w="50" w:type="dxa"/>
@@ -9575,7 +9151,7 @@
         </w:tc>
         <w:tc>
           <w:tcPr>
-            <w:tcW w:type="dxa" w:w="775"/>
+            <w:tcW w:type="dxa" w:w="771"/>
             <w:tcMar>
               <w:top w:w="50" w:type="dxa"/>
               <w:bottom w:w="50" w:type="dxa"/>
@@ -9597,7 +9173,7 @@
         </w:tc>
         <w:tc>
           <w:tcPr>
-            <w:tcW w:type="dxa" w:w="672"/>
+            <w:tcW w:type="dxa" w:w="720"/>
             <w:tcMar>
               <w:top w:w="50" w:type="dxa"/>
               <w:bottom w:w="50" w:type="dxa"/>
@@ -9614,28 +9190,6 @@
                 <w:sz w:val="16"/>
               </w:rPr>
               <w:t>6</w:t>
-            </w:r>
-          </w:p>
-        </w:tc>
-        <w:tc>
-          <w:tcPr>
-            <w:tcW w:type="dxa" w:w="827"/>
-            <w:tcMar>
-              <w:top w:w="50" w:type="dxa"/>
-              <w:bottom w:w="50" w:type="dxa"/>
-              <w:left w:w="90" w:type="dxa"/>
-              <w:right w:w="90" w:type="dxa"/>
-            </w:tcMar>
-          </w:tcPr>
-          <w:p>
-            <w:pPr>
-              <w:pStyle w:val="BDOITable"/>
-            </w:pPr>
-            <w:r>
-              <w:rPr>
-                <w:sz w:val="16"/>
-              </w:rPr>
-              <w:t>0</w:t>
             </w:r>
           </w:p>
         </w:tc>
@@ -9646,7 +9200,7 @@
         </w:trPr>
         <w:tc>
           <w:tcPr>
-            <w:tcW w:type="dxa" w:w="1188"/>
+            <w:tcW w:type="dxa" w:w="1182"/>
             <w:tcMar>
               <w:top w:w="50" w:type="dxa"/>
               <w:bottom w:w="50" w:type="dxa"/>
@@ -9669,7 +9223,7 @@
         </w:tc>
         <w:tc>
           <w:tcPr>
-            <w:tcW w:type="dxa" w:w="3307"/>
+            <w:tcW w:type="dxa" w:w="3804"/>
             <w:tcMar>
               <w:top w:w="50" w:type="dxa"/>
               <w:bottom w:w="50" w:type="dxa"/>
@@ -9692,7 +9246,7 @@
         </w:tc>
         <w:tc>
           <w:tcPr>
-            <w:tcW w:type="dxa" w:w="1653"/>
+            <w:tcW w:type="dxa" w:w="1953"/>
             <w:tcMar>
               <w:top w:w="50" w:type="dxa"/>
               <w:bottom w:w="50" w:type="dxa"/>
@@ -9715,7 +9269,7 @@
         </w:tc>
         <w:tc>
           <w:tcPr>
-            <w:tcW w:type="dxa" w:w="775"/>
+            <w:tcW w:type="dxa" w:w="771"/>
             <w:tcMar>
               <w:top w:w="50" w:type="dxa"/>
               <w:bottom w:w="50" w:type="dxa"/>
@@ -9738,7 +9292,7 @@
         </w:tc>
         <w:tc>
           <w:tcPr>
-            <w:tcW w:type="dxa" w:w="775"/>
+            <w:tcW w:type="dxa" w:w="771"/>
             <w:tcMar>
               <w:top w:w="50" w:type="dxa"/>
               <w:bottom w:w="50" w:type="dxa"/>
@@ -9761,7 +9315,7 @@
         </w:tc>
         <w:tc>
           <w:tcPr>
-            <w:tcW w:type="dxa" w:w="775"/>
+            <w:tcW w:type="dxa" w:w="771"/>
             <w:tcMar>
               <w:top w:w="50" w:type="dxa"/>
               <w:bottom w:w="50" w:type="dxa"/>
@@ -9784,7 +9338,7 @@
         </w:tc>
         <w:tc>
           <w:tcPr>
-            <w:tcW w:type="dxa" w:w="672"/>
+            <w:tcW w:type="dxa" w:w="720"/>
             <w:tcMar>
               <w:top w:w="50" w:type="dxa"/>
               <w:bottom w:w="50" w:type="dxa"/>
@@ -9802,29 +9356,6 @@
                 <w:sz w:val="16"/>
               </w:rPr>
               <w:t>6</w:t>
-            </w:r>
-          </w:p>
-        </w:tc>
-        <w:tc>
-          <w:tcPr>
-            <w:tcW w:type="dxa" w:w="827"/>
-            <w:tcMar>
-              <w:top w:w="50" w:type="dxa"/>
-              <w:bottom w:w="50" w:type="dxa"/>
-              <w:left w:w="90" w:type="dxa"/>
-              <w:right w:w="90" w:type="dxa"/>
-            </w:tcMar>
-            <w:shd w:val="clear" w:color="auto" w:fill="E5F5FF"/>
-          </w:tcPr>
-          <w:p>
-            <w:pPr>
-              <w:pStyle w:val="BDOITable"/>
-            </w:pPr>
-            <w:r>
-              <w:rPr>
-                <w:sz w:val="16"/>
-              </w:rPr>
-              <w:t>0</w:t>
             </w:r>
           </w:p>
         </w:tc>
@@ -9835,7 +9366,7 @@
         </w:trPr>
         <w:tc>
           <w:tcPr>
-            <w:tcW w:type="dxa" w:w="1188"/>
+            <w:tcW w:type="dxa" w:w="1182"/>
             <w:tcMar>
               <w:top w:w="50" w:type="dxa"/>
               <w:bottom w:w="50" w:type="dxa"/>
@@ -9857,7 +9388,7 @@
         </w:tc>
         <w:tc>
           <w:tcPr>
-            <w:tcW w:type="dxa" w:w="3307"/>
+            <w:tcW w:type="dxa" w:w="3804"/>
             <w:tcMar>
               <w:top w:w="50" w:type="dxa"/>
               <w:bottom w:w="50" w:type="dxa"/>
@@ -9879,7 +9410,7 @@
         </w:tc>
         <w:tc>
           <w:tcPr>
-            <w:tcW w:type="dxa" w:w="1653"/>
+            <w:tcW w:type="dxa" w:w="1953"/>
             <w:tcMar>
               <w:top w:w="50" w:type="dxa"/>
               <w:bottom w:w="50" w:type="dxa"/>
@@ -9901,7 +9432,7 @@
         </w:tc>
         <w:tc>
           <w:tcPr>
-            <w:tcW w:type="dxa" w:w="775"/>
+            <w:tcW w:type="dxa" w:w="771"/>
             <w:tcMar>
               <w:top w:w="50" w:type="dxa"/>
               <w:bottom w:w="50" w:type="dxa"/>
@@ -9923,7 +9454,7 @@
         </w:tc>
         <w:tc>
           <w:tcPr>
-            <w:tcW w:type="dxa" w:w="775"/>
+            <w:tcW w:type="dxa" w:w="771"/>
             <w:tcMar>
               <w:top w:w="50" w:type="dxa"/>
               <w:bottom w:w="50" w:type="dxa"/>
@@ -9945,7 +9476,7 @@
         </w:tc>
         <w:tc>
           <w:tcPr>
-            <w:tcW w:type="dxa" w:w="775"/>
+            <w:tcW w:type="dxa" w:w="771"/>
             <w:tcMar>
               <w:top w:w="50" w:type="dxa"/>
               <w:bottom w:w="50" w:type="dxa"/>
@@ -9967,7 +9498,7 @@
         </w:tc>
         <w:tc>
           <w:tcPr>
-            <w:tcW w:type="dxa" w:w="672"/>
+            <w:tcW w:type="dxa" w:w="720"/>
             <w:tcMar>
               <w:top w:w="50" w:type="dxa"/>
               <w:bottom w:w="50" w:type="dxa"/>
@@ -9984,28 +9515,6 @@
                 <w:sz w:val="16"/>
               </w:rPr>
               <w:t>3</w:t>
-            </w:r>
-          </w:p>
-        </w:tc>
-        <w:tc>
-          <w:tcPr>
-            <w:tcW w:type="dxa" w:w="827"/>
-            <w:tcMar>
-              <w:top w:w="50" w:type="dxa"/>
-              <w:bottom w:w="50" w:type="dxa"/>
-              <w:left w:w="90" w:type="dxa"/>
-              <w:right w:w="90" w:type="dxa"/>
-            </w:tcMar>
-          </w:tcPr>
-          <w:p>
-            <w:pPr>
-              <w:pStyle w:val="BDOITable"/>
-            </w:pPr>
-            <w:r>
-              <w:rPr>
-                <w:sz w:val="16"/>
-              </w:rPr>
-              <w:t>0</w:t>
             </w:r>
           </w:p>
         </w:tc>
@@ -10016,7 +9525,7 @@
         </w:trPr>
         <w:tc>
           <w:tcPr>
-            <w:tcW w:type="dxa" w:w="1188"/>
+            <w:tcW w:type="dxa" w:w="1182"/>
             <w:tcMar>
               <w:top w:w="50" w:type="dxa"/>
               <w:bottom w:w="50" w:type="dxa"/>
@@ -10039,7 +9548,7 @@
         </w:tc>
         <w:tc>
           <w:tcPr>
-            <w:tcW w:type="dxa" w:w="3307"/>
+            <w:tcW w:type="dxa" w:w="3804"/>
             <w:tcMar>
               <w:top w:w="50" w:type="dxa"/>
               <w:bottom w:w="50" w:type="dxa"/>
@@ -10062,7 +9571,7 @@
         </w:tc>
         <w:tc>
           <w:tcPr>
-            <w:tcW w:type="dxa" w:w="1653"/>
+            <w:tcW w:type="dxa" w:w="1953"/>
             <w:tcMar>
               <w:top w:w="50" w:type="dxa"/>
               <w:bottom w:w="50" w:type="dxa"/>
@@ -10085,7 +9594,7 @@
         </w:tc>
         <w:tc>
           <w:tcPr>
-            <w:tcW w:type="dxa" w:w="775"/>
+            <w:tcW w:type="dxa" w:w="771"/>
             <w:tcMar>
               <w:top w:w="50" w:type="dxa"/>
               <w:bottom w:w="50" w:type="dxa"/>
@@ -10108,7 +9617,7 @@
         </w:tc>
         <w:tc>
           <w:tcPr>
-            <w:tcW w:type="dxa" w:w="775"/>
+            <w:tcW w:type="dxa" w:w="771"/>
             <w:tcMar>
               <w:top w:w="50" w:type="dxa"/>
               <w:bottom w:w="50" w:type="dxa"/>
@@ -10131,7 +9640,7 @@
         </w:tc>
         <w:tc>
           <w:tcPr>
-            <w:tcW w:type="dxa" w:w="775"/>
+            <w:tcW w:type="dxa" w:w="771"/>
             <w:tcMar>
               <w:top w:w="50" w:type="dxa"/>
               <w:bottom w:w="50" w:type="dxa"/>
@@ -10154,7 +9663,7 @@
         </w:tc>
         <w:tc>
           <w:tcPr>
-            <w:tcW w:type="dxa" w:w="672"/>
+            <w:tcW w:type="dxa" w:w="720"/>
             <w:tcMar>
               <w:top w:w="50" w:type="dxa"/>
               <w:bottom w:w="50" w:type="dxa"/>
@@ -10172,29 +9681,6 @@
                 <w:sz w:val="16"/>
               </w:rPr>
               <w:t>5</w:t>
-            </w:r>
-          </w:p>
-        </w:tc>
-        <w:tc>
-          <w:tcPr>
-            <w:tcW w:type="dxa" w:w="827"/>
-            <w:tcMar>
-              <w:top w:w="50" w:type="dxa"/>
-              <w:bottom w:w="50" w:type="dxa"/>
-              <w:left w:w="90" w:type="dxa"/>
-              <w:right w:w="90" w:type="dxa"/>
-            </w:tcMar>
-            <w:shd w:val="clear" w:color="auto" w:fill="E5F5FF"/>
-          </w:tcPr>
-          <w:p>
-            <w:pPr>
-              <w:pStyle w:val="BDOITable"/>
-            </w:pPr>
-            <w:r>
-              <w:rPr>
-                <w:sz w:val="16"/>
-              </w:rPr>
-              <w:t>0</w:t>
             </w:r>
           </w:p>
         </w:tc>
@@ -10205,7 +9691,7 @@
         </w:trPr>
         <w:tc>
           <w:tcPr>
-            <w:tcW w:type="dxa" w:w="1188"/>
+            <w:tcW w:type="dxa" w:w="1182"/>
             <w:tcMar>
               <w:top w:w="50" w:type="dxa"/>
               <w:bottom w:w="50" w:type="dxa"/>
@@ -10227,7 +9713,7 @@
         </w:tc>
         <w:tc>
           <w:tcPr>
-            <w:tcW w:type="dxa" w:w="3307"/>
+            <w:tcW w:type="dxa" w:w="3804"/>
             <w:tcMar>
               <w:top w:w="50" w:type="dxa"/>
               <w:bottom w:w="50" w:type="dxa"/>
@@ -10249,7 +9735,7 @@
         </w:tc>
         <w:tc>
           <w:tcPr>
-            <w:tcW w:type="dxa" w:w="1653"/>
+            <w:tcW w:type="dxa" w:w="1953"/>
             <w:tcMar>
               <w:top w:w="50" w:type="dxa"/>
               <w:bottom w:w="50" w:type="dxa"/>
@@ -10271,7 +9757,7 @@
         </w:tc>
         <w:tc>
           <w:tcPr>
-            <w:tcW w:type="dxa" w:w="775"/>
+            <w:tcW w:type="dxa" w:w="771"/>
             <w:tcMar>
               <w:top w:w="50" w:type="dxa"/>
               <w:bottom w:w="50" w:type="dxa"/>
@@ -10293,7 +9779,7 @@
         </w:tc>
         <w:tc>
           <w:tcPr>
-            <w:tcW w:type="dxa" w:w="775"/>
+            <w:tcW w:type="dxa" w:w="771"/>
             <w:tcMar>
               <w:top w:w="50" w:type="dxa"/>
               <w:bottom w:w="50" w:type="dxa"/>
@@ -10315,7 +9801,7 @@
         </w:tc>
         <w:tc>
           <w:tcPr>
-            <w:tcW w:type="dxa" w:w="775"/>
+            <w:tcW w:type="dxa" w:w="771"/>
             <w:tcMar>
               <w:top w:w="50" w:type="dxa"/>
               <w:bottom w:w="50" w:type="dxa"/>
@@ -10337,7 +9823,7 @@
         </w:tc>
         <w:tc>
           <w:tcPr>
-            <w:tcW w:type="dxa" w:w="672"/>
+            <w:tcW w:type="dxa" w:w="720"/>
             <w:tcMar>
               <w:top w:w="50" w:type="dxa"/>
               <w:bottom w:w="50" w:type="dxa"/>
@@ -10354,28 +9840,6 @@
                 <w:sz w:val="16"/>
               </w:rPr>
               <w:t>8</w:t>
-            </w:r>
-          </w:p>
-        </w:tc>
-        <w:tc>
-          <w:tcPr>
-            <w:tcW w:type="dxa" w:w="827"/>
-            <w:tcMar>
-              <w:top w:w="50" w:type="dxa"/>
-              <w:bottom w:w="50" w:type="dxa"/>
-              <w:left w:w="90" w:type="dxa"/>
-              <w:right w:w="90" w:type="dxa"/>
-            </w:tcMar>
-          </w:tcPr>
-          <w:p>
-            <w:pPr>
-              <w:pStyle w:val="BDOITable"/>
-            </w:pPr>
-            <w:r>
-              <w:rPr>
-                <w:sz w:val="16"/>
-              </w:rPr>
-              <w:t>0</w:t>
             </w:r>
           </w:p>
         </w:tc>
@@ -10386,7 +9850,7 @@
         </w:trPr>
         <w:tc>
           <w:tcPr>
-            <w:tcW w:type="dxa" w:w="1188"/>
+            <w:tcW w:type="dxa" w:w="1182"/>
             <w:tcMar>
               <w:top w:w="50" w:type="dxa"/>
               <w:bottom w:w="50" w:type="dxa"/>
@@ -10409,7 +9873,7 @@
         </w:tc>
         <w:tc>
           <w:tcPr>
-            <w:tcW w:type="dxa" w:w="3307"/>
+            <w:tcW w:type="dxa" w:w="3804"/>
             <w:tcMar>
               <w:top w:w="50" w:type="dxa"/>
               <w:bottom w:w="50" w:type="dxa"/>
@@ -10432,7 +9896,7 @@
         </w:tc>
         <w:tc>
           <w:tcPr>
-            <w:tcW w:type="dxa" w:w="1653"/>
+            <w:tcW w:type="dxa" w:w="1953"/>
             <w:tcMar>
               <w:top w:w="50" w:type="dxa"/>
               <w:bottom w:w="50" w:type="dxa"/>
@@ -10455,7 +9919,7 @@
         </w:tc>
         <w:tc>
           <w:tcPr>
-            <w:tcW w:type="dxa" w:w="775"/>
+            <w:tcW w:type="dxa" w:w="771"/>
             <w:tcMar>
               <w:top w:w="50" w:type="dxa"/>
               <w:bottom w:w="50" w:type="dxa"/>
@@ -10478,7 +9942,7 @@
         </w:tc>
         <w:tc>
           <w:tcPr>
-            <w:tcW w:type="dxa" w:w="775"/>
+            <w:tcW w:type="dxa" w:w="771"/>
             <w:tcMar>
               <w:top w:w="50" w:type="dxa"/>
               <w:bottom w:w="50" w:type="dxa"/>
@@ -10501,7 +9965,7 @@
         </w:tc>
         <w:tc>
           <w:tcPr>
-            <w:tcW w:type="dxa" w:w="775"/>
+            <w:tcW w:type="dxa" w:w="771"/>
             <w:tcMar>
               <w:top w:w="50" w:type="dxa"/>
               <w:bottom w:w="50" w:type="dxa"/>
@@ -10524,7 +9988,7 @@
         </w:tc>
         <w:tc>
           <w:tcPr>
-            <w:tcW w:type="dxa" w:w="672"/>
+            <w:tcW w:type="dxa" w:w="720"/>
             <w:tcMar>
               <w:top w:w="50" w:type="dxa"/>
               <w:bottom w:w="50" w:type="dxa"/>
@@ -10542,29 +10006,6 @@
                 <w:sz w:val="16"/>
               </w:rPr>
               <w:t>6</w:t>
-            </w:r>
-          </w:p>
-        </w:tc>
-        <w:tc>
-          <w:tcPr>
-            <w:tcW w:type="dxa" w:w="827"/>
-            <w:tcMar>
-              <w:top w:w="50" w:type="dxa"/>
-              <w:bottom w:w="50" w:type="dxa"/>
-              <w:left w:w="90" w:type="dxa"/>
-              <w:right w:w="90" w:type="dxa"/>
-            </w:tcMar>
-            <w:shd w:val="clear" w:color="auto" w:fill="E5F5FF"/>
-          </w:tcPr>
-          <w:p>
-            <w:pPr>
-              <w:pStyle w:val="BDOITable"/>
-            </w:pPr>
-            <w:r>
-              <w:rPr>
-                <w:sz w:val="16"/>
-              </w:rPr>
-              <w:t>0</w:t>
             </w:r>
           </w:p>
         </w:tc>
@@ -10575,7 +10016,7 @@
         </w:trPr>
         <w:tc>
           <w:tcPr>
-            <w:tcW w:type="dxa" w:w="1188"/>
+            <w:tcW w:type="dxa" w:w="1182"/>
             <w:tcMar>
               <w:top w:w="50" w:type="dxa"/>
               <w:bottom w:w="50" w:type="dxa"/>
@@ -10597,7 +10038,7 @@
         </w:tc>
         <w:tc>
           <w:tcPr>
-            <w:tcW w:type="dxa" w:w="3307"/>
+            <w:tcW w:type="dxa" w:w="3804"/>
             <w:tcMar>
               <w:top w:w="50" w:type="dxa"/>
               <w:bottom w:w="50" w:type="dxa"/>
@@ -10619,7 +10060,7 @@
         </w:tc>
         <w:tc>
           <w:tcPr>
-            <w:tcW w:type="dxa" w:w="1653"/>
+            <w:tcW w:type="dxa" w:w="1953"/>
             <w:tcMar>
               <w:top w:w="50" w:type="dxa"/>
               <w:bottom w:w="50" w:type="dxa"/>
@@ -10641,7 +10082,7 @@
         </w:tc>
         <w:tc>
           <w:tcPr>
-            <w:tcW w:type="dxa" w:w="775"/>
+            <w:tcW w:type="dxa" w:w="771"/>
             <w:tcMar>
               <w:top w:w="50" w:type="dxa"/>
               <w:bottom w:w="50" w:type="dxa"/>
@@ -10663,7 +10104,7 @@
         </w:tc>
         <w:tc>
           <w:tcPr>
-            <w:tcW w:type="dxa" w:w="775"/>
+            <w:tcW w:type="dxa" w:w="771"/>
             <w:tcMar>
               <w:top w:w="50" w:type="dxa"/>
               <w:bottom w:w="50" w:type="dxa"/>
@@ -10685,7 +10126,7 @@
         </w:tc>
         <w:tc>
           <w:tcPr>
-            <w:tcW w:type="dxa" w:w="775"/>
+            <w:tcW w:type="dxa" w:w="771"/>
             <w:tcMar>
               <w:top w:w="50" w:type="dxa"/>
               <w:bottom w:w="50" w:type="dxa"/>
@@ -10707,7 +10148,7 @@
         </w:tc>
         <w:tc>
           <w:tcPr>
-            <w:tcW w:type="dxa" w:w="672"/>
+            <w:tcW w:type="dxa" w:w="720"/>
             <w:tcMar>
               <w:top w:w="50" w:type="dxa"/>
               <w:bottom w:w="50" w:type="dxa"/>
@@ -10724,28 +10165,6 @@
                 <w:sz w:val="16"/>
               </w:rPr>
               <w:t>4</w:t>
-            </w:r>
-          </w:p>
-        </w:tc>
-        <w:tc>
-          <w:tcPr>
-            <w:tcW w:type="dxa" w:w="827"/>
-            <w:tcMar>
-              <w:top w:w="50" w:type="dxa"/>
-              <w:bottom w:w="50" w:type="dxa"/>
-              <w:left w:w="90" w:type="dxa"/>
-              <w:right w:w="90" w:type="dxa"/>
-            </w:tcMar>
-          </w:tcPr>
-          <w:p>
-            <w:pPr>
-              <w:pStyle w:val="BDOITable"/>
-            </w:pPr>
-            <w:r>
-              <w:rPr>
-                <w:sz w:val="16"/>
-              </w:rPr>
-              <w:t>0</w:t>
             </w:r>
           </w:p>
         </w:tc>
@@ -10756,7 +10175,7 @@
         </w:trPr>
         <w:tc>
           <w:tcPr>
-            <w:tcW w:type="dxa" w:w="1188"/>
+            <w:tcW w:type="dxa" w:w="1182"/>
             <w:tcMar>
               <w:top w:w="50" w:type="dxa"/>
               <w:bottom w:w="50" w:type="dxa"/>
@@ -10779,7 +10198,7 @@
         </w:tc>
         <w:tc>
           <w:tcPr>
-            <w:tcW w:type="dxa" w:w="3307"/>
+            <w:tcW w:type="dxa" w:w="3804"/>
             <w:tcMar>
               <w:top w:w="50" w:type="dxa"/>
               <w:bottom w:w="50" w:type="dxa"/>
@@ -10802,7 +10221,7 @@
         </w:tc>
         <w:tc>
           <w:tcPr>
-            <w:tcW w:type="dxa" w:w="1653"/>
+            <w:tcW w:type="dxa" w:w="1953"/>
             <w:tcMar>
               <w:top w:w="50" w:type="dxa"/>
               <w:bottom w:w="50" w:type="dxa"/>
@@ -10825,7 +10244,7 @@
         </w:tc>
         <w:tc>
           <w:tcPr>
-            <w:tcW w:type="dxa" w:w="775"/>
+            <w:tcW w:type="dxa" w:w="771"/>
             <w:tcMar>
               <w:top w:w="50" w:type="dxa"/>
               <w:bottom w:w="50" w:type="dxa"/>
@@ -10848,7 +10267,7 @@
         </w:tc>
         <w:tc>
           <w:tcPr>
-            <w:tcW w:type="dxa" w:w="775"/>
+            <w:tcW w:type="dxa" w:w="771"/>
             <w:tcMar>
               <w:top w:w="50" w:type="dxa"/>
               <w:bottom w:w="50" w:type="dxa"/>
@@ -10871,7 +10290,7 @@
         </w:tc>
         <w:tc>
           <w:tcPr>
-            <w:tcW w:type="dxa" w:w="775"/>
+            <w:tcW w:type="dxa" w:w="771"/>
             <w:tcMar>
               <w:top w:w="50" w:type="dxa"/>
               <w:bottom w:w="50" w:type="dxa"/>
@@ -10894,7 +10313,7 @@
         </w:tc>
         <w:tc>
           <w:tcPr>
-            <w:tcW w:type="dxa" w:w="672"/>
+            <w:tcW w:type="dxa" w:w="720"/>
             <w:tcMar>
               <w:top w:w="50" w:type="dxa"/>
               <w:bottom w:w="50" w:type="dxa"/>
@@ -10912,29 +10331,6 @@
                 <w:sz w:val="16"/>
               </w:rPr>
               <w:t>4</w:t>
-            </w:r>
-          </w:p>
-        </w:tc>
-        <w:tc>
-          <w:tcPr>
-            <w:tcW w:type="dxa" w:w="827"/>
-            <w:tcMar>
-              <w:top w:w="50" w:type="dxa"/>
-              <w:bottom w:w="50" w:type="dxa"/>
-              <w:left w:w="90" w:type="dxa"/>
-              <w:right w:w="90" w:type="dxa"/>
-            </w:tcMar>
-            <w:shd w:val="clear" w:color="auto" w:fill="E5F5FF"/>
-          </w:tcPr>
-          <w:p>
-            <w:pPr>
-              <w:pStyle w:val="BDOITable"/>
-            </w:pPr>
-            <w:r>
-              <w:rPr>
-                <w:sz w:val="16"/>
-              </w:rPr>
-              <w:t>0</w:t>
             </w:r>
           </w:p>
         </w:tc>
@@ -10945,7 +10341,7 @@
         </w:trPr>
         <w:tc>
           <w:tcPr>
-            <w:tcW w:type="dxa" w:w="1188"/>
+            <w:tcW w:type="dxa" w:w="1182"/>
             <w:tcMar>
               <w:top w:w="50" w:type="dxa"/>
               <w:bottom w:w="50" w:type="dxa"/>
@@ -10967,7 +10363,7 @@
         </w:tc>
         <w:tc>
           <w:tcPr>
-            <w:tcW w:type="dxa" w:w="3307"/>
+            <w:tcW w:type="dxa" w:w="3804"/>
             <w:tcMar>
               <w:top w:w="50" w:type="dxa"/>
               <w:bottom w:w="50" w:type="dxa"/>
@@ -10989,7 +10385,7 @@
         </w:tc>
         <w:tc>
           <w:tcPr>
-            <w:tcW w:type="dxa" w:w="1653"/>
+            <w:tcW w:type="dxa" w:w="1953"/>
             <w:tcMar>
               <w:top w:w="50" w:type="dxa"/>
               <w:bottom w:w="50" w:type="dxa"/>
@@ -11011,7 +10407,7 @@
         </w:tc>
         <w:tc>
           <w:tcPr>
-            <w:tcW w:type="dxa" w:w="775"/>
+            <w:tcW w:type="dxa" w:w="771"/>
             <w:tcMar>
               <w:top w:w="50" w:type="dxa"/>
               <w:bottom w:w="50" w:type="dxa"/>
@@ -11033,7 +10429,7 @@
         </w:tc>
         <w:tc>
           <w:tcPr>
-            <w:tcW w:type="dxa" w:w="775"/>
+            <w:tcW w:type="dxa" w:w="771"/>
             <w:tcMar>
               <w:top w:w="50" w:type="dxa"/>
               <w:bottom w:w="50" w:type="dxa"/>
@@ -11055,7 +10451,7 @@
         </w:tc>
         <w:tc>
           <w:tcPr>
-            <w:tcW w:type="dxa" w:w="775"/>
+            <w:tcW w:type="dxa" w:w="771"/>
             <w:tcMar>
               <w:top w:w="50" w:type="dxa"/>
               <w:bottom w:w="50" w:type="dxa"/>
@@ -11077,7 +10473,7 @@
         </w:tc>
         <w:tc>
           <w:tcPr>
-            <w:tcW w:type="dxa" w:w="672"/>
+            <w:tcW w:type="dxa" w:w="720"/>
             <w:tcMar>
               <w:top w:w="50" w:type="dxa"/>
               <w:bottom w:w="50" w:type="dxa"/>
@@ -11094,28 +10490,6 @@
                 <w:sz w:val="16"/>
               </w:rPr>
               <w:t>3</w:t>
-            </w:r>
-          </w:p>
-        </w:tc>
-        <w:tc>
-          <w:tcPr>
-            <w:tcW w:type="dxa" w:w="827"/>
-            <w:tcMar>
-              <w:top w:w="50" w:type="dxa"/>
-              <w:bottom w:w="50" w:type="dxa"/>
-              <w:left w:w="90" w:type="dxa"/>
-              <w:right w:w="90" w:type="dxa"/>
-            </w:tcMar>
-          </w:tcPr>
-          <w:p>
-            <w:pPr>
-              <w:pStyle w:val="BDOITable"/>
-            </w:pPr>
-            <w:r>
-              <w:rPr>
-                <w:sz w:val="16"/>
-              </w:rPr>
-              <w:t>0</w:t>
             </w:r>
           </w:p>
         </w:tc>
@@ -11126,7 +10500,7 @@
         </w:trPr>
         <w:tc>
           <w:tcPr>
-            <w:tcW w:type="dxa" w:w="1188"/>
+            <w:tcW w:type="dxa" w:w="1182"/>
             <w:tcMar>
               <w:top w:w="50" w:type="dxa"/>
               <w:bottom w:w="50" w:type="dxa"/>
@@ -11149,7 +10523,7 @@
         </w:tc>
         <w:tc>
           <w:tcPr>
-            <w:tcW w:type="dxa" w:w="3307"/>
+            <w:tcW w:type="dxa" w:w="3804"/>
             <w:tcMar>
               <w:top w:w="50" w:type="dxa"/>
               <w:bottom w:w="50" w:type="dxa"/>
@@ -11172,7 +10546,7 @@
         </w:tc>
         <w:tc>
           <w:tcPr>
-            <w:tcW w:type="dxa" w:w="1653"/>
+            <w:tcW w:type="dxa" w:w="1953"/>
             <w:tcMar>
               <w:top w:w="50" w:type="dxa"/>
               <w:bottom w:w="50" w:type="dxa"/>
@@ -11195,7 +10569,7 @@
         </w:tc>
         <w:tc>
           <w:tcPr>
-            <w:tcW w:type="dxa" w:w="775"/>
+            <w:tcW w:type="dxa" w:w="771"/>
             <w:tcMar>
               <w:top w:w="50" w:type="dxa"/>
               <w:bottom w:w="50" w:type="dxa"/>
@@ -11218,7 +10592,7 @@
         </w:tc>
         <w:tc>
           <w:tcPr>
-            <w:tcW w:type="dxa" w:w="775"/>
+            <w:tcW w:type="dxa" w:w="771"/>
             <w:tcMar>
               <w:top w:w="50" w:type="dxa"/>
               <w:bottom w:w="50" w:type="dxa"/>
@@ -11241,7 +10615,7 @@
         </w:tc>
         <w:tc>
           <w:tcPr>
-            <w:tcW w:type="dxa" w:w="775"/>
+            <w:tcW w:type="dxa" w:w="771"/>
             <w:tcMar>
               <w:top w:w="50" w:type="dxa"/>
               <w:bottom w:w="50" w:type="dxa"/>
@@ -11264,7 +10638,7 @@
         </w:tc>
         <w:tc>
           <w:tcPr>
-            <w:tcW w:type="dxa" w:w="672"/>
+            <w:tcW w:type="dxa" w:w="720"/>
             <w:tcMar>
               <w:top w:w="50" w:type="dxa"/>
               <w:bottom w:w="50" w:type="dxa"/>
@@ -11282,29 +10656,6 @@
                 <w:sz w:val="16"/>
               </w:rPr>
               <w:t>7</w:t>
-            </w:r>
-          </w:p>
-        </w:tc>
-        <w:tc>
-          <w:tcPr>
-            <w:tcW w:type="dxa" w:w="827"/>
-            <w:tcMar>
-              <w:top w:w="50" w:type="dxa"/>
-              <w:bottom w:w="50" w:type="dxa"/>
-              <w:left w:w="90" w:type="dxa"/>
-              <w:right w:w="90" w:type="dxa"/>
-            </w:tcMar>
-            <w:shd w:val="clear" w:color="auto" w:fill="E5F5FF"/>
-          </w:tcPr>
-          <w:p>
-            <w:pPr>
-              <w:pStyle w:val="BDOITable"/>
-            </w:pPr>
-            <w:r>
-              <w:rPr>
-                <w:sz w:val="16"/>
-              </w:rPr>
-              <w:t>0</w:t>
             </w:r>
           </w:p>
         </w:tc>
@@ -11315,7 +10666,7 @@
         </w:trPr>
         <w:tc>
           <w:tcPr>
-            <w:tcW w:type="dxa" w:w="1188"/>
+            <w:tcW w:type="dxa" w:w="1182"/>
             <w:tcMar>
               <w:top w:w="50" w:type="dxa"/>
               <w:bottom w:w="50" w:type="dxa"/>
@@ -11337,7 +10688,7 @@
         </w:tc>
         <w:tc>
           <w:tcPr>
-            <w:tcW w:type="dxa" w:w="3307"/>
+            <w:tcW w:type="dxa" w:w="3804"/>
             <w:tcMar>
               <w:top w:w="50" w:type="dxa"/>
               <w:bottom w:w="50" w:type="dxa"/>
@@ -11359,7 +10710,7 @@
         </w:tc>
         <w:tc>
           <w:tcPr>
-            <w:tcW w:type="dxa" w:w="1653"/>
+            <w:tcW w:type="dxa" w:w="1953"/>
             <w:tcMar>
               <w:top w:w="50" w:type="dxa"/>
               <w:bottom w:w="50" w:type="dxa"/>
@@ -11381,7 +10732,7 @@
         </w:tc>
         <w:tc>
           <w:tcPr>
-            <w:tcW w:type="dxa" w:w="775"/>
+            <w:tcW w:type="dxa" w:w="771"/>
             <w:tcMar>
               <w:top w:w="50" w:type="dxa"/>
               <w:bottom w:w="50" w:type="dxa"/>
@@ -11403,7 +10754,7 @@
         </w:tc>
         <w:tc>
           <w:tcPr>
-            <w:tcW w:type="dxa" w:w="775"/>
+            <w:tcW w:type="dxa" w:w="771"/>
             <w:tcMar>
               <w:top w:w="50" w:type="dxa"/>
               <w:bottom w:w="50" w:type="dxa"/>
@@ -11425,7 +10776,7 @@
         </w:tc>
         <w:tc>
           <w:tcPr>
-            <w:tcW w:type="dxa" w:w="775"/>
+            <w:tcW w:type="dxa" w:w="771"/>
             <w:tcMar>
               <w:top w:w="50" w:type="dxa"/>
               <w:bottom w:w="50" w:type="dxa"/>
@@ -11447,7 +10798,7 @@
         </w:tc>
         <w:tc>
           <w:tcPr>
-            <w:tcW w:type="dxa" w:w="672"/>
+            <w:tcW w:type="dxa" w:w="720"/>
             <w:tcMar>
               <w:top w:w="50" w:type="dxa"/>
               <w:bottom w:w="50" w:type="dxa"/>
@@ -11464,28 +10815,6 @@
                 <w:sz w:val="16"/>
               </w:rPr>
               <w:t>5</w:t>
-            </w:r>
-          </w:p>
-        </w:tc>
-        <w:tc>
-          <w:tcPr>
-            <w:tcW w:type="dxa" w:w="827"/>
-            <w:tcMar>
-              <w:top w:w="50" w:type="dxa"/>
-              <w:bottom w:w="50" w:type="dxa"/>
-              <w:left w:w="90" w:type="dxa"/>
-              <w:right w:w="90" w:type="dxa"/>
-            </w:tcMar>
-          </w:tcPr>
-          <w:p>
-            <w:pPr>
-              <w:pStyle w:val="BDOITable"/>
-            </w:pPr>
-            <w:r>
-              <w:rPr>
-                <w:sz w:val="16"/>
-              </w:rPr>
-              <w:t>0</w:t>
             </w:r>
           </w:p>
         </w:tc>
@@ -11496,7 +10825,7 @@
         </w:trPr>
         <w:tc>
           <w:tcPr>
-            <w:tcW w:type="dxa" w:w="1188"/>
+            <w:tcW w:type="dxa" w:w="1182"/>
             <w:tcMar>
               <w:top w:w="50" w:type="dxa"/>
               <w:bottom w:w="50" w:type="dxa"/>
@@ -11519,7 +10848,7 @@
         </w:tc>
         <w:tc>
           <w:tcPr>
-            <w:tcW w:type="dxa" w:w="3307"/>
+            <w:tcW w:type="dxa" w:w="3804"/>
             <w:tcMar>
               <w:top w:w="50" w:type="dxa"/>
               <w:bottom w:w="50" w:type="dxa"/>
@@ -11542,7 +10871,7 @@
         </w:tc>
         <w:tc>
           <w:tcPr>
-            <w:tcW w:type="dxa" w:w="1653"/>
+            <w:tcW w:type="dxa" w:w="1953"/>
             <w:tcMar>
               <w:top w:w="50" w:type="dxa"/>
               <w:bottom w:w="50" w:type="dxa"/>
@@ -11565,7 +10894,7 @@
         </w:tc>
         <w:tc>
           <w:tcPr>
-            <w:tcW w:type="dxa" w:w="775"/>
+            <w:tcW w:type="dxa" w:w="771"/>
             <w:tcMar>
               <w:top w:w="50" w:type="dxa"/>
               <w:bottom w:w="50" w:type="dxa"/>
@@ -11588,7 +10917,7 @@
         </w:tc>
         <w:tc>
           <w:tcPr>
-            <w:tcW w:type="dxa" w:w="775"/>
+            <w:tcW w:type="dxa" w:w="771"/>
             <w:tcMar>
               <w:top w:w="50" w:type="dxa"/>
               <w:bottom w:w="50" w:type="dxa"/>
@@ -11611,7 +10940,7 @@
         </w:tc>
         <w:tc>
           <w:tcPr>
-            <w:tcW w:type="dxa" w:w="775"/>
+            <w:tcW w:type="dxa" w:w="771"/>
             <w:tcMar>
               <w:top w:w="50" w:type="dxa"/>
               <w:bottom w:w="50" w:type="dxa"/>
@@ -11634,7 +10963,7 @@
         </w:tc>
         <w:tc>
           <w:tcPr>
-            <w:tcW w:type="dxa" w:w="672"/>
+            <w:tcW w:type="dxa" w:w="720"/>
             <w:tcMar>
               <w:top w:w="50" w:type="dxa"/>
               <w:bottom w:w="50" w:type="dxa"/>
@@ -11652,29 +10981,6 @@
                 <w:sz w:val="16"/>
               </w:rPr>
               <w:t>6</w:t>
-            </w:r>
-          </w:p>
-        </w:tc>
-        <w:tc>
-          <w:tcPr>
-            <w:tcW w:type="dxa" w:w="827"/>
-            <w:tcMar>
-              <w:top w:w="50" w:type="dxa"/>
-              <w:bottom w:w="50" w:type="dxa"/>
-              <w:left w:w="90" w:type="dxa"/>
-              <w:right w:w="90" w:type="dxa"/>
-            </w:tcMar>
-            <w:shd w:val="clear" w:color="auto" w:fill="E5F5FF"/>
-          </w:tcPr>
-          <w:p>
-            <w:pPr>
-              <w:pStyle w:val="BDOITable"/>
-            </w:pPr>
-            <w:r>
-              <w:rPr>
-                <w:sz w:val="16"/>
-              </w:rPr>
-              <w:t>0</w:t>
             </w:r>
           </w:p>
         </w:tc>
@@ -11685,7 +10991,7 @@
         </w:trPr>
         <w:tc>
           <w:tcPr>
-            <w:tcW w:type="dxa" w:w="1188"/>
+            <w:tcW w:type="dxa" w:w="1182"/>
             <w:tcMar>
               <w:top w:w="50" w:type="dxa"/>
               <w:bottom w:w="50" w:type="dxa"/>
@@ -11707,7 +11013,7 @@
         </w:tc>
         <w:tc>
           <w:tcPr>
-            <w:tcW w:type="dxa" w:w="3307"/>
+            <w:tcW w:type="dxa" w:w="3804"/>
             <w:tcMar>
               <w:top w:w="50" w:type="dxa"/>
               <w:bottom w:w="50" w:type="dxa"/>
@@ -11729,7 +11035,7 @@
         </w:tc>
         <w:tc>
           <w:tcPr>
-            <w:tcW w:type="dxa" w:w="1653"/>
+            <w:tcW w:type="dxa" w:w="1953"/>
             <w:tcMar>
               <w:top w:w="50" w:type="dxa"/>
               <w:bottom w:w="50" w:type="dxa"/>
@@ -11751,7 +11057,7 @@
         </w:tc>
         <w:tc>
           <w:tcPr>
-            <w:tcW w:type="dxa" w:w="775"/>
+            <w:tcW w:type="dxa" w:w="771"/>
             <w:tcMar>
               <w:top w:w="50" w:type="dxa"/>
               <w:bottom w:w="50" w:type="dxa"/>
@@ -11773,7 +11079,7 @@
         </w:tc>
         <w:tc>
           <w:tcPr>
-            <w:tcW w:type="dxa" w:w="775"/>
+            <w:tcW w:type="dxa" w:w="771"/>
             <w:tcMar>
               <w:top w:w="50" w:type="dxa"/>
               <w:bottom w:w="50" w:type="dxa"/>
@@ -11795,7 +11101,7 @@
         </w:tc>
         <w:tc>
           <w:tcPr>
-            <w:tcW w:type="dxa" w:w="775"/>
+            <w:tcW w:type="dxa" w:w="771"/>
             <w:tcMar>
               <w:top w:w="50" w:type="dxa"/>
               <w:bottom w:w="50" w:type="dxa"/>
@@ -11817,7 +11123,7 @@
         </w:tc>
         <w:tc>
           <w:tcPr>
-            <w:tcW w:type="dxa" w:w="672"/>
+            <w:tcW w:type="dxa" w:w="720"/>
             <w:tcMar>
               <w:top w:w="50" w:type="dxa"/>
               <w:bottom w:w="50" w:type="dxa"/>
@@ -11834,28 +11140,6 @@
                 <w:sz w:val="16"/>
               </w:rPr>
               <w:t>5</w:t>
-            </w:r>
-          </w:p>
-        </w:tc>
-        <w:tc>
-          <w:tcPr>
-            <w:tcW w:type="dxa" w:w="827"/>
-            <w:tcMar>
-              <w:top w:w="50" w:type="dxa"/>
-              <w:bottom w:w="50" w:type="dxa"/>
-              <w:left w:w="90" w:type="dxa"/>
-              <w:right w:w="90" w:type="dxa"/>
-            </w:tcMar>
-          </w:tcPr>
-          <w:p>
-            <w:pPr>
-              <w:pStyle w:val="BDOITable"/>
-            </w:pPr>
-            <w:r>
-              <w:rPr>
-                <w:sz w:val="16"/>
-              </w:rPr>
-              <w:t>0</w:t>
             </w:r>
           </w:p>
         </w:tc>
@@ -11866,7 +11150,7 @@
         </w:trPr>
         <w:tc>
           <w:tcPr>
-            <w:tcW w:type="dxa" w:w="1188"/>
+            <w:tcW w:type="dxa" w:w="1182"/>
             <w:tcMar>
               <w:top w:w="50" w:type="dxa"/>
               <w:bottom w:w="50" w:type="dxa"/>
@@ -11889,7 +11173,7 @@
         </w:tc>
         <w:tc>
           <w:tcPr>
-            <w:tcW w:type="dxa" w:w="3307"/>
+            <w:tcW w:type="dxa" w:w="3804"/>
             <w:tcMar>
               <w:top w:w="50" w:type="dxa"/>
               <w:bottom w:w="50" w:type="dxa"/>
@@ -11912,7 +11196,7 @@
         </w:tc>
         <w:tc>
           <w:tcPr>
-            <w:tcW w:type="dxa" w:w="1653"/>
+            <w:tcW w:type="dxa" w:w="1953"/>
             <w:tcMar>
               <w:top w:w="50" w:type="dxa"/>
               <w:bottom w:w="50" w:type="dxa"/>
@@ -11935,7 +11219,7 @@
         </w:tc>
         <w:tc>
           <w:tcPr>
-            <w:tcW w:type="dxa" w:w="775"/>
+            <w:tcW w:type="dxa" w:w="771"/>
             <w:tcMar>
               <w:top w:w="50" w:type="dxa"/>
               <w:bottom w:w="50" w:type="dxa"/>
@@ -11958,7 +11242,7 @@
         </w:tc>
         <w:tc>
           <w:tcPr>
-            <w:tcW w:type="dxa" w:w="775"/>
+            <w:tcW w:type="dxa" w:w="771"/>
             <w:tcMar>
               <w:top w:w="50" w:type="dxa"/>
               <w:bottom w:w="50" w:type="dxa"/>
@@ -11981,7 +11265,7 @@
         </w:tc>
         <w:tc>
           <w:tcPr>
-            <w:tcW w:type="dxa" w:w="775"/>
+            <w:tcW w:type="dxa" w:w="771"/>
             <w:tcMar>
               <w:top w:w="50" w:type="dxa"/>
               <w:bottom w:w="50" w:type="dxa"/>
@@ -12004,7 +11288,7 @@
         </w:tc>
         <w:tc>
           <w:tcPr>
-            <w:tcW w:type="dxa" w:w="672"/>
+            <w:tcW w:type="dxa" w:w="720"/>
             <w:tcMar>
               <w:top w:w="50" w:type="dxa"/>
               <w:bottom w:w="50" w:type="dxa"/>
@@ -12022,29 +11306,6 @@
                 <w:sz w:val="16"/>
               </w:rPr>
               <w:t>5</w:t>
-            </w:r>
-          </w:p>
-        </w:tc>
-        <w:tc>
-          <w:tcPr>
-            <w:tcW w:type="dxa" w:w="827"/>
-            <w:tcMar>
-              <w:top w:w="50" w:type="dxa"/>
-              <w:bottom w:w="50" w:type="dxa"/>
-              <w:left w:w="90" w:type="dxa"/>
-              <w:right w:w="90" w:type="dxa"/>
-            </w:tcMar>
-            <w:shd w:val="clear" w:color="auto" w:fill="E5F5FF"/>
-          </w:tcPr>
-          <w:p>
-            <w:pPr>
-              <w:pStyle w:val="BDOITable"/>
-            </w:pPr>
-            <w:r>
-              <w:rPr>
-                <w:sz w:val="16"/>
-              </w:rPr>
-              <w:t>0</w:t>
             </w:r>
           </w:p>
         </w:tc>
@@ -12055,7 +11316,7 @@
         </w:trPr>
         <w:tc>
           <w:tcPr>
-            <w:tcW w:type="dxa" w:w="1188"/>
+            <w:tcW w:type="dxa" w:w="1182"/>
             <w:tcMar>
               <w:top w:w="50" w:type="dxa"/>
               <w:bottom w:w="50" w:type="dxa"/>
@@ -12077,7 +11338,7 @@
         </w:tc>
         <w:tc>
           <w:tcPr>
-            <w:tcW w:type="dxa" w:w="3307"/>
+            <w:tcW w:type="dxa" w:w="3804"/>
             <w:tcMar>
               <w:top w:w="50" w:type="dxa"/>
               <w:bottom w:w="50" w:type="dxa"/>
@@ -12099,7 +11360,7 @@
         </w:tc>
         <w:tc>
           <w:tcPr>
-            <w:tcW w:type="dxa" w:w="1653"/>
+            <w:tcW w:type="dxa" w:w="1953"/>
             <w:tcMar>
               <w:top w:w="50" w:type="dxa"/>
               <w:bottom w:w="50" w:type="dxa"/>
@@ -12121,7 +11382,7 @@
         </w:tc>
         <w:tc>
           <w:tcPr>
-            <w:tcW w:type="dxa" w:w="775"/>
+            <w:tcW w:type="dxa" w:w="771"/>
             <w:tcMar>
               <w:top w:w="50" w:type="dxa"/>
               <w:bottom w:w="50" w:type="dxa"/>
@@ -12143,7 +11404,7 @@
         </w:tc>
         <w:tc>
           <w:tcPr>
-            <w:tcW w:type="dxa" w:w="775"/>
+            <w:tcW w:type="dxa" w:w="771"/>
             <w:tcMar>
               <w:top w:w="50" w:type="dxa"/>
               <w:bottom w:w="50" w:type="dxa"/>
@@ -12165,7 +11426,7 @@
         </w:tc>
         <w:tc>
           <w:tcPr>
-            <w:tcW w:type="dxa" w:w="775"/>
+            <w:tcW w:type="dxa" w:w="771"/>
             <w:tcMar>
               <w:top w:w="50" w:type="dxa"/>
               <w:bottom w:w="50" w:type="dxa"/>
@@ -12187,7 +11448,7 @@
         </w:tc>
         <w:tc>
           <w:tcPr>
-            <w:tcW w:type="dxa" w:w="672"/>
+            <w:tcW w:type="dxa" w:w="720"/>
             <w:tcMar>
               <w:top w:w="50" w:type="dxa"/>
               <w:bottom w:w="50" w:type="dxa"/>
@@ -12204,28 +11465,6 @@
                 <w:sz w:val="16"/>
               </w:rPr>
               <w:t>5</w:t>
-            </w:r>
-          </w:p>
-        </w:tc>
-        <w:tc>
-          <w:tcPr>
-            <w:tcW w:type="dxa" w:w="827"/>
-            <w:tcMar>
-              <w:top w:w="50" w:type="dxa"/>
-              <w:bottom w:w="50" w:type="dxa"/>
-              <w:left w:w="90" w:type="dxa"/>
-              <w:right w:w="90" w:type="dxa"/>
-            </w:tcMar>
-          </w:tcPr>
-          <w:p>
-            <w:pPr>
-              <w:pStyle w:val="BDOITable"/>
-            </w:pPr>
-            <w:r>
-              <w:rPr>
-                <w:sz w:val="16"/>
-              </w:rPr>
-              <w:t>0</w:t>
             </w:r>
           </w:p>
         </w:tc>
@@ -12236,7 +11475,7 @@
         </w:trPr>
         <w:tc>
           <w:tcPr>
-            <w:tcW w:type="dxa" w:w="1188"/>
+            <w:tcW w:type="dxa" w:w="1182"/>
             <w:tcMar>
               <w:top w:w="50" w:type="dxa"/>
               <w:bottom w:w="50" w:type="dxa"/>
@@ -12259,7 +11498,7 @@
         </w:tc>
         <w:tc>
           <w:tcPr>
-            <w:tcW w:type="dxa" w:w="3307"/>
+            <w:tcW w:type="dxa" w:w="3804"/>
             <w:tcMar>
               <w:top w:w="50" w:type="dxa"/>
               <w:bottom w:w="50" w:type="dxa"/>
@@ -12282,7 +11521,7 @@
         </w:tc>
         <w:tc>
           <w:tcPr>
-            <w:tcW w:type="dxa" w:w="1653"/>
+            <w:tcW w:type="dxa" w:w="1953"/>
             <w:tcMar>
               <w:top w:w="50" w:type="dxa"/>
               <w:bottom w:w="50" w:type="dxa"/>
@@ -12305,7 +11544,7 @@
         </w:tc>
         <w:tc>
           <w:tcPr>
-            <w:tcW w:type="dxa" w:w="775"/>
+            <w:tcW w:type="dxa" w:w="771"/>
             <w:tcMar>
               <w:top w:w="50" w:type="dxa"/>
               <w:bottom w:w="50" w:type="dxa"/>
@@ -12328,7 +11567,7 @@
         </w:tc>
         <w:tc>
           <w:tcPr>
-            <w:tcW w:type="dxa" w:w="775"/>
+            <w:tcW w:type="dxa" w:w="771"/>
             <w:tcMar>
               <w:top w:w="50" w:type="dxa"/>
               <w:bottom w:w="50" w:type="dxa"/>
@@ -12351,7 +11590,7 @@
         </w:tc>
         <w:tc>
           <w:tcPr>
-            <w:tcW w:type="dxa" w:w="775"/>
+            <w:tcW w:type="dxa" w:w="771"/>
             <w:tcMar>
               <w:top w:w="50" w:type="dxa"/>
               <w:bottom w:w="50" w:type="dxa"/>
@@ -12374,7 +11613,7 @@
         </w:tc>
         <w:tc>
           <w:tcPr>
-            <w:tcW w:type="dxa" w:w="672"/>
+            <w:tcW w:type="dxa" w:w="720"/>
             <w:tcMar>
               <w:top w:w="50" w:type="dxa"/>
               <w:bottom w:w="50" w:type="dxa"/>
@@ -12392,29 +11631,6 @@
                 <w:sz w:val="16"/>
               </w:rPr>
               <w:t>4</w:t>
-            </w:r>
-          </w:p>
-        </w:tc>
-        <w:tc>
-          <w:tcPr>
-            <w:tcW w:type="dxa" w:w="827"/>
-            <w:tcMar>
-              <w:top w:w="50" w:type="dxa"/>
-              <w:bottom w:w="50" w:type="dxa"/>
-              <w:left w:w="90" w:type="dxa"/>
-              <w:right w:w="90" w:type="dxa"/>
-            </w:tcMar>
-            <w:shd w:val="clear" w:color="auto" w:fill="E5F5FF"/>
-          </w:tcPr>
-          <w:p>
-            <w:pPr>
-              <w:pStyle w:val="BDOITable"/>
-            </w:pPr>
-            <w:r>
-              <w:rPr>
-                <w:sz w:val="16"/>
-              </w:rPr>
-              <w:t>0</w:t>
             </w:r>
           </w:p>
         </w:tc>
@@ -12425,7 +11641,7 @@
         </w:trPr>
         <w:tc>
           <w:tcPr>
-            <w:tcW w:type="dxa" w:w="1188"/>
+            <w:tcW w:type="dxa" w:w="1182"/>
             <w:tcMar>
               <w:top w:w="50" w:type="dxa"/>
               <w:bottom w:w="50" w:type="dxa"/>
@@ -12447,7 +11663,7 @@
         </w:tc>
         <w:tc>
           <w:tcPr>
-            <w:tcW w:type="dxa" w:w="3307"/>
+            <w:tcW w:type="dxa" w:w="3804"/>
             <w:tcMar>
               <w:top w:w="50" w:type="dxa"/>
               <w:bottom w:w="50" w:type="dxa"/>
@@ -12469,7 +11685,7 @@
         </w:tc>
         <w:tc>
           <w:tcPr>
-            <w:tcW w:type="dxa" w:w="1653"/>
+            <w:tcW w:type="dxa" w:w="1953"/>
             <w:tcMar>
               <w:top w:w="50" w:type="dxa"/>
               <w:bottom w:w="50" w:type="dxa"/>
@@ -12491,7 +11707,7 @@
         </w:tc>
         <w:tc>
           <w:tcPr>
-            <w:tcW w:type="dxa" w:w="775"/>
+            <w:tcW w:type="dxa" w:w="771"/>
             <w:tcMar>
               <w:top w:w="50" w:type="dxa"/>
               <w:bottom w:w="50" w:type="dxa"/>
@@ -12513,7 +11729,7 @@
         </w:tc>
         <w:tc>
           <w:tcPr>
-            <w:tcW w:type="dxa" w:w="775"/>
+            <w:tcW w:type="dxa" w:w="771"/>
             <w:tcMar>
               <w:top w:w="50" w:type="dxa"/>
               <w:bottom w:w="50" w:type="dxa"/>
@@ -12535,7 +11751,7 @@
         </w:tc>
         <w:tc>
           <w:tcPr>
-            <w:tcW w:type="dxa" w:w="775"/>
+            <w:tcW w:type="dxa" w:w="771"/>
             <w:tcMar>
               <w:top w:w="50" w:type="dxa"/>
               <w:bottom w:w="50" w:type="dxa"/>
@@ -12557,7 +11773,7 @@
         </w:tc>
         <w:tc>
           <w:tcPr>
-            <w:tcW w:type="dxa" w:w="672"/>
+            <w:tcW w:type="dxa" w:w="720"/>
             <w:tcMar>
               <w:top w:w="50" w:type="dxa"/>
               <w:bottom w:w="50" w:type="dxa"/>
@@ -12574,28 +11790,6 @@
                 <w:sz w:val="16"/>
               </w:rPr>
               <w:t>6</w:t>
-            </w:r>
-          </w:p>
-        </w:tc>
-        <w:tc>
-          <w:tcPr>
-            <w:tcW w:type="dxa" w:w="827"/>
-            <w:tcMar>
-              <w:top w:w="50" w:type="dxa"/>
-              <w:bottom w:w="50" w:type="dxa"/>
-              <w:left w:w="90" w:type="dxa"/>
-              <w:right w:w="90" w:type="dxa"/>
-            </w:tcMar>
-          </w:tcPr>
-          <w:p>
-            <w:pPr>
-              <w:pStyle w:val="BDOITable"/>
-            </w:pPr>
-            <w:r>
-              <w:rPr>
-                <w:sz w:val="16"/>
-              </w:rPr>
-              <w:t>0</w:t>
             </w:r>
           </w:p>
         </w:tc>
@@ -12606,7 +11800,7 @@
         </w:trPr>
         <w:tc>
           <w:tcPr>
-            <w:tcW w:type="dxa" w:w="1188"/>
+            <w:tcW w:type="dxa" w:w="1182"/>
             <w:tcMar>
               <w:top w:w="50" w:type="dxa"/>
               <w:bottom w:w="50" w:type="dxa"/>
@@ -12629,7 +11823,7 @@
         </w:tc>
         <w:tc>
           <w:tcPr>
-            <w:tcW w:type="dxa" w:w="3307"/>
+            <w:tcW w:type="dxa" w:w="3804"/>
             <w:tcMar>
               <w:top w:w="50" w:type="dxa"/>
               <w:bottom w:w="50" w:type="dxa"/>
@@ -12652,7 +11846,7 @@
         </w:tc>
         <w:tc>
           <w:tcPr>
-            <w:tcW w:type="dxa" w:w="1653"/>
+            <w:tcW w:type="dxa" w:w="1953"/>
             <w:tcMar>
               <w:top w:w="50" w:type="dxa"/>
               <w:bottom w:w="50" w:type="dxa"/>
@@ -12675,7 +11869,7 @@
         </w:tc>
         <w:tc>
           <w:tcPr>
-            <w:tcW w:type="dxa" w:w="775"/>
+            <w:tcW w:type="dxa" w:w="771"/>
             <w:tcMar>
               <w:top w:w="50" w:type="dxa"/>
               <w:bottom w:w="50" w:type="dxa"/>
@@ -12698,7 +11892,7 @@
         </w:tc>
         <w:tc>
           <w:tcPr>
-            <w:tcW w:type="dxa" w:w="775"/>
+            <w:tcW w:type="dxa" w:w="771"/>
             <w:tcMar>
               <w:top w:w="50" w:type="dxa"/>
               <w:bottom w:w="50" w:type="dxa"/>
@@ -12721,7 +11915,7 @@
         </w:tc>
         <w:tc>
           <w:tcPr>
-            <w:tcW w:type="dxa" w:w="775"/>
+            <w:tcW w:type="dxa" w:w="771"/>
             <w:tcMar>
               <w:top w:w="50" w:type="dxa"/>
               <w:bottom w:w="50" w:type="dxa"/>
@@ -12744,7 +11938,7 @@
         </w:tc>
         <w:tc>
           <w:tcPr>
-            <w:tcW w:type="dxa" w:w="672"/>
+            <w:tcW w:type="dxa" w:w="720"/>
             <w:tcMar>
               <w:top w:w="50" w:type="dxa"/>
               <w:bottom w:w="50" w:type="dxa"/>
@@ -12762,29 +11956,6 @@
                 <w:sz w:val="16"/>
               </w:rPr>
               <w:t>6</w:t>
-            </w:r>
-          </w:p>
-        </w:tc>
-        <w:tc>
-          <w:tcPr>
-            <w:tcW w:type="dxa" w:w="827"/>
-            <w:tcMar>
-              <w:top w:w="50" w:type="dxa"/>
-              <w:bottom w:w="50" w:type="dxa"/>
-              <w:left w:w="90" w:type="dxa"/>
-              <w:right w:w="90" w:type="dxa"/>
-            </w:tcMar>
-            <w:shd w:val="clear" w:color="auto" w:fill="E5F5FF"/>
-          </w:tcPr>
-          <w:p>
-            <w:pPr>
-              <w:pStyle w:val="BDOITable"/>
-            </w:pPr>
-            <w:r>
-              <w:rPr>
-                <w:sz w:val="16"/>
-              </w:rPr>
-              <w:t>0</w:t>
             </w:r>
           </w:p>
         </w:tc>
@@ -12795,7 +11966,7 @@
         </w:trPr>
         <w:tc>
           <w:tcPr>
-            <w:tcW w:type="dxa" w:w="1188"/>
+            <w:tcW w:type="dxa" w:w="1182"/>
             <w:tcMar>
               <w:top w:w="50" w:type="dxa"/>
               <w:bottom w:w="50" w:type="dxa"/>
@@ -12817,7 +11988,7 @@
         </w:tc>
         <w:tc>
           <w:tcPr>
-            <w:tcW w:type="dxa" w:w="3307"/>
+            <w:tcW w:type="dxa" w:w="3804"/>
             <w:tcMar>
               <w:top w:w="50" w:type="dxa"/>
               <w:bottom w:w="50" w:type="dxa"/>
@@ -12839,7 +12010,7 @@
         </w:tc>
         <w:tc>
           <w:tcPr>
-            <w:tcW w:type="dxa" w:w="1653"/>
+            <w:tcW w:type="dxa" w:w="1953"/>
             <w:tcMar>
               <w:top w:w="50" w:type="dxa"/>
               <w:bottom w:w="50" w:type="dxa"/>
@@ -12861,7 +12032,7 @@
         </w:tc>
         <w:tc>
           <w:tcPr>
-            <w:tcW w:type="dxa" w:w="775"/>
+            <w:tcW w:type="dxa" w:w="771"/>
             <w:tcMar>
               <w:top w:w="50" w:type="dxa"/>
               <w:bottom w:w="50" w:type="dxa"/>
@@ -12883,7 +12054,7 @@
         </w:tc>
         <w:tc>
           <w:tcPr>
-            <w:tcW w:type="dxa" w:w="775"/>
+            <w:tcW w:type="dxa" w:w="771"/>
             <w:tcMar>
               <w:top w:w="50" w:type="dxa"/>
               <w:bottom w:w="50" w:type="dxa"/>
@@ -12905,7 +12076,7 @@
         </w:tc>
         <w:tc>
           <w:tcPr>
-            <w:tcW w:type="dxa" w:w="775"/>
+            <w:tcW w:type="dxa" w:w="771"/>
             <w:tcMar>
               <w:top w:w="50" w:type="dxa"/>
               <w:bottom w:w="50" w:type="dxa"/>
@@ -12927,7 +12098,7 @@
         </w:tc>
         <w:tc>
           <w:tcPr>
-            <w:tcW w:type="dxa" w:w="672"/>
+            <w:tcW w:type="dxa" w:w="720"/>
             <w:tcMar>
               <w:top w:w="50" w:type="dxa"/>
               <w:bottom w:w="50" w:type="dxa"/>
@@ -12944,28 +12115,6 @@
                 <w:sz w:val="16"/>
               </w:rPr>
               <w:t>3</w:t>
-            </w:r>
-          </w:p>
-        </w:tc>
-        <w:tc>
-          <w:tcPr>
-            <w:tcW w:type="dxa" w:w="827"/>
-            <w:tcMar>
-              <w:top w:w="50" w:type="dxa"/>
-              <w:bottom w:w="50" w:type="dxa"/>
-              <w:left w:w="90" w:type="dxa"/>
-              <w:right w:w="90" w:type="dxa"/>
-            </w:tcMar>
-          </w:tcPr>
-          <w:p>
-            <w:pPr>
-              <w:pStyle w:val="BDOITable"/>
-            </w:pPr>
-            <w:r>
-              <w:rPr>
-                <w:sz w:val="16"/>
-              </w:rPr>
-              <w:t>0</w:t>
             </w:r>
           </w:p>
         </w:tc>
@@ -12976,7 +12125,7 @@
         </w:trPr>
         <w:tc>
           <w:tcPr>
-            <w:tcW w:type="dxa" w:w="1188"/>
+            <w:tcW w:type="dxa" w:w="1182"/>
             <w:tcMar>
               <w:top w:w="50" w:type="dxa"/>
               <w:bottom w:w="50" w:type="dxa"/>
@@ -12999,7 +12148,7 @@
         </w:tc>
         <w:tc>
           <w:tcPr>
-            <w:tcW w:type="dxa" w:w="3307"/>
+            <w:tcW w:type="dxa" w:w="3804"/>
             <w:tcMar>
               <w:top w:w="50" w:type="dxa"/>
               <w:bottom w:w="50" w:type="dxa"/>
@@ -13022,7 +12171,7 @@
         </w:tc>
         <w:tc>
           <w:tcPr>
-            <w:tcW w:type="dxa" w:w="1653"/>
+            <w:tcW w:type="dxa" w:w="1953"/>
             <w:tcMar>
               <w:top w:w="50" w:type="dxa"/>
               <w:bottom w:w="50" w:type="dxa"/>
@@ -13045,7 +12194,7 @@
         </w:tc>
         <w:tc>
           <w:tcPr>
-            <w:tcW w:type="dxa" w:w="775"/>
+            <w:tcW w:type="dxa" w:w="771"/>
             <w:tcMar>
               <w:top w:w="50" w:type="dxa"/>
               <w:bottom w:w="50" w:type="dxa"/>
@@ -13068,7 +12217,7 @@
         </w:tc>
         <w:tc>
           <w:tcPr>
-            <w:tcW w:type="dxa" w:w="775"/>
+            <w:tcW w:type="dxa" w:w="771"/>
             <w:tcMar>
               <w:top w:w="50" w:type="dxa"/>
               <w:bottom w:w="50" w:type="dxa"/>
@@ -13091,7 +12240,7 @@
         </w:tc>
         <w:tc>
           <w:tcPr>
-            <w:tcW w:type="dxa" w:w="775"/>
+            <w:tcW w:type="dxa" w:w="771"/>
             <w:tcMar>
               <w:top w:w="50" w:type="dxa"/>
               <w:bottom w:w="50" w:type="dxa"/>
@@ -13114,7 +12263,7 @@
         </w:tc>
         <w:tc>
           <w:tcPr>
-            <w:tcW w:type="dxa" w:w="672"/>
+            <w:tcW w:type="dxa" w:w="720"/>
             <w:tcMar>
               <w:top w:w="50" w:type="dxa"/>
               <w:bottom w:w="50" w:type="dxa"/>
@@ -13132,29 +12281,6 @@
                 <w:sz w:val="16"/>
               </w:rPr>
               <w:t>4</w:t>
-            </w:r>
-          </w:p>
-        </w:tc>
-        <w:tc>
-          <w:tcPr>
-            <w:tcW w:type="dxa" w:w="827"/>
-            <w:tcMar>
-              <w:top w:w="50" w:type="dxa"/>
-              <w:bottom w:w="50" w:type="dxa"/>
-              <w:left w:w="90" w:type="dxa"/>
-              <w:right w:w="90" w:type="dxa"/>
-            </w:tcMar>
-            <w:shd w:val="clear" w:color="auto" w:fill="E5F5FF"/>
-          </w:tcPr>
-          <w:p>
-            <w:pPr>
-              <w:pStyle w:val="BDOITable"/>
-            </w:pPr>
-            <w:r>
-              <w:rPr>
-                <w:sz w:val="16"/>
-              </w:rPr>
-              <w:t>0</w:t>
             </w:r>
           </w:p>
         </w:tc>
@@ -13165,7 +12291,7 @@
         </w:trPr>
         <w:tc>
           <w:tcPr>
-            <w:tcW w:type="dxa" w:w="1188"/>
+            <w:tcW w:type="dxa" w:w="1182"/>
             <w:tcMar>
               <w:top w:w="50" w:type="dxa"/>
               <w:bottom w:w="50" w:type="dxa"/>
@@ -13187,7 +12313,7 @@
         </w:tc>
         <w:tc>
           <w:tcPr>
-            <w:tcW w:type="dxa" w:w="3307"/>
+            <w:tcW w:type="dxa" w:w="3804"/>
             <w:tcMar>
               <w:top w:w="50" w:type="dxa"/>
               <w:bottom w:w="50" w:type="dxa"/>
@@ -13209,7 +12335,7 @@
         </w:tc>
         <w:tc>
           <w:tcPr>
-            <w:tcW w:type="dxa" w:w="1653"/>
+            <w:tcW w:type="dxa" w:w="1953"/>
             <w:tcMar>
               <w:top w:w="50" w:type="dxa"/>
               <w:bottom w:w="50" w:type="dxa"/>
@@ -13231,7 +12357,7 @@
         </w:tc>
         <w:tc>
           <w:tcPr>
-            <w:tcW w:type="dxa" w:w="775"/>
+            <w:tcW w:type="dxa" w:w="771"/>
             <w:tcMar>
               <w:top w:w="50" w:type="dxa"/>
               <w:bottom w:w="50" w:type="dxa"/>
@@ -13253,7 +12379,7 @@
         </w:tc>
         <w:tc>
           <w:tcPr>
-            <w:tcW w:type="dxa" w:w="775"/>
+            <w:tcW w:type="dxa" w:w="771"/>
             <w:tcMar>
               <w:top w:w="50" w:type="dxa"/>
               <w:bottom w:w="50" w:type="dxa"/>
@@ -13275,7 +12401,7 @@
         </w:tc>
         <w:tc>
           <w:tcPr>
-            <w:tcW w:type="dxa" w:w="775"/>
+            <w:tcW w:type="dxa" w:w="771"/>
             <w:tcMar>
               <w:top w:w="50" w:type="dxa"/>
               <w:bottom w:w="50" w:type="dxa"/>
@@ -13297,7 +12423,7 @@
         </w:tc>
         <w:tc>
           <w:tcPr>
-            <w:tcW w:type="dxa" w:w="672"/>
+            <w:tcW w:type="dxa" w:w="720"/>
             <w:tcMar>
               <w:top w:w="50" w:type="dxa"/>
               <w:bottom w:w="50" w:type="dxa"/>
@@ -13314,28 +12440,6 @@
                 <w:sz w:val="16"/>
               </w:rPr>
               <w:t>4</w:t>
-            </w:r>
-          </w:p>
-        </w:tc>
-        <w:tc>
-          <w:tcPr>
-            <w:tcW w:type="dxa" w:w="827"/>
-            <w:tcMar>
-              <w:top w:w="50" w:type="dxa"/>
-              <w:bottom w:w="50" w:type="dxa"/>
-              <w:left w:w="90" w:type="dxa"/>
-              <w:right w:w="90" w:type="dxa"/>
-            </w:tcMar>
-          </w:tcPr>
-          <w:p>
-            <w:pPr>
-              <w:pStyle w:val="BDOITable"/>
-            </w:pPr>
-            <w:r>
-              <w:rPr>
-                <w:sz w:val="16"/>
-              </w:rPr>
-              <w:t>0</w:t>
             </w:r>
           </w:p>
         </w:tc>
@@ -13346,7 +12450,7 @@
         </w:trPr>
         <w:tc>
           <w:tcPr>
-            <w:tcW w:type="dxa" w:w="1188"/>
+            <w:tcW w:type="dxa" w:w="1182"/>
             <w:tcMar>
               <w:top w:w="50" w:type="dxa"/>
               <w:bottom w:w="50" w:type="dxa"/>
@@ -13369,7 +12473,7 @@
         </w:tc>
         <w:tc>
           <w:tcPr>
-            <w:tcW w:type="dxa" w:w="3307"/>
+            <w:tcW w:type="dxa" w:w="3804"/>
             <w:tcMar>
               <w:top w:w="50" w:type="dxa"/>
               <w:bottom w:w="50" w:type="dxa"/>
@@ -13392,7 +12496,7 @@
         </w:tc>
         <w:tc>
           <w:tcPr>
-            <w:tcW w:type="dxa" w:w="1653"/>
+            <w:tcW w:type="dxa" w:w="1953"/>
             <w:tcMar>
               <w:top w:w="50" w:type="dxa"/>
               <w:bottom w:w="50" w:type="dxa"/>
@@ -13415,7 +12519,7 @@
         </w:tc>
         <w:tc>
           <w:tcPr>
-            <w:tcW w:type="dxa" w:w="775"/>
+            <w:tcW w:type="dxa" w:w="771"/>
             <w:tcMar>
               <w:top w:w="50" w:type="dxa"/>
               <w:bottom w:w="50" w:type="dxa"/>
@@ -13438,7 +12542,7 @@
         </w:tc>
         <w:tc>
           <w:tcPr>
-            <w:tcW w:type="dxa" w:w="775"/>
+            <w:tcW w:type="dxa" w:w="771"/>
             <w:tcMar>
               <w:top w:w="50" w:type="dxa"/>
               <w:bottom w:w="50" w:type="dxa"/>
@@ -13461,7 +12565,7 @@
         </w:tc>
         <w:tc>
           <w:tcPr>
-            <w:tcW w:type="dxa" w:w="775"/>
+            <w:tcW w:type="dxa" w:w="771"/>
             <w:tcMar>
               <w:top w:w="50" w:type="dxa"/>
               <w:bottom w:w="50" w:type="dxa"/>
@@ -13484,7 +12588,7 @@
         </w:tc>
         <w:tc>
           <w:tcPr>
-            <w:tcW w:type="dxa" w:w="672"/>
+            <w:tcW w:type="dxa" w:w="720"/>
             <w:tcMar>
               <w:top w:w="50" w:type="dxa"/>
               <w:bottom w:w="50" w:type="dxa"/>
@@ -13502,29 +12606,6 @@
                 <w:sz w:val="16"/>
               </w:rPr>
               <w:t>5</w:t>
-            </w:r>
-          </w:p>
-        </w:tc>
-        <w:tc>
-          <w:tcPr>
-            <w:tcW w:type="dxa" w:w="827"/>
-            <w:tcMar>
-              <w:top w:w="50" w:type="dxa"/>
-              <w:bottom w:w="50" w:type="dxa"/>
-              <w:left w:w="90" w:type="dxa"/>
-              <w:right w:w="90" w:type="dxa"/>
-            </w:tcMar>
-            <w:shd w:val="clear" w:color="auto" w:fill="E5F5FF"/>
-          </w:tcPr>
-          <w:p>
-            <w:pPr>
-              <w:pStyle w:val="BDOITable"/>
-            </w:pPr>
-            <w:r>
-              <w:rPr>
-                <w:sz w:val="16"/>
-              </w:rPr>
-              <w:t>0</w:t>
             </w:r>
           </w:p>
         </w:tc>
@@ -13535,7 +12616,7 @@
         </w:trPr>
         <w:tc>
           <w:tcPr>
-            <w:tcW w:type="dxa" w:w="1188"/>
+            <w:tcW w:type="dxa" w:w="1182"/>
             <w:tcMar>
               <w:top w:w="50" w:type="dxa"/>
               <w:bottom w:w="50" w:type="dxa"/>
@@ -13557,7 +12638,7 @@
         </w:tc>
         <w:tc>
           <w:tcPr>
-            <w:tcW w:type="dxa" w:w="3307"/>
+            <w:tcW w:type="dxa" w:w="3804"/>
             <w:tcMar>
               <w:top w:w="50" w:type="dxa"/>
               <w:bottom w:w="50" w:type="dxa"/>
@@ -13579,7 +12660,7 @@
         </w:tc>
         <w:tc>
           <w:tcPr>
-            <w:tcW w:type="dxa" w:w="1653"/>
+            <w:tcW w:type="dxa" w:w="1953"/>
             <w:tcMar>
               <w:top w:w="50" w:type="dxa"/>
               <w:bottom w:w="50" w:type="dxa"/>
@@ -13601,7 +12682,7 @@
         </w:tc>
         <w:tc>
           <w:tcPr>
-            <w:tcW w:type="dxa" w:w="775"/>
+            <w:tcW w:type="dxa" w:w="771"/>
             <w:tcMar>
               <w:top w:w="50" w:type="dxa"/>
               <w:bottom w:w="50" w:type="dxa"/>
@@ -13623,7 +12704,7 @@
         </w:tc>
         <w:tc>
           <w:tcPr>
-            <w:tcW w:type="dxa" w:w="775"/>
+            <w:tcW w:type="dxa" w:w="771"/>
             <w:tcMar>
               <w:top w:w="50" w:type="dxa"/>
               <w:bottom w:w="50" w:type="dxa"/>
@@ -13645,7 +12726,7 @@
         </w:tc>
         <w:tc>
           <w:tcPr>
-            <w:tcW w:type="dxa" w:w="775"/>
+            <w:tcW w:type="dxa" w:w="771"/>
             <w:tcMar>
               <w:top w:w="50" w:type="dxa"/>
               <w:bottom w:w="50" w:type="dxa"/>
@@ -13667,7 +12748,7 @@
         </w:tc>
         <w:tc>
           <w:tcPr>
-            <w:tcW w:type="dxa" w:w="672"/>
+            <w:tcW w:type="dxa" w:w="720"/>
             <w:tcMar>
               <w:top w:w="50" w:type="dxa"/>
               <w:bottom w:w="50" w:type="dxa"/>
@@ -13684,28 +12765,6 @@
                 <w:sz w:val="16"/>
               </w:rPr>
               <w:t>3</w:t>
-            </w:r>
-          </w:p>
-        </w:tc>
-        <w:tc>
-          <w:tcPr>
-            <w:tcW w:type="dxa" w:w="827"/>
-            <w:tcMar>
-              <w:top w:w="50" w:type="dxa"/>
-              <w:bottom w:w="50" w:type="dxa"/>
-              <w:left w:w="90" w:type="dxa"/>
-              <w:right w:w="90" w:type="dxa"/>
-            </w:tcMar>
-          </w:tcPr>
-          <w:p>
-            <w:pPr>
-              <w:pStyle w:val="BDOITable"/>
-            </w:pPr>
-            <w:r>
-              <w:rPr>
-                <w:sz w:val="16"/>
-              </w:rPr>
-              <w:t>0</w:t>
             </w:r>
           </w:p>
         </w:tc>
@@ -13716,7 +12775,7 @@
         </w:trPr>
         <w:tc>
           <w:tcPr>
-            <w:tcW w:type="dxa" w:w="1188"/>
+            <w:tcW w:type="dxa" w:w="1182"/>
             <w:tcMar>
               <w:top w:w="50" w:type="dxa"/>
               <w:bottom w:w="50" w:type="dxa"/>
@@ -13739,7 +12798,7 @@
         </w:tc>
         <w:tc>
           <w:tcPr>
-            <w:tcW w:type="dxa" w:w="3307"/>
+            <w:tcW w:type="dxa" w:w="3804"/>
             <w:tcMar>
               <w:top w:w="50" w:type="dxa"/>
               <w:bottom w:w="50" w:type="dxa"/>
@@ -13762,7 +12821,7 @@
         </w:tc>
         <w:tc>
           <w:tcPr>
-            <w:tcW w:type="dxa" w:w="1653"/>
+            <w:tcW w:type="dxa" w:w="1953"/>
             <w:tcMar>
               <w:top w:w="50" w:type="dxa"/>
               <w:bottom w:w="50" w:type="dxa"/>
@@ -13785,7 +12844,7 @@
         </w:tc>
         <w:tc>
           <w:tcPr>
-            <w:tcW w:type="dxa" w:w="775"/>
+            <w:tcW w:type="dxa" w:w="771"/>
             <w:tcMar>
               <w:top w:w="50" w:type="dxa"/>
               <w:bottom w:w="50" w:type="dxa"/>
@@ -13808,7 +12867,7 @@
         </w:tc>
         <w:tc>
           <w:tcPr>
-            <w:tcW w:type="dxa" w:w="775"/>
+            <w:tcW w:type="dxa" w:w="771"/>
             <w:tcMar>
               <w:top w:w="50" w:type="dxa"/>
               <w:bottom w:w="50" w:type="dxa"/>
@@ -13831,7 +12890,7 @@
         </w:tc>
         <w:tc>
           <w:tcPr>
-            <w:tcW w:type="dxa" w:w="775"/>
+            <w:tcW w:type="dxa" w:w="771"/>
             <w:tcMar>
               <w:top w:w="50" w:type="dxa"/>
               <w:bottom w:w="50" w:type="dxa"/>
@@ -13854,7 +12913,7 @@
         </w:tc>
         <w:tc>
           <w:tcPr>
-            <w:tcW w:type="dxa" w:w="672"/>
+            <w:tcW w:type="dxa" w:w="720"/>
             <w:tcMar>
               <w:top w:w="50" w:type="dxa"/>
               <w:bottom w:w="50" w:type="dxa"/>
@@ -13872,29 +12931,6 @@
                 <w:sz w:val="16"/>
               </w:rPr>
               <w:t>6</w:t>
-            </w:r>
-          </w:p>
-        </w:tc>
-        <w:tc>
-          <w:tcPr>
-            <w:tcW w:type="dxa" w:w="827"/>
-            <w:tcMar>
-              <w:top w:w="50" w:type="dxa"/>
-              <w:bottom w:w="50" w:type="dxa"/>
-              <w:left w:w="90" w:type="dxa"/>
-              <w:right w:w="90" w:type="dxa"/>
-            </w:tcMar>
-            <w:shd w:val="clear" w:color="auto" w:fill="E5F5FF"/>
-          </w:tcPr>
-          <w:p>
-            <w:pPr>
-              <w:pStyle w:val="BDOITable"/>
-            </w:pPr>
-            <w:r>
-              <w:rPr>
-                <w:sz w:val="16"/>
-              </w:rPr>
-              <w:t>0</w:t>
             </w:r>
           </w:p>
         </w:tc>
@@ -13905,7 +12941,7 @@
         </w:trPr>
         <w:tc>
           <w:tcPr>
-            <w:tcW w:type="dxa" w:w="1188"/>
+            <w:tcW w:type="dxa" w:w="1182"/>
             <w:tcMar>
               <w:top w:w="50" w:type="dxa"/>
               <w:bottom w:w="50" w:type="dxa"/>
@@ -13927,7 +12963,7 @@
         </w:tc>
         <w:tc>
           <w:tcPr>
-            <w:tcW w:type="dxa" w:w="3307"/>
+            <w:tcW w:type="dxa" w:w="3804"/>
             <w:tcMar>
               <w:top w:w="50" w:type="dxa"/>
               <w:bottom w:w="50" w:type="dxa"/>
@@ -13949,7 +12985,7 @@
         </w:tc>
         <w:tc>
           <w:tcPr>
-            <w:tcW w:type="dxa" w:w="1653"/>
+            <w:tcW w:type="dxa" w:w="1953"/>
             <w:tcMar>
               <w:top w:w="50" w:type="dxa"/>
               <w:bottom w:w="50" w:type="dxa"/>
@@ -13971,7 +13007,7 @@
         </w:tc>
         <w:tc>
           <w:tcPr>
-            <w:tcW w:type="dxa" w:w="775"/>
+            <w:tcW w:type="dxa" w:w="771"/>
             <w:tcMar>
               <w:top w:w="50" w:type="dxa"/>
               <w:bottom w:w="50" w:type="dxa"/>
@@ -13993,7 +13029,7 @@
         </w:tc>
         <w:tc>
           <w:tcPr>
-            <w:tcW w:type="dxa" w:w="775"/>
+            <w:tcW w:type="dxa" w:w="771"/>
             <w:tcMar>
               <w:top w:w="50" w:type="dxa"/>
               <w:bottom w:w="50" w:type="dxa"/>
@@ -14015,7 +13051,7 @@
         </w:tc>
         <w:tc>
           <w:tcPr>
-            <w:tcW w:type="dxa" w:w="775"/>
+            <w:tcW w:type="dxa" w:w="771"/>
             <w:tcMar>
               <w:top w:w="50" w:type="dxa"/>
               <w:bottom w:w="50" w:type="dxa"/>
@@ -14037,7 +13073,7 @@
         </w:tc>
         <w:tc>
           <w:tcPr>
-            <w:tcW w:type="dxa" w:w="672"/>
+            <w:tcW w:type="dxa" w:w="720"/>
             <w:tcMar>
               <w:top w:w="50" w:type="dxa"/>
               <w:bottom w:w="50" w:type="dxa"/>
@@ -14054,28 +13090,6 @@
                 <w:sz w:val="16"/>
               </w:rPr>
               <w:t>7</w:t>
-            </w:r>
-          </w:p>
-        </w:tc>
-        <w:tc>
-          <w:tcPr>
-            <w:tcW w:type="dxa" w:w="827"/>
-            <w:tcMar>
-              <w:top w:w="50" w:type="dxa"/>
-              <w:bottom w:w="50" w:type="dxa"/>
-              <w:left w:w="90" w:type="dxa"/>
-              <w:right w:w="90" w:type="dxa"/>
-            </w:tcMar>
-          </w:tcPr>
-          <w:p>
-            <w:pPr>
-              <w:pStyle w:val="BDOITable"/>
-            </w:pPr>
-            <w:r>
-              <w:rPr>
-                <w:sz w:val="16"/>
-              </w:rPr>
-              <w:t>0</w:t>
             </w:r>
           </w:p>
         </w:tc>
@@ -14086,7 +13100,7 @@
         </w:trPr>
         <w:tc>
           <w:tcPr>
-            <w:tcW w:type="dxa" w:w="1188"/>
+            <w:tcW w:type="dxa" w:w="1182"/>
             <w:tcMar>
               <w:top w:w="50" w:type="dxa"/>
               <w:bottom w:w="50" w:type="dxa"/>
@@ -14109,7 +13123,7 @@
         </w:tc>
         <w:tc>
           <w:tcPr>
-            <w:tcW w:type="dxa" w:w="3307"/>
+            <w:tcW w:type="dxa" w:w="3804"/>
             <w:tcMar>
               <w:top w:w="50" w:type="dxa"/>
               <w:bottom w:w="50" w:type="dxa"/>
@@ -14132,7 +13146,7 @@
         </w:tc>
         <w:tc>
           <w:tcPr>
-            <w:tcW w:type="dxa" w:w="1653"/>
+            <w:tcW w:type="dxa" w:w="1953"/>
             <w:tcMar>
               <w:top w:w="50" w:type="dxa"/>
               <w:bottom w:w="50" w:type="dxa"/>
@@ -14155,7 +13169,7 @@
         </w:tc>
         <w:tc>
           <w:tcPr>
-            <w:tcW w:type="dxa" w:w="775"/>
+            <w:tcW w:type="dxa" w:w="771"/>
             <w:tcMar>
               <w:top w:w="50" w:type="dxa"/>
               <w:bottom w:w="50" w:type="dxa"/>
@@ -14178,7 +13192,7 @@
         </w:tc>
         <w:tc>
           <w:tcPr>
-            <w:tcW w:type="dxa" w:w="775"/>
+            <w:tcW w:type="dxa" w:w="771"/>
             <w:tcMar>
               <w:top w:w="50" w:type="dxa"/>
               <w:bottom w:w="50" w:type="dxa"/>
@@ -14201,7 +13215,7 @@
         </w:tc>
         <w:tc>
           <w:tcPr>
-            <w:tcW w:type="dxa" w:w="775"/>
+            <w:tcW w:type="dxa" w:w="771"/>
             <w:tcMar>
               <w:top w:w="50" w:type="dxa"/>
               <w:bottom w:w="50" w:type="dxa"/>
@@ -14224,7 +13238,7 @@
         </w:tc>
         <w:tc>
           <w:tcPr>
-            <w:tcW w:type="dxa" w:w="672"/>
+            <w:tcW w:type="dxa" w:w="720"/>
             <w:tcMar>
               <w:top w:w="50" w:type="dxa"/>
               <w:bottom w:w="50" w:type="dxa"/>
@@ -14242,29 +13256,6 @@
                 <w:sz w:val="16"/>
               </w:rPr>
               <w:t>3</w:t>
-            </w:r>
-          </w:p>
-        </w:tc>
-        <w:tc>
-          <w:tcPr>
-            <w:tcW w:type="dxa" w:w="827"/>
-            <w:tcMar>
-              <w:top w:w="50" w:type="dxa"/>
-              <w:bottom w:w="50" w:type="dxa"/>
-              <w:left w:w="90" w:type="dxa"/>
-              <w:right w:w="90" w:type="dxa"/>
-            </w:tcMar>
-            <w:shd w:val="clear" w:color="auto" w:fill="E5F5FF"/>
-          </w:tcPr>
-          <w:p>
-            <w:pPr>
-              <w:pStyle w:val="BDOITable"/>
-            </w:pPr>
-            <w:r>
-              <w:rPr>
-                <w:sz w:val="16"/>
-              </w:rPr>
-              <w:t>0</w:t>
             </w:r>
           </w:p>
         </w:tc>
@@ -14275,7 +13266,7 @@
         </w:trPr>
         <w:tc>
           <w:tcPr>
-            <w:tcW w:type="dxa" w:w="1188"/>
+            <w:tcW w:type="dxa" w:w="1182"/>
             <w:tcMar>
               <w:top w:w="50" w:type="dxa"/>
               <w:bottom w:w="50" w:type="dxa"/>
@@ -14297,7 +13288,7 @@
         </w:tc>
         <w:tc>
           <w:tcPr>
-            <w:tcW w:type="dxa" w:w="3307"/>
+            <w:tcW w:type="dxa" w:w="3804"/>
             <w:tcMar>
               <w:top w:w="50" w:type="dxa"/>
               <w:bottom w:w="50" w:type="dxa"/>
@@ -14319,7 +13310,7 @@
         </w:tc>
         <w:tc>
           <w:tcPr>
-            <w:tcW w:type="dxa" w:w="1653"/>
+            <w:tcW w:type="dxa" w:w="1953"/>
             <w:tcMar>
               <w:top w:w="50" w:type="dxa"/>
               <w:bottom w:w="50" w:type="dxa"/>
@@ -14341,7 +13332,7 @@
         </w:tc>
         <w:tc>
           <w:tcPr>
-            <w:tcW w:type="dxa" w:w="775"/>
+            <w:tcW w:type="dxa" w:w="771"/>
             <w:tcMar>
               <w:top w:w="50" w:type="dxa"/>
               <w:bottom w:w="50" w:type="dxa"/>
@@ -14363,7 +13354,7 @@
         </w:tc>
         <w:tc>
           <w:tcPr>
-            <w:tcW w:type="dxa" w:w="775"/>
+            <w:tcW w:type="dxa" w:w="771"/>
             <w:tcMar>
               <w:top w:w="50" w:type="dxa"/>
               <w:bottom w:w="50" w:type="dxa"/>
@@ -14385,7 +13376,7 @@
         </w:tc>
         <w:tc>
           <w:tcPr>
-            <w:tcW w:type="dxa" w:w="775"/>
+            <w:tcW w:type="dxa" w:w="771"/>
             <w:tcMar>
               <w:top w:w="50" w:type="dxa"/>
               <w:bottom w:w="50" w:type="dxa"/>
@@ -14407,7 +13398,7 @@
         </w:tc>
         <w:tc>
           <w:tcPr>
-            <w:tcW w:type="dxa" w:w="672"/>
+            <w:tcW w:type="dxa" w:w="720"/>
             <w:tcMar>
               <w:top w:w="50" w:type="dxa"/>
               <w:bottom w:w="50" w:type="dxa"/>
@@ -14424,28 +13415,6 @@
                 <w:sz w:val="16"/>
               </w:rPr>
               <w:t>5</w:t>
-            </w:r>
-          </w:p>
-        </w:tc>
-        <w:tc>
-          <w:tcPr>
-            <w:tcW w:type="dxa" w:w="827"/>
-            <w:tcMar>
-              <w:top w:w="50" w:type="dxa"/>
-              <w:bottom w:w="50" w:type="dxa"/>
-              <w:left w:w="90" w:type="dxa"/>
-              <w:right w:w="90" w:type="dxa"/>
-            </w:tcMar>
-          </w:tcPr>
-          <w:p>
-            <w:pPr>
-              <w:pStyle w:val="BDOITable"/>
-            </w:pPr>
-            <w:r>
-              <w:rPr>
-                <w:sz w:val="16"/>
-              </w:rPr>
-              <w:t>0</w:t>
             </w:r>
           </w:p>
         </w:tc>
@@ -14456,7 +13425,7 @@
         </w:trPr>
         <w:tc>
           <w:tcPr>
-            <w:tcW w:type="dxa" w:w="1188"/>
+            <w:tcW w:type="dxa" w:w="1182"/>
             <w:tcMar>
               <w:top w:w="50" w:type="dxa"/>
               <w:bottom w:w="50" w:type="dxa"/>
@@ -14479,7 +13448,7 @@
         </w:tc>
         <w:tc>
           <w:tcPr>
-            <w:tcW w:type="dxa" w:w="3307"/>
+            <w:tcW w:type="dxa" w:w="3804"/>
             <w:tcMar>
               <w:top w:w="50" w:type="dxa"/>
               <w:bottom w:w="50" w:type="dxa"/>
@@ -14502,7 +13471,7 @@
         </w:tc>
         <w:tc>
           <w:tcPr>
-            <w:tcW w:type="dxa" w:w="1653"/>
+            <w:tcW w:type="dxa" w:w="1953"/>
             <w:tcMar>
               <w:top w:w="50" w:type="dxa"/>
               <w:bottom w:w="50" w:type="dxa"/>
@@ -14525,7 +13494,7 @@
         </w:tc>
         <w:tc>
           <w:tcPr>
-            <w:tcW w:type="dxa" w:w="775"/>
+            <w:tcW w:type="dxa" w:w="771"/>
             <w:tcMar>
               <w:top w:w="50" w:type="dxa"/>
               <w:bottom w:w="50" w:type="dxa"/>
@@ -14548,7 +13517,7 @@
         </w:tc>
         <w:tc>
           <w:tcPr>
-            <w:tcW w:type="dxa" w:w="775"/>
+            <w:tcW w:type="dxa" w:w="771"/>
             <w:tcMar>
               <w:top w:w="50" w:type="dxa"/>
               <w:bottom w:w="50" w:type="dxa"/>
@@ -14571,7 +13540,7 @@
         </w:tc>
         <w:tc>
           <w:tcPr>
-            <w:tcW w:type="dxa" w:w="775"/>
+            <w:tcW w:type="dxa" w:w="771"/>
             <w:tcMar>
               <w:top w:w="50" w:type="dxa"/>
               <w:bottom w:w="50" w:type="dxa"/>
@@ -14594,7 +13563,7 @@
         </w:tc>
         <w:tc>
           <w:tcPr>
-            <w:tcW w:type="dxa" w:w="672"/>
+            <w:tcW w:type="dxa" w:w="720"/>
             <w:tcMar>
               <w:top w:w="50" w:type="dxa"/>
               <w:bottom w:w="50" w:type="dxa"/>
@@ -14612,29 +13581,6 @@
                 <w:sz w:val="16"/>
               </w:rPr>
               <w:t>5</w:t>
-            </w:r>
-          </w:p>
-        </w:tc>
-        <w:tc>
-          <w:tcPr>
-            <w:tcW w:type="dxa" w:w="827"/>
-            <w:tcMar>
-              <w:top w:w="50" w:type="dxa"/>
-              <w:bottom w:w="50" w:type="dxa"/>
-              <w:left w:w="90" w:type="dxa"/>
-              <w:right w:w="90" w:type="dxa"/>
-            </w:tcMar>
-            <w:shd w:val="clear" w:color="auto" w:fill="E5F5FF"/>
-          </w:tcPr>
-          <w:p>
-            <w:pPr>
-              <w:pStyle w:val="BDOITable"/>
-            </w:pPr>
-            <w:r>
-              <w:rPr>
-                <w:sz w:val="16"/>
-              </w:rPr>
-              <w:t>0</w:t>
             </w:r>
           </w:p>
         </w:tc>
@@ -14645,7 +13591,7 @@
         </w:trPr>
         <w:tc>
           <w:tcPr>
-            <w:tcW w:type="dxa" w:w="1188"/>
+            <w:tcW w:type="dxa" w:w="1182"/>
             <w:tcMar>
               <w:top w:w="50" w:type="dxa"/>
               <w:bottom w:w="50" w:type="dxa"/>
@@ -14667,7 +13613,7 @@
         </w:tc>
         <w:tc>
           <w:tcPr>
-            <w:tcW w:type="dxa" w:w="3307"/>
+            <w:tcW w:type="dxa" w:w="3804"/>
             <w:tcMar>
               <w:top w:w="50" w:type="dxa"/>
               <w:bottom w:w="50" w:type="dxa"/>
@@ -14689,7 +13635,7 @@
         </w:tc>
         <w:tc>
           <w:tcPr>
-            <w:tcW w:type="dxa" w:w="1653"/>
+            <w:tcW w:type="dxa" w:w="1953"/>
             <w:tcMar>
               <w:top w:w="50" w:type="dxa"/>
               <w:bottom w:w="50" w:type="dxa"/>
@@ -14711,7 +13657,7 @@
         </w:tc>
         <w:tc>
           <w:tcPr>
-            <w:tcW w:type="dxa" w:w="775"/>
+            <w:tcW w:type="dxa" w:w="771"/>
             <w:tcMar>
               <w:top w:w="50" w:type="dxa"/>
               <w:bottom w:w="50" w:type="dxa"/>
@@ -14733,7 +13679,7 @@
         </w:tc>
         <w:tc>
           <w:tcPr>
-            <w:tcW w:type="dxa" w:w="775"/>
+            <w:tcW w:type="dxa" w:w="771"/>
             <w:tcMar>
               <w:top w:w="50" w:type="dxa"/>
               <w:bottom w:w="50" w:type="dxa"/>
@@ -14755,7 +13701,7 @@
         </w:tc>
         <w:tc>
           <w:tcPr>
-            <w:tcW w:type="dxa" w:w="775"/>
+            <w:tcW w:type="dxa" w:w="771"/>
             <w:tcMar>
               <w:top w:w="50" w:type="dxa"/>
               <w:bottom w:w="50" w:type="dxa"/>
@@ -14777,7 +13723,7 @@
         </w:tc>
         <w:tc>
           <w:tcPr>
-            <w:tcW w:type="dxa" w:w="672"/>
+            <w:tcW w:type="dxa" w:w="720"/>
             <w:tcMar>
               <w:top w:w="50" w:type="dxa"/>
               <w:bottom w:w="50" w:type="dxa"/>
@@ -14794,28 +13740,6 @@
                 <w:sz w:val="16"/>
               </w:rPr>
               <w:t>5</w:t>
-            </w:r>
-          </w:p>
-        </w:tc>
-        <w:tc>
-          <w:tcPr>
-            <w:tcW w:type="dxa" w:w="827"/>
-            <w:tcMar>
-              <w:top w:w="50" w:type="dxa"/>
-              <w:bottom w:w="50" w:type="dxa"/>
-              <w:left w:w="90" w:type="dxa"/>
-              <w:right w:w="90" w:type="dxa"/>
-            </w:tcMar>
-          </w:tcPr>
-          <w:p>
-            <w:pPr>
-              <w:pStyle w:val="BDOITable"/>
-            </w:pPr>
-            <w:r>
-              <w:rPr>
-                <w:sz w:val="16"/>
-              </w:rPr>
-              <w:t>0</w:t>
             </w:r>
           </w:p>
         </w:tc>
@@ -14826,7 +13750,7 @@
         </w:trPr>
         <w:tc>
           <w:tcPr>
-            <w:tcW w:type="dxa" w:w="1188"/>
+            <w:tcW w:type="dxa" w:w="1182"/>
             <w:tcMar>
               <w:top w:w="50" w:type="dxa"/>
               <w:bottom w:w="50" w:type="dxa"/>
@@ -14849,7 +13773,7 @@
         </w:tc>
         <w:tc>
           <w:tcPr>
-            <w:tcW w:type="dxa" w:w="3307"/>
+            <w:tcW w:type="dxa" w:w="3804"/>
             <w:tcMar>
               <w:top w:w="50" w:type="dxa"/>
               <w:bottom w:w="50" w:type="dxa"/>
@@ -14872,7 +13796,7 @@
         </w:tc>
         <w:tc>
           <w:tcPr>
-            <w:tcW w:type="dxa" w:w="1653"/>
+            <w:tcW w:type="dxa" w:w="1953"/>
             <w:tcMar>
               <w:top w:w="50" w:type="dxa"/>
               <w:bottom w:w="50" w:type="dxa"/>
@@ -14895,7 +13819,7 @@
         </w:tc>
         <w:tc>
           <w:tcPr>
-            <w:tcW w:type="dxa" w:w="775"/>
+            <w:tcW w:type="dxa" w:w="771"/>
             <w:tcMar>
               <w:top w:w="50" w:type="dxa"/>
               <w:bottom w:w="50" w:type="dxa"/>
@@ -14918,7 +13842,7 @@
         </w:tc>
         <w:tc>
           <w:tcPr>
-            <w:tcW w:type="dxa" w:w="775"/>
+            <w:tcW w:type="dxa" w:w="771"/>
             <w:tcMar>
               <w:top w:w="50" w:type="dxa"/>
               <w:bottom w:w="50" w:type="dxa"/>
@@ -14941,7 +13865,7 @@
         </w:tc>
         <w:tc>
           <w:tcPr>
-            <w:tcW w:type="dxa" w:w="775"/>
+            <w:tcW w:type="dxa" w:w="771"/>
             <w:tcMar>
               <w:top w:w="50" w:type="dxa"/>
               <w:bottom w:w="50" w:type="dxa"/>
@@ -14964,7 +13888,7 @@
         </w:tc>
         <w:tc>
           <w:tcPr>
-            <w:tcW w:type="dxa" w:w="672"/>
+            <w:tcW w:type="dxa" w:w="720"/>
             <w:tcMar>
               <w:top w:w="50" w:type="dxa"/>
               <w:bottom w:w="50" w:type="dxa"/>
@@ -14982,29 +13906,6 @@
                 <w:sz w:val="16"/>
               </w:rPr>
               <w:t>4</w:t>
-            </w:r>
-          </w:p>
-        </w:tc>
-        <w:tc>
-          <w:tcPr>
-            <w:tcW w:type="dxa" w:w="827"/>
-            <w:tcMar>
-              <w:top w:w="50" w:type="dxa"/>
-              <w:bottom w:w="50" w:type="dxa"/>
-              <w:left w:w="90" w:type="dxa"/>
-              <w:right w:w="90" w:type="dxa"/>
-            </w:tcMar>
-            <w:shd w:val="clear" w:color="auto" w:fill="E5F5FF"/>
-          </w:tcPr>
-          <w:p>
-            <w:pPr>
-              <w:pStyle w:val="BDOITable"/>
-            </w:pPr>
-            <w:r>
-              <w:rPr>
-                <w:sz w:val="16"/>
-              </w:rPr>
-              <w:t>0</w:t>
             </w:r>
           </w:p>
         </w:tc>
@@ -15015,7 +13916,7 @@
         </w:trPr>
         <w:tc>
           <w:tcPr>
-            <w:tcW w:type="dxa" w:w="1188"/>
+            <w:tcW w:type="dxa" w:w="1182"/>
             <w:tcMar>
               <w:top w:w="50" w:type="dxa"/>
               <w:bottom w:w="50" w:type="dxa"/>
@@ -15037,7 +13938,7 @@
         </w:tc>
         <w:tc>
           <w:tcPr>
-            <w:tcW w:type="dxa" w:w="3307"/>
+            <w:tcW w:type="dxa" w:w="3804"/>
             <w:tcMar>
               <w:top w:w="50" w:type="dxa"/>
               <w:bottom w:w="50" w:type="dxa"/>
@@ -15059,7 +13960,7 @@
         </w:tc>
         <w:tc>
           <w:tcPr>
-            <w:tcW w:type="dxa" w:w="1653"/>
+            <w:tcW w:type="dxa" w:w="1953"/>
             <w:tcMar>
               <w:top w:w="50" w:type="dxa"/>
               <w:bottom w:w="50" w:type="dxa"/>
@@ -15081,7 +13982,7 @@
         </w:tc>
         <w:tc>
           <w:tcPr>
-            <w:tcW w:type="dxa" w:w="775"/>
+            <w:tcW w:type="dxa" w:w="771"/>
             <w:tcMar>
               <w:top w:w="50" w:type="dxa"/>
               <w:bottom w:w="50" w:type="dxa"/>
@@ -15103,7 +14004,7 @@
         </w:tc>
         <w:tc>
           <w:tcPr>
-            <w:tcW w:type="dxa" w:w="775"/>
+            <w:tcW w:type="dxa" w:w="771"/>
             <w:tcMar>
               <w:top w:w="50" w:type="dxa"/>
               <w:bottom w:w="50" w:type="dxa"/>
@@ -15125,7 +14026,7 @@
         </w:tc>
         <w:tc>
           <w:tcPr>
-            <w:tcW w:type="dxa" w:w="775"/>
+            <w:tcW w:type="dxa" w:w="771"/>
             <w:tcMar>
               <w:top w:w="50" w:type="dxa"/>
               <w:bottom w:w="50" w:type="dxa"/>
@@ -15147,7 +14048,7 @@
         </w:tc>
         <w:tc>
           <w:tcPr>
-            <w:tcW w:type="dxa" w:w="672"/>
+            <w:tcW w:type="dxa" w:w="720"/>
             <w:tcMar>
               <w:top w:w="50" w:type="dxa"/>
               <w:bottom w:w="50" w:type="dxa"/>
@@ -15164,28 +14065,6 @@
                 <w:sz w:val="16"/>
               </w:rPr>
               <w:t>3</w:t>
-            </w:r>
-          </w:p>
-        </w:tc>
-        <w:tc>
-          <w:tcPr>
-            <w:tcW w:type="dxa" w:w="827"/>
-            <w:tcMar>
-              <w:top w:w="50" w:type="dxa"/>
-              <w:bottom w:w="50" w:type="dxa"/>
-              <w:left w:w="90" w:type="dxa"/>
-              <w:right w:w="90" w:type="dxa"/>
-            </w:tcMar>
-          </w:tcPr>
-          <w:p>
-            <w:pPr>
-              <w:pStyle w:val="BDOITable"/>
-            </w:pPr>
-            <w:r>
-              <w:rPr>
-                <w:sz w:val="16"/>
-              </w:rPr>
-              <w:t>0</w:t>
             </w:r>
           </w:p>
         </w:tc>
@@ -15196,7 +14075,7 @@
         </w:trPr>
         <w:tc>
           <w:tcPr>
-            <w:tcW w:type="dxa" w:w="1188"/>
+            <w:tcW w:type="dxa" w:w="1182"/>
             <w:tcMar>
               <w:top w:w="50" w:type="dxa"/>
               <w:bottom w:w="50" w:type="dxa"/>
@@ -15219,7 +14098,7 @@
         </w:tc>
         <w:tc>
           <w:tcPr>
-            <w:tcW w:type="dxa" w:w="3307"/>
+            <w:tcW w:type="dxa" w:w="3804"/>
             <w:tcMar>
               <w:top w:w="50" w:type="dxa"/>
               <w:bottom w:w="50" w:type="dxa"/>
@@ -15242,7 +14121,7 @@
         </w:tc>
         <w:tc>
           <w:tcPr>
-            <w:tcW w:type="dxa" w:w="1653"/>
+            <w:tcW w:type="dxa" w:w="1953"/>
             <w:tcMar>
               <w:top w:w="50" w:type="dxa"/>
               <w:bottom w:w="50" w:type="dxa"/>
@@ -15265,7 +14144,7 @@
         </w:tc>
         <w:tc>
           <w:tcPr>
-            <w:tcW w:type="dxa" w:w="775"/>
+            <w:tcW w:type="dxa" w:w="771"/>
             <w:tcMar>
               <w:top w:w="50" w:type="dxa"/>
               <w:bottom w:w="50" w:type="dxa"/>
@@ -15288,7 +14167,7 @@
         </w:tc>
         <w:tc>
           <w:tcPr>
-            <w:tcW w:type="dxa" w:w="775"/>
+            <w:tcW w:type="dxa" w:w="771"/>
             <w:tcMar>
               <w:top w:w="50" w:type="dxa"/>
               <w:bottom w:w="50" w:type="dxa"/>
@@ -15311,7 +14190,7 @@
         </w:tc>
         <w:tc>
           <w:tcPr>
-            <w:tcW w:type="dxa" w:w="775"/>
+            <w:tcW w:type="dxa" w:w="771"/>
             <w:tcMar>
               <w:top w:w="50" w:type="dxa"/>
               <w:bottom w:w="50" w:type="dxa"/>
@@ -15334,7 +14213,7 @@
         </w:tc>
         <w:tc>
           <w:tcPr>
-            <w:tcW w:type="dxa" w:w="672"/>
+            <w:tcW w:type="dxa" w:w="720"/>
             <w:tcMar>
               <w:top w:w="50" w:type="dxa"/>
               <w:bottom w:w="50" w:type="dxa"/>
@@ -15352,29 +14231,6 @@
                 <w:sz w:val="16"/>
               </w:rPr>
               <w:t>5</w:t>
-            </w:r>
-          </w:p>
-        </w:tc>
-        <w:tc>
-          <w:tcPr>
-            <w:tcW w:type="dxa" w:w="827"/>
-            <w:tcMar>
-              <w:top w:w="50" w:type="dxa"/>
-              <w:bottom w:w="50" w:type="dxa"/>
-              <w:left w:w="90" w:type="dxa"/>
-              <w:right w:w="90" w:type="dxa"/>
-            </w:tcMar>
-            <w:shd w:val="clear" w:color="auto" w:fill="E5F5FF"/>
-          </w:tcPr>
-          <w:p>
-            <w:pPr>
-              <w:pStyle w:val="BDOITable"/>
-            </w:pPr>
-            <w:r>
-              <w:rPr>
-                <w:sz w:val="16"/>
-              </w:rPr>
-              <w:t>0</w:t>
             </w:r>
           </w:p>
         </w:tc>
@@ -15385,7 +14241,7 @@
         </w:trPr>
         <w:tc>
           <w:tcPr>
-            <w:tcW w:type="dxa" w:w="1188"/>
+            <w:tcW w:type="dxa" w:w="1182"/>
             <w:tcMar>
               <w:top w:w="50" w:type="dxa"/>
               <w:bottom w:w="50" w:type="dxa"/>
@@ -15407,7 +14263,7 @@
         </w:tc>
         <w:tc>
           <w:tcPr>
-            <w:tcW w:type="dxa" w:w="3307"/>
+            <w:tcW w:type="dxa" w:w="3804"/>
             <w:tcMar>
               <w:top w:w="50" w:type="dxa"/>
               <w:bottom w:w="50" w:type="dxa"/>
@@ -15429,7 +14285,7 @@
         </w:tc>
         <w:tc>
           <w:tcPr>
-            <w:tcW w:type="dxa" w:w="1653"/>
+            <w:tcW w:type="dxa" w:w="1953"/>
             <w:tcMar>
               <w:top w:w="50" w:type="dxa"/>
               <w:bottom w:w="50" w:type="dxa"/>
@@ -15451,7 +14307,7 @@
         </w:tc>
         <w:tc>
           <w:tcPr>
-            <w:tcW w:type="dxa" w:w="775"/>
+            <w:tcW w:type="dxa" w:w="771"/>
             <w:tcMar>
               <w:top w:w="50" w:type="dxa"/>
               <w:bottom w:w="50" w:type="dxa"/>
@@ -15473,7 +14329,7 @@
         </w:tc>
         <w:tc>
           <w:tcPr>
-            <w:tcW w:type="dxa" w:w="775"/>
+            <w:tcW w:type="dxa" w:w="771"/>
             <w:tcMar>
               <w:top w:w="50" w:type="dxa"/>
               <w:bottom w:w="50" w:type="dxa"/>
@@ -15495,7 +14351,7 @@
         </w:tc>
         <w:tc>
           <w:tcPr>
-            <w:tcW w:type="dxa" w:w="775"/>
+            <w:tcW w:type="dxa" w:w="771"/>
             <w:tcMar>
               <w:top w:w="50" w:type="dxa"/>
               <w:bottom w:w="50" w:type="dxa"/>
@@ -15517,7 +14373,7 @@
         </w:tc>
         <w:tc>
           <w:tcPr>
-            <w:tcW w:type="dxa" w:w="672"/>
+            <w:tcW w:type="dxa" w:w="720"/>
             <w:tcMar>
               <w:top w:w="50" w:type="dxa"/>
               <w:bottom w:w="50" w:type="dxa"/>
@@ -15534,28 +14390,6 @@
                 <w:sz w:val="16"/>
               </w:rPr>
               <w:t>5</w:t>
-            </w:r>
-          </w:p>
-        </w:tc>
-        <w:tc>
-          <w:tcPr>
-            <w:tcW w:type="dxa" w:w="827"/>
-            <w:tcMar>
-              <w:top w:w="50" w:type="dxa"/>
-              <w:bottom w:w="50" w:type="dxa"/>
-              <w:left w:w="90" w:type="dxa"/>
-              <w:right w:w="90" w:type="dxa"/>
-            </w:tcMar>
-          </w:tcPr>
-          <w:p>
-            <w:pPr>
-              <w:pStyle w:val="BDOITable"/>
-            </w:pPr>
-            <w:r>
-              <w:rPr>
-                <w:sz w:val="16"/>
-              </w:rPr>
-              <w:t>0</w:t>
             </w:r>
           </w:p>
         </w:tc>
@@ -15566,7 +14400,7 @@
         </w:trPr>
         <w:tc>
           <w:tcPr>
-            <w:tcW w:type="dxa" w:w="1188"/>
+            <w:tcW w:type="dxa" w:w="1182"/>
             <w:tcMar>
               <w:top w:w="50" w:type="dxa"/>
               <w:bottom w:w="50" w:type="dxa"/>
@@ -15589,7 +14423,7 @@
         </w:tc>
         <w:tc>
           <w:tcPr>
-            <w:tcW w:type="dxa" w:w="3307"/>
+            <w:tcW w:type="dxa" w:w="3804"/>
             <w:tcMar>
               <w:top w:w="50" w:type="dxa"/>
               <w:bottom w:w="50" w:type="dxa"/>
@@ -15612,7 +14446,7 @@
         </w:tc>
         <w:tc>
           <w:tcPr>
-            <w:tcW w:type="dxa" w:w="1653"/>
+            <w:tcW w:type="dxa" w:w="1953"/>
             <w:tcMar>
               <w:top w:w="50" w:type="dxa"/>
               <w:bottom w:w="50" w:type="dxa"/>
@@ -15635,7 +14469,7 @@
         </w:tc>
         <w:tc>
           <w:tcPr>
-            <w:tcW w:type="dxa" w:w="775"/>
+            <w:tcW w:type="dxa" w:w="771"/>
             <w:tcMar>
               <w:top w:w="50" w:type="dxa"/>
               <w:bottom w:w="50" w:type="dxa"/>
@@ -15658,7 +14492,7 @@
         </w:tc>
         <w:tc>
           <w:tcPr>
-            <w:tcW w:type="dxa" w:w="775"/>
+            <w:tcW w:type="dxa" w:w="771"/>
             <w:tcMar>
               <w:top w:w="50" w:type="dxa"/>
               <w:bottom w:w="50" w:type="dxa"/>
@@ -15681,7 +14515,7 @@
         </w:tc>
         <w:tc>
           <w:tcPr>
-            <w:tcW w:type="dxa" w:w="775"/>
+            <w:tcW w:type="dxa" w:w="771"/>
             <w:tcMar>
               <w:top w:w="50" w:type="dxa"/>
               <w:bottom w:w="50" w:type="dxa"/>
@@ -15704,7 +14538,7 @@
         </w:tc>
         <w:tc>
           <w:tcPr>
-            <w:tcW w:type="dxa" w:w="672"/>
+            <w:tcW w:type="dxa" w:w="720"/>
             <w:tcMar>
               <w:top w:w="50" w:type="dxa"/>
               <w:bottom w:w="50" w:type="dxa"/>
@@ -15722,29 +14556,6 @@
                 <w:sz w:val="16"/>
               </w:rPr>
               <w:t>6</w:t>
-            </w:r>
-          </w:p>
-        </w:tc>
-        <w:tc>
-          <w:tcPr>
-            <w:tcW w:type="dxa" w:w="827"/>
-            <w:tcMar>
-              <w:top w:w="50" w:type="dxa"/>
-              <w:bottom w:w="50" w:type="dxa"/>
-              <w:left w:w="90" w:type="dxa"/>
-              <w:right w:w="90" w:type="dxa"/>
-            </w:tcMar>
-            <w:shd w:val="clear" w:color="auto" w:fill="E5F5FF"/>
-          </w:tcPr>
-          <w:p>
-            <w:pPr>
-              <w:pStyle w:val="BDOITable"/>
-            </w:pPr>
-            <w:r>
-              <w:rPr>
-                <w:sz w:val="16"/>
-              </w:rPr>
-              <w:t>0</w:t>
             </w:r>
           </w:p>
         </w:tc>
@@ -15755,7 +14566,7 @@
         </w:trPr>
         <w:tc>
           <w:tcPr>
-            <w:tcW w:type="dxa" w:w="1188"/>
+            <w:tcW w:type="dxa" w:w="1182"/>
             <w:tcMar>
               <w:top w:w="50" w:type="dxa"/>
               <w:bottom w:w="50" w:type="dxa"/>
@@ -15777,7 +14588,7 @@
         </w:tc>
         <w:tc>
           <w:tcPr>
-            <w:tcW w:type="dxa" w:w="3307"/>
+            <w:tcW w:type="dxa" w:w="3804"/>
             <w:tcMar>
               <w:top w:w="50" w:type="dxa"/>
               <w:bottom w:w="50" w:type="dxa"/>
@@ -15799,7 +14610,7 @@
         </w:tc>
         <w:tc>
           <w:tcPr>
-            <w:tcW w:type="dxa" w:w="1653"/>
+            <w:tcW w:type="dxa" w:w="1953"/>
             <w:tcMar>
               <w:top w:w="50" w:type="dxa"/>
               <w:bottom w:w="50" w:type="dxa"/>
@@ -15821,7 +14632,7 @@
         </w:tc>
         <w:tc>
           <w:tcPr>
-            <w:tcW w:type="dxa" w:w="775"/>
+            <w:tcW w:type="dxa" w:w="771"/>
             <w:tcMar>
               <w:top w:w="50" w:type="dxa"/>
               <w:bottom w:w="50" w:type="dxa"/>
@@ -15843,7 +14654,7 @@
         </w:tc>
         <w:tc>
           <w:tcPr>
-            <w:tcW w:type="dxa" w:w="775"/>
+            <w:tcW w:type="dxa" w:w="771"/>
             <w:tcMar>
               <w:top w:w="50" w:type="dxa"/>
               <w:bottom w:w="50" w:type="dxa"/>
@@ -15865,7 +14676,7 @@
         </w:tc>
         <w:tc>
           <w:tcPr>
-            <w:tcW w:type="dxa" w:w="775"/>
+            <w:tcW w:type="dxa" w:w="771"/>
             <w:tcMar>
               <w:top w:w="50" w:type="dxa"/>
               <w:bottom w:w="50" w:type="dxa"/>
@@ -15887,7 +14698,7 @@
         </w:tc>
         <w:tc>
           <w:tcPr>
-            <w:tcW w:type="dxa" w:w="672"/>
+            <w:tcW w:type="dxa" w:w="720"/>
             <w:tcMar>
               <w:top w:w="50" w:type="dxa"/>
               <w:bottom w:w="50" w:type="dxa"/>
@@ -15904,28 +14715,6 @@
                 <w:sz w:val="16"/>
               </w:rPr>
               <w:t>5</w:t>
-            </w:r>
-          </w:p>
-        </w:tc>
-        <w:tc>
-          <w:tcPr>
-            <w:tcW w:type="dxa" w:w="827"/>
-            <w:tcMar>
-              <w:top w:w="50" w:type="dxa"/>
-              <w:bottom w:w="50" w:type="dxa"/>
-              <w:left w:w="90" w:type="dxa"/>
-              <w:right w:w="90" w:type="dxa"/>
-            </w:tcMar>
-          </w:tcPr>
-          <w:p>
-            <w:pPr>
-              <w:pStyle w:val="BDOITable"/>
-            </w:pPr>
-            <w:r>
-              <w:rPr>
-                <w:sz w:val="16"/>
-              </w:rPr>
-              <w:t>0</w:t>
             </w:r>
           </w:p>
         </w:tc>
@@ -15936,7 +14725,7 @@
         </w:trPr>
         <w:tc>
           <w:tcPr>
-            <w:tcW w:type="dxa" w:w="1188"/>
+            <w:tcW w:type="dxa" w:w="1182"/>
             <w:tcMar>
               <w:top w:w="50" w:type="dxa"/>
               <w:bottom w:w="50" w:type="dxa"/>
@@ -15959,7 +14748,7 @@
         </w:tc>
         <w:tc>
           <w:tcPr>
-            <w:tcW w:type="dxa" w:w="3307"/>
+            <w:tcW w:type="dxa" w:w="3804"/>
             <w:tcMar>
               <w:top w:w="50" w:type="dxa"/>
               <w:bottom w:w="50" w:type="dxa"/>
@@ -15982,7 +14771,7 @@
         </w:tc>
         <w:tc>
           <w:tcPr>
-            <w:tcW w:type="dxa" w:w="1653"/>
+            <w:tcW w:type="dxa" w:w="1953"/>
             <w:tcMar>
               <w:top w:w="50" w:type="dxa"/>
               <w:bottom w:w="50" w:type="dxa"/>
@@ -16005,7 +14794,7 @@
         </w:tc>
         <w:tc>
           <w:tcPr>
-            <w:tcW w:type="dxa" w:w="775"/>
+            <w:tcW w:type="dxa" w:w="771"/>
             <w:tcMar>
               <w:top w:w="50" w:type="dxa"/>
               <w:bottom w:w="50" w:type="dxa"/>
@@ -16028,7 +14817,7 @@
         </w:tc>
         <w:tc>
           <w:tcPr>
-            <w:tcW w:type="dxa" w:w="775"/>
+            <w:tcW w:type="dxa" w:w="771"/>
             <w:tcMar>
               <w:top w:w="50" w:type="dxa"/>
               <w:bottom w:w="50" w:type="dxa"/>
@@ -16051,7 +14840,7 @@
         </w:tc>
         <w:tc>
           <w:tcPr>
-            <w:tcW w:type="dxa" w:w="775"/>
+            <w:tcW w:type="dxa" w:w="771"/>
             <w:tcMar>
               <w:top w:w="50" w:type="dxa"/>
               <w:bottom w:w="50" w:type="dxa"/>
@@ -16074,7 +14863,7 @@
         </w:tc>
         <w:tc>
           <w:tcPr>
-            <w:tcW w:type="dxa" w:w="672"/>
+            <w:tcW w:type="dxa" w:w="720"/>
             <w:tcMar>
               <w:top w:w="50" w:type="dxa"/>
               <w:bottom w:w="50" w:type="dxa"/>
@@ -16092,29 +14881,6 @@
                 <w:sz w:val="16"/>
               </w:rPr>
               <w:t>3</w:t>
-            </w:r>
-          </w:p>
-        </w:tc>
-        <w:tc>
-          <w:tcPr>
-            <w:tcW w:type="dxa" w:w="827"/>
-            <w:tcMar>
-              <w:top w:w="50" w:type="dxa"/>
-              <w:bottom w:w="50" w:type="dxa"/>
-              <w:left w:w="90" w:type="dxa"/>
-              <w:right w:w="90" w:type="dxa"/>
-            </w:tcMar>
-            <w:shd w:val="clear" w:color="auto" w:fill="E5F5FF"/>
-          </w:tcPr>
-          <w:p>
-            <w:pPr>
-              <w:pStyle w:val="BDOITable"/>
-            </w:pPr>
-            <w:r>
-              <w:rPr>
-                <w:sz w:val="16"/>
-              </w:rPr>
-              <w:t>0</w:t>
             </w:r>
           </w:p>
         </w:tc>
@@ -16125,7 +14891,7 @@
         </w:trPr>
         <w:tc>
           <w:tcPr>
-            <w:tcW w:type="dxa" w:w="1188"/>
+            <w:tcW w:type="dxa" w:w="1182"/>
             <w:tcMar>
               <w:top w:w="50" w:type="dxa"/>
               <w:bottom w:w="50" w:type="dxa"/>
@@ -16147,7 +14913,7 @@
         </w:tc>
         <w:tc>
           <w:tcPr>
-            <w:tcW w:type="dxa" w:w="3307"/>
+            <w:tcW w:type="dxa" w:w="3804"/>
             <w:tcMar>
               <w:top w:w="50" w:type="dxa"/>
               <w:bottom w:w="50" w:type="dxa"/>
@@ -16169,7 +14935,7 @@
         </w:tc>
         <w:tc>
           <w:tcPr>
-            <w:tcW w:type="dxa" w:w="1653"/>
+            <w:tcW w:type="dxa" w:w="1953"/>
             <w:tcMar>
               <w:top w:w="50" w:type="dxa"/>
               <w:bottom w:w="50" w:type="dxa"/>
@@ -16191,7 +14957,7 @@
         </w:tc>
         <w:tc>
           <w:tcPr>
-            <w:tcW w:type="dxa" w:w="775"/>
+            <w:tcW w:type="dxa" w:w="771"/>
             <w:tcMar>
               <w:top w:w="50" w:type="dxa"/>
               <w:bottom w:w="50" w:type="dxa"/>
@@ -16213,7 +14979,7 @@
         </w:tc>
         <w:tc>
           <w:tcPr>
-            <w:tcW w:type="dxa" w:w="775"/>
+            <w:tcW w:type="dxa" w:w="771"/>
             <w:tcMar>
               <w:top w:w="50" w:type="dxa"/>
               <w:bottom w:w="50" w:type="dxa"/>
@@ -16235,7 +15001,7 @@
         </w:tc>
         <w:tc>
           <w:tcPr>
-            <w:tcW w:type="dxa" w:w="775"/>
+            <w:tcW w:type="dxa" w:w="771"/>
             <w:tcMar>
               <w:top w:w="50" w:type="dxa"/>
               <w:bottom w:w="50" w:type="dxa"/>
@@ -16257,7 +15023,7 @@
         </w:tc>
         <w:tc>
           <w:tcPr>
-            <w:tcW w:type="dxa" w:w="672"/>
+            <w:tcW w:type="dxa" w:w="720"/>
             <w:tcMar>
               <w:top w:w="50" w:type="dxa"/>
               <w:bottom w:w="50" w:type="dxa"/>
@@ -16274,28 +15040,6 @@
                 <w:sz w:val="16"/>
               </w:rPr>
               <w:t>3</w:t>
-            </w:r>
-          </w:p>
-        </w:tc>
-        <w:tc>
-          <w:tcPr>
-            <w:tcW w:type="dxa" w:w="827"/>
-            <w:tcMar>
-              <w:top w:w="50" w:type="dxa"/>
-              <w:bottom w:w="50" w:type="dxa"/>
-              <w:left w:w="90" w:type="dxa"/>
-              <w:right w:w="90" w:type="dxa"/>
-            </w:tcMar>
-          </w:tcPr>
-          <w:p>
-            <w:pPr>
-              <w:pStyle w:val="BDOITable"/>
-            </w:pPr>
-            <w:r>
-              <w:rPr>
-                <w:sz w:val="16"/>
-              </w:rPr>
-              <w:t>0</w:t>
             </w:r>
           </w:p>
         </w:tc>
@@ -16306,7 +15050,7 @@
         </w:trPr>
         <w:tc>
           <w:tcPr>
-            <w:tcW w:type="dxa" w:w="1188"/>
+            <w:tcW w:type="dxa" w:w="1182"/>
             <w:tcMar>
               <w:top w:w="50" w:type="dxa"/>
               <w:bottom w:w="50" w:type="dxa"/>
@@ -16329,7 +15073,7 @@
         </w:tc>
         <w:tc>
           <w:tcPr>
-            <w:tcW w:type="dxa" w:w="3307"/>
+            <w:tcW w:type="dxa" w:w="3804"/>
             <w:tcMar>
               <w:top w:w="50" w:type="dxa"/>
               <w:bottom w:w="50" w:type="dxa"/>
@@ -16352,7 +15096,7 @@
         </w:tc>
         <w:tc>
           <w:tcPr>
-            <w:tcW w:type="dxa" w:w="1653"/>
+            <w:tcW w:type="dxa" w:w="1953"/>
             <w:tcMar>
               <w:top w:w="50" w:type="dxa"/>
               <w:bottom w:w="50" w:type="dxa"/>
@@ -16375,7 +15119,7 @@
         </w:tc>
         <w:tc>
           <w:tcPr>
-            <w:tcW w:type="dxa" w:w="775"/>
+            <w:tcW w:type="dxa" w:w="771"/>
             <w:tcMar>
               <w:top w:w="50" w:type="dxa"/>
               <w:bottom w:w="50" w:type="dxa"/>
@@ -16398,7 +15142,7 @@
         </w:tc>
         <w:tc>
           <w:tcPr>
-            <w:tcW w:type="dxa" w:w="775"/>
+            <w:tcW w:type="dxa" w:w="771"/>
             <w:tcMar>
               <w:top w:w="50" w:type="dxa"/>
               <w:bottom w:w="50" w:type="dxa"/>
@@ -16421,7 +15165,7 @@
         </w:tc>
         <w:tc>
           <w:tcPr>
-            <w:tcW w:type="dxa" w:w="775"/>
+            <w:tcW w:type="dxa" w:w="771"/>
             <w:tcMar>
               <w:top w:w="50" w:type="dxa"/>
               <w:bottom w:w="50" w:type="dxa"/>
@@ -16444,7 +15188,7 @@
         </w:tc>
         <w:tc>
           <w:tcPr>
-            <w:tcW w:type="dxa" w:w="672"/>
+            <w:tcW w:type="dxa" w:w="720"/>
             <w:tcMar>
               <w:top w:w="50" w:type="dxa"/>
               <w:bottom w:w="50" w:type="dxa"/>
@@ -16462,29 +15206,6 @@
                 <w:sz w:val="16"/>
               </w:rPr>
               <w:t>4</w:t>
-            </w:r>
-          </w:p>
-        </w:tc>
-        <w:tc>
-          <w:tcPr>
-            <w:tcW w:type="dxa" w:w="827"/>
-            <w:tcMar>
-              <w:top w:w="50" w:type="dxa"/>
-              <w:bottom w:w="50" w:type="dxa"/>
-              <w:left w:w="90" w:type="dxa"/>
-              <w:right w:w="90" w:type="dxa"/>
-            </w:tcMar>
-            <w:shd w:val="clear" w:color="auto" w:fill="E5F5FF"/>
-          </w:tcPr>
-          <w:p>
-            <w:pPr>
-              <w:pStyle w:val="BDOITable"/>
-            </w:pPr>
-            <w:r>
-              <w:rPr>
-                <w:sz w:val="16"/>
-              </w:rPr>
-              <w:t>0</w:t>
             </w:r>
           </w:p>
         </w:tc>
@@ -16495,7 +15216,7 @@
         </w:trPr>
         <w:tc>
           <w:tcPr>
-            <w:tcW w:type="dxa" w:w="1188"/>
+            <w:tcW w:type="dxa" w:w="1182"/>
             <w:tcMar>
               <w:top w:w="50" w:type="dxa"/>
               <w:bottom w:w="50" w:type="dxa"/>
@@ -16517,7 +15238,7 @@
         </w:tc>
         <w:tc>
           <w:tcPr>
-            <w:tcW w:type="dxa" w:w="3307"/>
+            <w:tcW w:type="dxa" w:w="3804"/>
             <w:tcMar>
               <w:top w:w="50" w:type="dxa"/>
               <w:bottom w:w="50" w:type="dxa"/>
@@ -16539,7 +15260,7 @@
         </w:tc>
         <w:tc>
           <w:tcPr>
-            <w:tcW w:type="dxa" w:w="1653"/>
+            <w:tcW w:type="dxa" w:w="1953"/>
             <w:tcMar>
               <w:top w:w="50" w:type="dxa"/>
               <w:bottom w:w="50" w:type="dxa"/>
@@ -16561,7 +15282,7 @@
         </w:tc>
         <w:tc>
           <w:tcPr>
-            <w:tcW w:type="dxa" w:w="775"/>
+            <w:tcW w:type="dxa" w:w="771"/>
             <w:tcMar>
               <w:top w:w="50" w:type="dxa"/>
               <w:bottom w:w="50" w:type="dxa"/>
@@ -16583,7 +15304,7 @@
         </w:tc>
         <w:tc>
           <w:tcPr>
-            <w:tcW w:type="dxa" w:w="775"/>
+            <w:tcW w:type="dxa" w:w="771"/>
             <w:tcMar>
               <w:top w:w="50" w:type="dxa"/>
               <w:bottom w:w="50" w:type="dxa"/>
@@ -16605,7 +15326,7 @@
         </w:tc>
         <w:tc>
           <w:tcPr>
-            <w:tcW w:type="dxa" w:w="775"/>
+            <w:tcW w:type="dxa" w:w="771"/>
             <w:tcMar>
               <w:top w:w="50" w:type="dxa"/>
               <w:bottom w:w="50" w:type="dxa"/>
@@ -16627,7 +15348,7 @@
         </w:tc>
         <w:tc>
           <w:tcPr>
-            <w:tcW w:type="dxa" w:w="672"/>
+            <w:tcW w:type="dxa" w:w="720"/>
             <w:tcMar>
               <w:top w:w="50" w:type="dxa"/>
               <w:bottom w:w="50" w:type="dxa"/>
@@ -16644,28 +15365,6 @@
                 <w:sz w:val="16"/>
               </w:rPr>
               <w:t>3</w:t>
-            </w:r>
-          </w:p>
-        </w:tc>
-        <w:tc>
-          <w:tcPr>
-            <w:tcW w:type="dxa" w:w="827"/>
-            <w:tcMar>
-              <w:top w:w="50" w:type="dxa"/>
-              <w:bottom w:w="50" w:type="dxa"/>
-              <w:left w:w="90" w:type="dxa"/>
-              <w:right w:w="90" w:type="dxa"/>
-            </w:tcMar>
-          </w:tcPr>
-          <w:p>
-            <w:pPr>
-              <w:pStyle w:val="BDOITable"/>
-            </w:pPr>
-            <w:r>
-              <w:rPr>
-                <w:sz w:val="16"/>
-              </w:rPr>
-              <w:t>0</w:t>
             </w:r>
           </w:p>
         </w:tc>
@@ -27024,34 +25723,17 @@
     </w:p>
     <w:p>
       <w:pPr>
-        <w:pStyle w:val="Heading2"/>
-      </w:pPr>
-      <w:bookmarkStart w:id="126" w:name="_Toc000126"/>
-      <w:r>
-        <w:rPr/>
-        <w:t>7.6 Automated tests</w:t>
-      </w:r>
-      <w:bookmarkEnd w:id="126"/>
-    </w:p>
-    <w:p>
-      <w:r>
-        <w:rPr/>
-        <w:t>No automated test exists yet for this BRD; every case is run manually.</w:t>
-      </w:r>
-    </w:p>
-    <w:p>
-      <w:pPr>
         <w:pStyle w:val="Heading1"/>
         <w:pBdr>
           <w:bottom w:val="single" w:sz="4" w:space="4" w:color="99C1E7"/>
         </w:pBdr>
       </w:pPr>
-      <w:bookmarkStart w:id="127" w:name="_Toc000127"/>
+      <w:bookmarkStart w:id="126" w:name="_Toc000126"/>
       <w:r>
         <w:rPr/>
         <w:t>8 Risks</w:t>
       </w:r>
-      <w:bookmarkEnd w:id="127"/>
+      <w:bookmarkEnd w:id="126"/>
     </w:p>
     <w:p>
       <w:pPr>
@@ -27197,7 +25879,7 @@
               <w:rPr>
                 <w:sz w:val="18"/>
               </w:rPr>
-              <w:t>Claims is not built; screen names, labels and messages may change at build</w:t>
+              <w:t>Screen names, labels or messages change after BDOI's review of the FRS</w:t>
             </w:r>
           </w:p>
         </w:tc>
@@ -27241,7 +25923,7 @@
               <w:rPr>
                 <w:sz w:val="18"/>
               </w:rPr>
-              <w:t>The cases name the design's screens and the FRS texts; the test lead updates the workbook from the build before the system test</w:t>
+              <w:t>The cases name the FRS screens and texts; the test lead updates the workbook before the system test and records the changes in the document control</w:t>
             </w:r>
           </w:p>
         </w:tc>
@@ -27315,7 +25997,7 @@
               <w:rPr>
                 <w:sz w:val="18"/>
               </w:rPr>
-              <w:t>The matrix, lists and roles are configuration; the cases use the delivered defaults and are re-run with BDOI's values</w:t>
+              <w:t>The matrix, lists and roles are configuration; the cases use the proposed defaults and are re-run with BDOI's values</w:t>
             </w:r>
           </w:p>
         </w:tc>
@@ -27606,844 +26288,6 @@
                 <w:sz w:val="18"/>
               </w:rPr>
               <w:t>Agree named testers and dates in the UAT plan (deliverable 30)</w:t>
-            </w:r>
-          </w:p>
-        </w:tc>
-      </w:tr>
-    </w:tbl>
-    <w:p>
-      <w:pPr>
-        <w:pStyle w:val="BDOISpacer"/>
-      </w:pPr>
-    </w:p>
-    <w:p>
-      <w:pPr>
-        <w:pStyle w:val="Heading1"/>
-        <w:pBdr>
-          <w:bottom w:val="single" w:sz="4" w:space="4" w:color="99C1E7"/>
-        </w:pBdr>
-      </w:pPr>
-      <w:bookmarkStart w:id="128" w:name="_Toc000128"/>
-      <w:r>
-        <w:rPr/>
-        <w:t>9 FRS findings</w:t>
-      </w:r>
-      <w:bookmarkEnd w:id="128"/>
-    </w:p>
-    <w:p>
-      <w:r>
-        <w:rPr/>
-        <w:t>Writing the cases showed the points below, where the FRS is ambiguous, cannot be tested as written, or differs from what the platform shows today. The cases follow the proposed resolution; the FRS owner decides the correction for FRS v1.1.</w:t>
-      </w:r>
-    </w:p>
-    <w:p>
-      <w:pPr>
-        <w:pStyle w:val="Caption"/>
-        <w:keepNext/>
-        <w:spacing w:after="60"/>
-      </w:pPr>
-      <w:r>
-        <w:rPr>
-          <w:b/>
-          <w:i w:val="0"/>
-        </w:rPr>
-        <w:t xml:space="preserve">Table 17: </w:t>
-      </w:r>
-      <w:r>
-        <w:rPr/>
-        <w:t>FRS findings for the FRS owner</w:t>
-      </w:r>
-    </w:p>
-    <w:tbl>
-      <w:tblPr>
-        <w:tblW w:type="dxa" w:w="9973"/>
-        <w:jc w:val="center"/>
-        <w:tblLook w:firstColumn="1" w:firstRow="1" w:lastColumn="0" w:lastRow="0" w:noHBand="0" w:noVBand="1" w:val="04A0"/>
-        <w:tblBorders>
-          <w:top w:val="single" w:sz="4" w:space="0" w:color="C2C2C1"/>
-          <w:left w:val="single" w:sz="4" w:space="0" w:color="C2C2C1"/>
-          <w:bottom w:val="single" w:sz="4" w:space="0" w:color="C2C2C1"/>
-          <w:right w:val="single" w:sz="4" w:space="0" w:color="C2C2C1"/>
-          <w:insideH w:val="single" w:sz="4" w:space="0" w:color="C2C2C1"/>
-          <w:insideV w:val="single" w:sz="4" w:space="0" w:color="C2C2C1"/>
-        </w:tblBorders>
-        <w:tblLayout w:type="fixed"/>
-      </w:tblPr>
-      <w:tblGrid>
-        <w:gridCol w:w="1055"/>
-        <w:gridCol w:w="1290"/>
-        <w:gridCol w:w="4223"/>
-        <w:gridCol w:w="3402"/>
-      </w:tblGrid>
-      <w:tr>
-        <w:trPr>
-          <w:tblHeader w:val="true"/>
-          <w:cantSplit w:val="true"/>
-        </w:trPr>
-        <w:tc>
-          <w:tcPr>
-            <w:tcW w:type="dxa" w:w="1056"/>
-            <w:shd w:val="clear" w:color="auto" w:fill="004EA8"/>
-            <w:tcMar>
-              <w:top w:w="50" w:type="dxa"/>
-              <w:bottom w:w="50" w:type="dxa"/>
-              <w:left w:w="90" w:type="dxa"/>
-              <w:right w:w="90" w:type="dxa"/>
-            </w:tcMar>
-            <w:vAlign w:val="center"/>
-          </w:tcPr>
-          <w:p>
-            <w:pPr>
-              <w:pStyle w:val="BDOITableHeader"/>
-            </w:pPr>
-            <w:r>
-              <w:rPr>
-                <w:b/>
-                <w:color w:val="FFFFFF"/>
-                <w:sz w:val="17"/>
-              </w:rPr>
-              <w:t>ID</w:t>
-            </w:r>
-          </w:p>
-        </w:tc>
-        <w:tc>
-          <w:tcPr>
-            <w:tcW w:type="dxa" w:w="1290"/>
-            <w:shd w:val="clear" w:color="auto" w:fill="004EA8"/>
-            <w:tcMar>
-              <w:top w:w="50" w:type="dxa"/>
-              <w:bottom w:w="50" w:type="dxa"/>
-              <w:left w:w="90" w:type="dxa"/>
-              <w:right w:w="90" w:type="dxa"/>
-            </w:tcMar>
-            <w:vAlign w:val="center"/>
-          </w:tcPr>
-          <w:p>
-            <w:pPr>
-              <w:pStyle w:val="BDOITableHeader"/>
-            </w:pPr>
-            <w:r>
-              <w:rPr>
-                <w:b/>
-                <w:color w:val="FFFFFF"/>
-                <w:sz w:val="17"/>
-              </w:rPr>
-              <w:t>FR</w:t>
-            </w:r>
-          </w:p>
-        </w:tc>
-        <w:tc>
-          <w:tcPr>
-            <w:tcW w:type="dxa" w:w="4223"/>
-            <w:shd w:val="clear" w:color="auto" w:fill="004EA8"/>
-            <w:tcMar>
-              <w:top w:w="50" w:type="dxa"/>
-              <w:bottom w:w="50" w:type="dxa"/>
-              <w:left w:w="90" w:type="dxa"/>
-              <w:right w:w="90" w:type="dxa"/>
-            </w:tcMar>
-            <w:vAlign w:val="center"/>
-          </w:tcPr>
-          <w:p>
-            <w:pPr>
-              <w:pStyle w:val="BDOITableHeader"/>
-            </w:pPr>
-            <w:r>
-              <w:rPr>
-                <w:b/>
-                <w:color w:val="FFFFFF"/>
-                <w:sz w:val="17"/>
-              </w:rPr>
-              <w:t>Finding</w:t>
-            </w:r>
-          </w:p>
-        </w:tc>
-        <w:tc>
-          <w:tcPr>
-            <w:tcW w:type="dxa" w:w="3402"/>
-            <w:shd w:val="clear" w:color="auto" w:fill="004EA8"/>
-            <w:tcMar>
-              <w:top w:w="50" w:type="dxa"/>
-              <w:bottom w:w="50" w:type="dxa"/>
-              <w:left w:w="90" w:type="dxa"/>
-              <w:right w:w="90" w:type="dxa"/>
-            </w:tcMar>
-            <w:vAlign w:val="center"/>
-          </w:tcPr>
-          <w:p>
-            <w:pPr>
-              <w:pStyle w:val="BDOITableHeader"/>
-            </w:pPr>
-            <w:r>
-              <w:rPr>
-                <w:b/>
-                <w:color w:val="FFFFFF"/>
-                <w:sz w:val="17"/>
-              </w:rPr>
-              <w:t>Proposed resolution</w:t>
-            </w:r>
-          </w:p>
-        </w:tc>
-      </w:tr>
-      <w:tr>
-        <w:trPr>
-          <w:cantSplit w:val="true"/>
-        </w:trPr>
-        <w:tc>
-          <w:tcPr>
-            <w:tcW w:type="dxa" w:w="1056"/>
-            <w:tcMar>
-              <w:top w:w="50" w:type="dxa"/>
-              <w:bottom w:w="50" w:type="dxa"/>
-              <w:left w:w="90" w:type="dxa"/>
-              <w:right w:w="90" w:type="dxa"/>
-            </w:tcMar>
-          </w:tcPr>
-          <w:p>
-            <w:pPr>
-              <w:pStyle w:val="BDOITable"/>
-            </w:pPr>
-            <w:r>
-              <w:rPr>
-                <w:sz w:val="17"/>
-              </w:rPr>
-              <w:t>TF-CM-01</w:t>
-            </w:r>
-          </w:p>
-        </w:tc>
-        <w:tc>
-          <w:tcPr>
-            <w:tcW w:type="dxa" w:w="1290"/>
-            <w:tcMar>
-              <w:top w:w="50" w:type="dxa"/>
-              <w:bottom w:w="50" w:type="dxa"/>
-              <w:left w:w="90" w:type="dxa"/>
-              <w:right w:w="90" w:type="dxa"/>
-            </w:tcMar>
-          </w:tcPr>
-          <w:p>
-            <w:pPr>
-              <w:pStyle w:val="BDOITable"/>
-            </w:pPr>
-            <w:r>
-              <w:rPr>
-                <w:sz w:val="17"/>
-              </w:rPr>
-              <w:t>FR-CM-001</w:t>
-            </w:r>
-          </w:p>
-        </w:tc>
-        <w:tc>
-          <w:tcPr>
-            <w:tcW w:type="dxa" w:w="4223"/>
-            <w:tcMar>
-              <w:top w:w="50" w:type="dxa"/>
-              <w:bottom w:w="50" w:type="dxa"/>
-              <w:left w:w="90" w:type="dxa"/>
-              <w:right w:w="90" w:type="dxa"/>
-            </w:tcMar>
-          </w:tcPr>
-          <w:p>
-            <w:pPr>
-              <w:pStyle w:val="BDOITable"/>
-            </w:pPr>
-            <w:r>
-              <w:rPr>
-                <w:sz w:val="17"/>
-              </w:rPr>
-              <w:t>The FRS messages "Invalid user ID or password" and "Your account is locked. Contact the System Administrator" differ from the platform log-in ("Invalid user name or password"; "Account is locked. Contact your administrator."). The idle timeout of 15 minutes differs from the BIBS session policy (CLQ24).</w:t>
-            </w:r>
-          </w:p>
-        </w:tc>
-        <w:tc>
-          <w:tcPr>
-            <w:tcW w:type="dxa" w:w="3402"/>
-            <w:tcMar>
-              <w:top w:w="50" w:type="dxa"/>
-              <w:bottom w:w="50" w:type="dxa"/>
-              <w:left w:w="90" w:type="dxa"/>
-              <w:right w:w="90" w:type="dxa"/>
-            </w:tcMar>
-          </w:tcPr>
-          <w:p>
-            <w:pPr>
-              <w:pStyle w:val="BDOITable"/>
-            </w:pPr>
-            <w:r>
-              <w:rPr>
-                <w:sz w:val="17"/>
-              </w:rPr>
-              <w:t>Quote the platform texts in FRS v1.1 and close CLQ24; the cases use the platform texts and a 15-minute test setting.</w:t>
-            </w:r>
-          </w:p>
-        </w:tc>
-      </w:tr>
-      <w:tr>
-        <w:trPr>
-          <w:cantSplit w:val="true"/>
-        </w:trPr>
-        <w:tc>
-          <w:tcPr>
-            <w:tcW w:type="dxa" w:w="1056"/>
-            <w:tcMar>
-              <w:top w:w="50" w:type="dxa"/>
-              <w:bottom w:w="50" w:type="dxa"/>
-              <w:left w:w="90" w:type="dxa"/>
-              <w:right w:w="90" w:type="dxa"/>
-            </w:tcMar>
-            <w:shd w:val="clear" w:color="auto" w:fill="E5F5FF"/>
-          </w:tcPr>
-          <w:p>
-            <w:pPr>
-              <w:pStyle w:val="BDOITable"/>
-            </w:pPr>
-            <w:r>
-              <w:rPr>
-                <w:sz w:val="17"/>
-              </w:rPr>
-              <w:t>TF-CM-02</w:t>
-            </w:r>
-          </w:p>
-        </w:tc>
-        <w:tc>
-          <w:tcPr>
-            <w:tcW w:type="dxa" w:w="1290"/>
-            <w:tcMar>
-              <w:top w:w="50" w:type="dxa"/>
-              <w:bottom w:w="50" w:type="dxa"/>
-              <w:left w:w="90" w:type="dxa"/>
-              <w:right w:w="90" w:type="dxa"/>
-            </w:tcMar>
-            <w:shd w:val="clear" w:color="auto" w:fill="E5F5FF"/>
-          </w:tcPr>
-          <w:p>
-            <w:pPr>
-              <w:pStyle w:val="BDOITable"/>
-            </w:pPr>
-            <w:r>
-              <w:rPr>
-                <w:sz w:val="17"/>
-              </w:rPr>
-              <w:t>FR-CM-024</w:t>
-            </w:r>
-          </w:p>
-        </w:tc>
-        <w:tc>
-          <w:tcPr>
-            <w:tcW w:type="dxa" w:w="4223"/>
-            <w:tcMar>
-              <w:top w:w="50" w:type="dxa"/>
-              <w:bottom w:w="50" w:type="dxa"/>
-              <w:left w:w="90" w:type="dxa"/>
-              <w:right w:w="90" w:type="dxa"/>
-            </w:tcMar>
-            <w:shd w:val="clear" w:color="auto" w:fill="E5F5FF"/>
-          </w:tcPr>
-          <w:p>
-            <w:pPr>
-              <w:pStyle w:val="BDOITable"/>
-            </w:pPr>
-            <w:r>
-              <w:rPr>
-                <w:sz w:val="17"/>
-              </w:rPr>
-              <w:t>The FRS pairs EMAIL_ADDRESS_INVALID with "Enter a valid e-mail address"; the platform returns "Invalid e-mail address - &lt;address&gt;" for that code.</w:t>
-            </w:r>
-          </w:p>
-        </w:tc>
-        <w:tc>
-          <w:tcPr>
-            <w:tcW w:type="dxa" w:w="3402"/>
-            <w:tcMar>
-              <w:top w:w="50" w:type="dxa"/>
-              <w:bottom w:w="50" w:type="dxa"/>
-              <w:left w:w="90" w:type="dxa"/>
-              <w:right w:w="90" w:type="dxa"/>
-            </w:tcMar>
-            <w:shd w:val="clear" w:color="auto" w:fill="E5F5FF"/>
-          </w:tcPr>
-          <w:p>
-            <w:pPr>
-              <w:pStyle w:val="BDOITable"/>
-            </w:pPr>
-            <w:r>
-              <w:rPr>
-                <w:sz w:val="17"/>
-              </w:rPr>
-              <w:t>Quote the platform text.</w:t>
-            </w:r>
-          </w:p>
-        </w:tc>
-      </w:tr>
-      <w:tr>
-        <w:trPr>
-          <w:cantSplit w:val="true"/>
-        </w:trPr>
-        <w:tc>
-          <w:tcPr>
-            <w:tcW w:type="dxa" w:w="1056"/>
-            <w:tcMar>
-              <w:top w:w="50" w:type="dxa"/>
-              <w:bottom w:w="50" w:type="dxa"/>
-              <w:left w:w="90" w:type="dxa"/>
-              <w:right w:w="90" w:type="dxa"/>
-            </w:tcMar>
-          </w:tcPr>
-          <w:p>
-            <w:pPr>
-              <w:pStyle w:val="BDOITable"/>
-            </w:pPr>
-            <w:r>
-              <w:rPr>
-                <w:sz w:val="17"/>
-              </w:rPr>
-              <w:t>TF-CM-03</w:t>
-            </w:r>
-          </w:p>
-        </w:tc>
-        <w:tc>
-          <w:tcPr>
-            <w:tcW w:type="dxa" w:w="1290"/>
-            <w:tcMar>
-              <w:top w:w="50" w:type="dxa"/>
-              <w:bottom w:w="50" w:type="dxa"/>
-              <w:left w:w="90" w:type="dxa"/>
-              <w:right w:w="90" w:type="dxa"/>
-            </w:tcMar>
-          </w:tcPr>
-          <w:p>
-            <w:pPr>
-              <w:pStyle w:val="BDOITable"/>
-            </w:pPr>
-            <w:r>
-              <w:rPr>
-                <w:sz w:val="17"/>
-              </w:rPr>
-              <w:t>FR-CM-060</w:t>
-            </w:r>
-          </w:p>
-        </w:tc>
-        <w:tc>
-          <w:tcPr>
-            <w:tcW w:type="dxa" w:w="4223"/>
-            <w:tcMar>
-              <w:top w:w="50" w:type="dxa"/>
-              <w:bottom w:w="50" w:type="dxa"/>
-              <w:left w:w="90" w:type="dxa"/>
-              <w:right w:w="90" w:type="dxa"/>
-            </w:tcMar>
-          </w:tcPr>
-          <w:p>
-            <w:pPr>
-              <w:pStyle w:val="BDOITable"/>
-            </w:pPr>
-            <w:r>
-              <w:rPr>
-                <w:sz w:val="17"/>
-              </w:rPr>
-              <w:t>FR-CM-060 to 066 pair INVALID_REPORT_PARAMETERS with FRS texts ("The as-of date cannot be in the future", "The end date must be on or after the start date"). The report engine builds its own texts from the parameter labels, for example "&lt;to&gt; must not be before &lt;from&gt;". The future as-of date check does not exist in the engine today.</w:t>
-            </w:r>
-          </w:p>
-        </w:tc>
-        <w:tc>
-          <w:tcPr>
-            <w:tcW w:type="dxa" w:w="3402"/>
-            <w:tcMar>
-              <w:top w:w="50" w:type="dxa"/>
-              <w:bottom w:w="50" w:type="dxa"/>
-              <w:left w:w="90" w:type="dxa"/>
-              <w:right w:w="90" w:type="dxa"/>
-            </w:tcMar>
-          </w:tcPr>
-          <w:p>
-            <w:pPr>
-              <w:pStyle w:val="BDOITable"/>
-            </w:pPr>
-            <w:r>
-              <w:rPr>
-                <w:sz w:val="17"/>
-              </w:rPr>
-              <w:t>Quote the engine texts, and add the as-of date rule to the report definition at build; the range cases use the engine pattern, TC-CM-060.3-01 uses the FRS text.</w:t>
-            </w:r>
-          </w:p>
-        </w:tc>
-      </w:tr>
-      <w:tr>
-        <w:trPr>
-          <w:cantSplit w:val="true"/>
-        </w:trPr>
-        <w:tc>
-          <w:tcPr>
-            <w:tcW w:type="dxa" w:w="1056"/>
-            <w:tcMar>
-              <w:top w:w="50" w:type="dxa"/>
-              <w:bottom w:w="50" w:type="dxa"/>
-              <w:left w:w="90" w:type="dxa"/>
-              <w:right w:w="90" w:type="dxa"/>
-            </w:tcMar>
-            <w:shd w:val="clear" w:color="auto" w:fill="E5F5FF"/>
-          </w:tcPr>
-          <w:p>
-            <w:pPr>
-              <w:pStyle w:val="BDOITable"/>
-            </w:pPr>
-            <w:r>
-              <w:rPr>
-                <w:sz w:val="17"/>
-              </w:rPr>
-              <w:t>TF-CM-04</w:t>
-            </w:r>
-          </w:p>
-        </w:tc>
-        <w:tc>
-          <w:tcPr>
-            <w:tcW w:type="dxa" w:w="1290"/>
-            <w:tcMar>
-              <w:top w:w="50" w:type="dxa"/>
-              <w:bottom w:w="50" w:type="dxa"/>
-              <w:left w:w="90" w:type="dxa"/>
-              <w:right w:w="90" w:type="dxa"/>
-            </w:tcMar>
-            <w:shd w:val="clear" w:color="auto" w:fill="E5F5FF"/>
-          </w:tcPr>
-          <w:p>
-            <w:pPr>
-              <w:pStyle w:val="BDOITable"/>
-            </w:pPr>
-            <w:r>
-              <w:rPr>
-                <w:sz w:val="17"/>
-              </w:rPr>
-              <w:t>FR-CM-012</w:t>
-            </w:r>
-          </w:p>
-        </w:tc>
-        <w:tc>
-          <w:tcPr>
-            <w:tcW w:type="dxa" w:w="4223"/>
-            <w:tcMar>
-              <w:top w:w="50" w:type="dxa"/>
-              <w:bottom w:w="50" w:type="dxa"/>
-              <w:left w:w="90" w:type="dxa"/>
-              <w:right w:w="90" w:type="dxa"/>
-            </w:tcMar>
-            <w:shd w:val="clear" w:color="auto" w:fill="E5F5FF"/>
-          </w:tcPr>
-          <w:p>
-            <w:pPr>
-              <w:pStyle w:val="BDOITable"/>
-            </w:pPr>
-            <w:r>
-              <w:rPr>
-                <w:sz w:val="17"/>
-              </w:rPr>
-              <w:t>Acceptance criterion 3 says a Claims Officer without BCL_STATUS_UPDATE cannot correct the date, but the matrix of section 3.3 grants BCL_STATUS_UPDATE to officers (within the matrix). As written every officer can correct the reported date.</w:t>
-            </w:r>
-          </w:p>
-        </w:tc>
-        <w:tc>
-          <w:tcPr>
-            <w:tcW w:type="dxa" w:w="3402"/>
-            <w:tcMar>
-              <w:top w:w="50" w:type="dxa"/>
-              <w:bottom w:w="50" w:type="dxa"/>
-              <w:left w:w="90" w:type="dxa"/>
-              <w:right w:w="90" w:type="dxa"/>
-            </w:tcMar>
-            <w:shd w:val="clear" w:color="auto" w:fill="E5F5FF"/>
-          </w:tcPr>
-          <w:p>
-            <w:pPr>
-              <w:pStyle w:val="BDOITable"/>
-            </w:pPr>
-            <w:r>
-              <w:rPr>
-                <w:sz w:val="17"/>
-              </w:rPr>
-              <w:t>State whether the correction needs its own permission or is limited to TL / TH (CLQ03); the case removes the permission from a test role until then.</w:t>
-            </w:r>
-          </w:p>
-        </w:tc>
-      </w:tr>
-      <w:tr>
-        <w:trPr>
-          <w:cantSplit w:val="true"/>
-        </w:trPr>
-        <w:tc>
-          <w:tcPr>
-            <w:tcW w:type="dxa" w:w="1056"/>
-            <w:tcMar>
-              <w:top w:w="50" w:type="dxa"/>
-              <w:bottom w:w="50" w:type="dxa"/>
-              <w:left w:w="90" w:type="dxa"/>
-              <w:right w:w="90" w:type="dxa"/>
-            </w:tcMar>
-          </w:tcPr>
-          <w:p>
-            <w:pPr>
-              <w:pStyle w:val="BDOITable"/>
-            </w:pPr>
-            <w:r>
-              <w:rPr>
-                <w:sz w:val="17"/>
-              </w:rPr>
-              <w:t>TF-CM-05</w:t>
-            </w:r>
-          </w:p>
-        </w:tc>
-        <w:tc>
-          <w:tcPr>
-            <w:tcW w:type="dxa" w:w="1290"/>
-            <w:tcMar>
-              <w:top w:w="50" w:type="dxa"/>
-              <w:bottom w:w="50" w:type="dxa"/>
-              <w:left w:w="90" w:type="dxa"/>
-              <w:right w:w="90" w:type="dxa"/>
-            </w:tcMar>
-          </w:tcPr>
-          <w:p>
-            <w:pPr>
-              <w:pStyle w:val="BDOITable"/>
-            </w:pPr>
-            <w:r>
-              <w:rPr>
-                <w:sz w:val="17"/>
-              </w:rPr>
-              <w:t>FR-CM-045</w:t>
-            </w:r>
-          </w:p>
-        </w:tc>
-        <w:tc>
-          <w:tcPr>
-            <w:tcW w:type="dxa" w:w="4223"/>
-            <w:tcMar>
-              <w:top w:w="50" w:type="dxa"/>
-              <w:bottom w:w="50" w:type="dxa"/>
-              <w:left w:w="90" w:type="dxa"/>
-              <w:right w:w="90" w:type="dxa"/>
-            </w:tcMar>
-          </w:tcPr>
-          <w:p>
-            <w:pPr>
-              <w:pStyle w:val="BDOITable"/>
-            </w:pPr>
-            <w:r>
-              <w:rPr>
-                <w:sz w:val="17"/>
-              </w:rPr>
-              <w:t>The persona table gives reopen to the Team Head (CLM_TH) and the matrix gives BCL_REOPEN to TH and UH, while R1 says "TH / UH reopen (to confirm, CLQ06)". Temporarily closed claims keep ageing "to confirm" (R2 of FR-CM-053), so the ageing and outstanding cases depend on CLQ06.</w:t>
-            </w:r>
-          </w:p>
-        </w:tc>
-        <w:tc>
-          <w:tcPr>
-            <w:tcW w:type="dxa" w:w="3402"/>
-            <w:tcMar>
-              <w:top w:w="50" w:type="dxa"/>
-              <w:bottom w:w="50" w:type="dxa"/>
-              <w:left w:w="90" w:type="dxa"/>
-              <w:right w:w="90" w:type="dxa"/>
-            </w:tcMar>
-          </w:tcPr>
-          <w:p>
-            <w:pPr>
-              <w:pStyle w:val="BDOITable"/>
-            </w:pPr>
-            <w:r>
-              <w:rPr>
-                <w:sz w:val="17"/>
-              </w:rPr>
-              <w:t>Close CLQ06 before UAT.</w:t>
-            </w:r>
-          </w:p>
-        </w:tc>
-      </w:tr>
-      <w:tr>
-        <w:trPr>
-          <w:cantSplit w:val="true"/>
-        </w:trPr>
-        <w:tc>
-          <w:tcPr>
-            <w:tcW w:type="dxa" w:w="1056"/>
-            <w:tcMar>
-              <w:top w:w="50" w:type="dxa"/>
-              <w:bottom w:w="50" w:type="dxa"/>
-              <w:left w:w="90" w:type="dxa"/>
-              <w:right w:w="90" w:type="dxa"/>
-            </w:tcMar>
-            <w:shd w:val="clear" w:color="auto" w:fill="E5F5FF"/>
-          </w:tcPr>
-          <w:p>
-            <w:pPr>
-              <w:pStyle w:val="BDOITable"/>
-            </w:pPr>
-            <w:r>
-              <w:rPr>
-                <w:sz w:val="17"/>
-              </w:rPr>
-              <w:t>TF-CM-06</w:t>
-            </w:r>
-          </w:p>
-        </w:tc>
-        <w:tc>
-          <w:tcPr>
-            <w:tcW w:type="dxa" w:w="1290"/>
-            <w:tcMar>
-              <w:top w:w="50" w:type="dxa"/>
-              <w:bottom w:w="50" w:type="dxa"/>
-              <w:left w:w="90" w:type="dxa"/>
-              <w:right w:w="90" w:type="dxa"/>
-            </w:tcMar>
-            <w:shd w:val="clear" w:color="auto" w:fill="E5F5FF"/>
-          </w:tcPr>
-          <w:p>
-            <w:pPr>
-              <w:pStyle w:val="BDOITable"/>
-            </w:pPr>
-            <w:r>
-              <w:rPr>
-                <w:sz w:val="17"/>
-              </w:rPr>
-              <w:t>FR-CM-043</w:t>
-            </w:r>
-          </w:p>
-        </w:tc>
-        <w:tc>
-          <w:tcPr>
-            <w:tcW w:type="dxa" w:w="4223"/>
-            <w:tcMar>
-              <w:top w:w="50" w:type="dxa"/>
-              <w:bottom w:w="50" w:type="dxa"/>
-              <w:left w:w="90" w:type="dxa"/>
-              <w:right w:w="90" w:type="dxa"/>
-            </w:tcMar>
-            <w:shd w:val="clear" w:color="auto" w:fill="E5F5FF"/>
-          </w:tcPr>
-          <w:p>
-            <w:pPr>
-              <w:pStyle w:val="BDOITable"/>
-            </w:pPr>
-            <w:r>
-              <w:rPr>
-                <w:sz w:val="17"/>
-              </w:rPr>
-              <w:t>Two settlement types ("Settled - LOA Issued - For Schedule of Repair", "... Vehicle Under Repair") have "Closes the claim" to confirm (CLQ05), so their closure behaviour cannot be tested yet.</w:t>
-            </w:r>
-          </w:p>
-        </w:tc>
-        <w:tc>
-          <w:tcPr>
-            <w:tcW w:type="dxa" w:w="3402"/>
-            <w:tcMar>
-              <w:top w:w="50" w:type="dxa"/>
-              <w:bottom w:w="50" w:type="dxa"/>
-              <w:left w:w="90" w:type="dxa"/>
-              <w:right w:w="90" w:type="dxa"/>
-            </w:tcMar>
-            <w:shd w:val="clear" w:color="auto" w:fill="E5F5FF"/>
-          </w:tcPr>
-          <w:p>
-            <w:pPr>
-              <w:pStyle w:val="BDOITable"/>
-            </w:pPr>
-            <w:r>
-              <w:rPr>
-                <w:sz w:val="17"/>
-              </w:rPr>
-              <w:t>Answer CLQ05; the cases treat both as not closing.</w:t>
-            </w:r>
-          </w:p>
-        </w:tc>
-      </w:tr>
-      <w:tr>
-        <w:trPr>
-          <w:cantSplit w:val="true"/>
-        </w:trPr>
-        <w:tc>
-          <w:tcPr>
-            <w:tcW w:type="dxa" w:w="1056"/>
-            <w:tcMar>
-              <w:top w:w="50" w:type="dxa"/>
-              <w:bottom w:w="50" w:type="dxa"/>
-              <w:left w:w="90" w:type="dxa"/>
-              <w:right w:w="90" w:type="dxa"/>
-            </w:tcMar>
-          </w:tcPr>
-          <w:p>
-            <w:pPr>
-              <w:pStyle w:val="BDOITable"/>
-            </w:pPr>
-            <w:r>
-              <w:rPr>
-                <w:sz w:val="17"/>
-              </w:rPr>
-              <w:t>TF-CM-07</w:t>
-            </w:r>
-          </w:p>
-        </w:tc>
-        <w:tc>
-          <w:tcPr>
-            <w:tcW w:type="dxa" w:w="1290"/>
-            <w:tcMar>
-              <w:top w:w="50" w:type="dxa"/>
-              <w:bottom w:w="50" w:type="dxa"/>
-              <w:left w:w="90" w:type="dxa"/>
-              <w:right w:w="90" w:type="dxa"/>
-            </w:tcMar>
-          </w:tcPr>
-          <w:p>
-            <w:pPr>
-              <w:pStyle w:val="BDOITable"/>
-            </w:pPr>
-            <w:r>
-              <w:rPr>
-                <w:sz w:val="17"/>
-              </w:rPr>
-              <w:t>FR-CM-016</w:t>
-            </w:r>
-          </w:p>
-        </w:tc>
-        <w:tc>
-          <w:tcPr>
-            <w:tcW w:type="dxa" w:w="4223"/>
-            <w:tcMar>
-              <w:top w:w="50" w:type="dxa"/>
-              <w:bottom w:w="50" w:type="dxa"/>
-              <w:left w:w="90" w:type="dxa"/>
-              <w:right w:w="90" w:type="dxa"/>
-            </w:tcMar>
-          </w:tcPr>
-          <w:p>
-            <w:pPr>
-              <w:pStyle w:val="BDOITable"/>
-            </w:pPr>
-            <w:r>
-              <w:rPr>
-                <w:sz w:val="17"/>
-              </w:rPr>
-              <w:t>The meaning of the claims authorization code and any TL / TH override are open (CLQ01); the FRS tests only that the button is disabled while premium is unpaid.</w:t>
-            </w:r>
-          </w:p>
-        </w:tc>
-        <w:tc>
-          <w:tcPr>
-            <w:tcW w:type="dxa" w:w="3402"/>
-            <w:tcMar>
-              <w:top w:w="50" w:type="dxa"/>
-              <w:bottom w:w="50" w:type="dxa"/>
-              <w:left w:w="90" w:type="dxa"/>
-              <w:right w:w="90" w:type="dxa"/>
-            </w:tcMar>
-          </w:tcPr>
-          <w:p>
-            <w:pPr>
-              <w:pStyle w:val="BDOITable"/>
-            </w:pPr>
-            <w:r>
-              <w:rPr>
-                <w:sz w:val="17"/>
-              </w:rPr>
-              <w:t>Answer CLQ01 before UAT and add the override case if one is agreed.</w:t>
             </w:r>
           </w:p>
         </w:tc>
@@ -28469,12 +26313,12 @@
           <w:bottom w:val="single" w:sz="4" w:space="4" w:color="99C1E7"/>
         </w:pBdr>
       </w:pPr>
-      <w:bookmarkStart w:id="129" w:name="_Toc000129"/>
+      <w:bookmarkStart w:id="127" w:name="_Toc000127"/>
       <w:r>
         <w:rPr/>
-        <w:t>10 Sign-off</w:t>
+        <w:t>9 Sign-off</w:t>
       </w:r>
-      <w:bookmarkEnd w:id="129"/>
+      <w:bookmarkEnd w:id="127"/>
     </w:p>
     <w:p>
       <w:r>
